--- a/docs/preliminary_project/anteproyecto.docx
+++ b/docs/preliminary_project/anteproyecto.docx
@@ -967,7 +967,29 @@
                 <w:szCs w:val="20"/>
                 <w:rtl w:val="0"/>
               </w:rPr>
-              <w:t xml:space="preserve">El desarrollo de este Trabajo de Fin de Grado surge ante la escasez de librerías de optimización metaheurística en el ecosistema Rust. Actualmente existen pocas librerías de este tipo y, en general, presentan limitaciones en cuanto a madurez, extensibilidad y variedad de algoritmos disponibles.</w:t>
+              <w:t xml:space="preserve">El desarrollo de este Trabajo de Fin de Grado surge ante la escasez de librerías de optimización metaheurística en el ecosistema Rust </w:t>
+            </w:r>
+            <w:hyperlink w:anchor="jka92360e2td">
+              <w:r>
+                <w:rPr>
+                  <w:rFonts w:ascii="Times New Roman" w:cs="Times New Roman" w:eastAsia="Times New Roman" w:hAnsi="Times New Roman"/>
+                  <w:color w:val="1155cc"/>
+                  <w:sz w:val="20"/>
+                  <w:szCs w:val="20"/>
+                  <w:u w:val="single"/>
+                  <w:rtl w:val="0"/>
+                </w:rPr>
+                <w:t xml:space="preserve">[3]</w:t>
+              </w:r>
+            </w:hyperlink>
+            <w:r>
+              <w:rPr>
+                <w:rFonts w:ascii="Times New Roman" w:cs="Times New Roman" w:eastAsia="Times New Roman" w:hAnsi="Times New Roman"/>
+                <w:sz w:val="20"/>
+                <w:szCs w:val="20"/>
+                <w:rtl w:val="0"/>
+              </w:rPr>
+              <w:t xml:space="preserve">. Actualmente existen pocas librerías de este tipo y, en general, presentan limitaciones en cuanto a madurez, extensibilidad y variedad de algoritmos disponibles.</w:t>
             </w:r>
           </w:p>
           <w:p>
@@ -1694,7 +1716,29 @@
                 <w:szCs w:val="20"/>
                 <w:rtl w:val="0"/>
               </w:rPr>
-              <w:t xml:space="preserve">Para el desarrollo de la librería se empleará una metodología iterativa e incremental, inspirada en metodologías ágiles y, en particular, en un enfoque similar a SCRUM, adaptado al desarrollo individual de una única persona.</w:t>
+              <w:t xml:space="preserve">Para el desarrollo de la librería se empleará una metodología iterativa e incremental, inspirada en metodologías ágiles y, en particular, en un enfoque similar a SCRUM </w:t>
+            </w:r>
+            <w:hyperlink w:anchor="i94qzo70j404">
+              <w:r>
+                <w:rPr>
+                  <w:rFonts w:ascii="Times New Roman" w:cs="Times New Roman" w:eastAsia="Times New Roman" w:hAnsi="Times New Roman"/>
+                  <w:color w:val="1155cc"/>
+                  <w:sz w:val="20"/>
+                  <w:szCs w:val="20"/>
+                  <w:u w:val="single"/>
+                  <w:rtl w:val="0"/>
+                </w:rPr>
+                <w:t xml:space="preserve">[6]</w:t>
+              </w:r>
+            </w:hyperlink>
+            <w:r>
+              <w:rPr>
+                <w:rFonts w:ascii="Times New Roman" w:cs="Times New Roman" w:eastAsia="Times New Roman" w:hAnsi="Times New Roman"/>
+                <w:sz w:val="20"/>
+                <w:szCs w:val="20"/>
+                <w:rtl w:val="0"/>
+              </w:rPr>
+              <w:t xml:space="preserve">, adaptado al desarrollo individual de una única persona.</w:t>
             </w:r>
           </w:p>
           <w:p>
@@ -1968,7 +2012,27 @@
                 <w:szCs w:val="20"/>
                 <w:rtl w:val="0"/>
               </w:rPr>
-              <w:t xml:space="preserve">Metaheurística </w:t>
+              <w:t xml:space="preserve">Metaheurística:</w:t>
+            </w:r>
+          </w:p>
+          <w:p>
+            <w:pPr>
+              <w:ind w:left="1440" w:firstLine="0"/>
+              <w:jc w:val="both"/>
+              <w:rPr>
+                <w:rFonts w:ascii="Times New Roman" w:cs="Times New Roman" w:eastAsia="Times New Roman" w:hAnsi="Times New Roman"/>
+                <w:sz w:val="20"/>
+                <w:szCs w:val="20"/>
+              </w:rPr>
+            </w:pPr>
+            <w:r>
+              <w:rPr>
+                <w:rFonts w:ascii="Times New Roman" w:cs="Times New Roman" w:eastAsia="Times New Roman" w:hAnsi="Times New Roman"/>
+                <w:sz w:val="20"/>
+                <w:szCs w:val="20"/>
+                <w:rtl w:val="0"/>
+              </w:rPr>
+              <w:t xml:space="preserve">Análisis de algoritmos (Genéticos, Recocido Simulado, búsqueda tabú, etc.) para identificar abstracciones comunes.</w:t>
             </w:r>
           </w:p>
           <w:p>
@@ -1997,7 +2061,12 @@
                 <w:szCs w:val="20"/>
                 <w:rtl w:val="0"/>
               </w:rPr>
-              <w:t xml:space="preserve">Lenguaje de programación, Rust</w:t>
+              <w:t xml:space="preserve">Lenguaje de programación, Rust:</w:t>
+            </w:r>
+            <w:r>
+              <w:rPr>
+                <w:rtl w:val="0"/>
+              </w:rPr>
             </w:r>
           </w:p>
           <w:p>
@@ -2061,6 +2130,139 @@
           <w:p>
             <w:pPr>
               <w:numPr>
+                <w:ilvl w:val="1"/>
+                <w:numId w:val="1"/>
+              </w:numPr>
+              <w:ind w:left="1440" w:hanging="360"/>
+              <w:jc w:val="both"/>
+              <w:rPr>
+                <w:rFonts w:ascii="Times New Roman" w:cs="Times New Roman" w:eastAsia="Times New Roman" w:hAnsi="Times New Roman"/>
+                <w:b w:val="1"/>
+                <w:bCs w:val="1"/>
+                <w:sz w:val="20"/>
+                <w:szCs w:val="20"/>
+                <w:u w:val="none"/>
+              </w:rPr>
+            </w:pPr>
+            <w:r>
+              <w:rPr>
+                <w:rFonts w:ascii="Times New Roman" w:cs="Times New Roman" w:eastAsia="Times New Roman" w:hAnsi="Times New Roman"/>
+                <w:b w:val="1"/>
+                <w:bCs w:val="1"/>
+                <w:sz w:val="20"/>
+                <w:szCs w:val="20"/>
+                <w:rtl w:val="0"/>
+              </w:rPr>
+              <w:t xml:space="preserve">Estado del Arte: </w:t>
+            </w:r>
+          </w:p>
+          <w:p>
+            <w:pPr>
+              <w:ind w:left="1440" w:firstLine="0"/>
+              <w:jc w:val="both"/>
+              <w:rPr>
+                <w:rFonts w:ascii="Times New Roman" w:cs="Times New Roman" w:eastAsia="Times New Roman" w:hAnsi="Times New Roman"/>
+                <w:sz w:val="20"/>
+                <w:szCs w:val="20"/>
+              </w:rPr>
+            </w:pPr>
+            <w:r>
+              <w:rPr>
+                <w:rFonts w:ascii="Times New Roman" w:cs="Times New Roman" w:eastAsia="Times New Roman" w:hAnsi="Times New Roman"/>
+                <w:sz w:val="20"/>
+                <w:szCs w:val="20"/>
+                <w:rtl w:val="0"/>
+              </w:rPr>
+              <w:t xml:space="preserve">Estudio de librerías existentes para identificar oportunidades de mejora;  jMetal </w:t>
+            </w:r>
+            <w:hyperlink w:anchor="6ko5pwj9q1ud">
+              <w:r>
+                <w:rPr>
+                  <w:rFonts w:ascii="Times New Roman" w:cs="Times New Roman" w:eastAsia="Times New Roman" w:hAnsi="Times New Roman"/>
+                  <w:color w:val="1155cc"/>
+                  <w:sz w:val="20"/>
+                  <w:szCs w:val="20"/>
+                  <w:u w:val="single"/>
+                  <w:rtl w:val="0"/>
+                </w:rPr>
+                <w:t xml:space="preserve">[1]</w:t>
+              </w:r>
+            </w:hyperlink>
+            <w:r>
+              <w:rPr>
+                <w:rFonts w:ascii="Times New Roman" w:cs="Times New Roman" w:eastAsia="Times New Roman" w:hAnsi="Times New Roman"/>
+                <w:sz w:val="20"/>
+                <w:szCs w:val="20"/>
+                <w:rtl w:val="0"/>
+              </w:rPr>
+              <w:t xml:space="preserve">,</w:t>
+            </w:r>
+            <w:r>
+              <w:rPr>
+                <w:rFonts w:ascii="Times New Roman" w:cs="Times New Roman" w:eastAsia="Times New Roman" w:hAnsi="Times New Roman"/>
+                <w:sz w:val="20"/>
+                <w:szCs w:val="20"/>
+                <w:rtl w:val="0"/>
+              </w:rPr>
+              <w:t xml:space="preserve"> metaheuristics </w:t>
+            </w:r>
+            <w:hyperlink w:anchor="z8f6j2ez4v4k">
+              <w:r>
+                <w:rPr>
+                  <w:rFonts w:ascii="Times New Roman" w:cs="Times New Roman" w:eastAsia="Times New Roman" w:hAnsi="Times New Roman"/>
+                  <w:color w:val="1155cc"/>
+                  <w:sz w:val="20"/>
+                  <w:szCs w:val="20"/>
+                  <w:u w:val="single"/>
+                  <w:rtl w:val="0"/>
+                </w:rPr>
+                <w:t xml:space="preserve">[2]</w:t>
+              </w:r>
+            </w:hyperlink>
+            <w:r>
+              <w:rPr>
+                <w:rFonts w:ascii="Times New Roman" w:cs="Times New Roman" w:eastAsia="Times New Roman" w:hAnsi="Times New Roman"/>
+                <w:sz w:val="20"/>
+                <w:szCs w:val="20"/>
+                <w:rtl w:val="0"/>
+              </w:rPr>
+              <w:t xml:space="preserve">,</w:t>
+            </w:r>
+            <w:r>
+              <w:rPr>
+                <w:rFonts w:ascii="Times New Roman" w:cs="Times New Roman" w:eastAsia="Times New Roman" w:hAnsi="Times New Roman"/>
+                <w:sz w:val="20"/>
+                <w:szCs w:val="20"/>
+                <w:rtl w:val="0"/>
+              </w:rPr>
+              <w:t xml:space="preserve"> optim.lib </w:t>
+            </w:r>
+            <w:hyperlink w:anchor="nckyogn1urul">
+              <w:r>
+                <w:rPr>
+                  <w:rFonts w:ascii="Times New Roman" w:cs="Times New Roman" w:eastAsia="Times New Roman" w:hAnsi="Times New Roman"/>
+                  <w:color w:val="1155cc"/>
+                  <w:sz w:val="20"/>
+                  <w:szCs w:val="20"/>
+                  <w:u w:val="single"/>
+                  <w:rtl w:val="0"/>
+                </w:rPr>
+                <w:t xml:space="preserve">[5]</w:t>
+              </w:r>
+            </w:hyperlink>
+            <w:r>
+              <w:rPr>
+                <w:rFonts w:ascii="Times New Roman" w:cs="Times New Roman" w:eastAsia="Times New Roman" w:hAnsi="Times New Roman"/>
+                <w:sz w:val="20"/>
+                <w:szCs w:val="20"/>
+                <w:rtl w:val="0"/>
+              </w:rPr>
+              <w:t xml:space="preserve">.</w:t>
+            </w:r>
+          </w:p>
+          <w:p>
+            <w:pPr>
+              <w:numPr>
                 <w:ilvl w:val="0"/>
                 <w:numId w:val="1"/>
               </w:numPr>
@@ -2142,7 +2344,27 @@
                 <w:szCs w:val="20"/>
                 <w:rtl w:val="0"/>
               </w:rPr>
-              <w:t xml:space="preserve">División del trabajo en iteraciones</w:t>
+              <w:t xml:space="preserve">División del trabajo en iteraciones:</w:t>
+            </w:r>
+          </w:p>
+          <w:p>
+            <w:pPr>
+              <w:ind w:left="1440" w:firstLine="0"/>
+              <w:jc w:val="both"/>
+              <w:rPr>
+                <w:rFonts w:ascii="Times New Roman" w:cs="Times New Roman" w:eastAsia="Times New Roman" w:hAnsi="Times New Roman"/>
+                <w:sz w:val="20"/>
+                <w:szCs w:val="20"/>
+              </w:rPr>
+            </w:pPr>
+            <w:r>
+              <w:rPr>
+                <w:rFonts w:ascii="Times New Roman" w:cs="Times New Roman" w:eastAsia="Times New Roman" w:hAnsi="Times New Roman"/>
+                <w:sz w:val="20"/>
+                <w:szCs w:val="20"/>
+                <w:rtl w:val="0"/>
+              </w:rPr>
+              <w:t xml:space="preserve">Adopción de una metodología ágil para la división del trabajo en iteraciones (Sprints), permitiendo entregas incrementales de código funcional.</w:t>
             </w:r>
           </w:p>
           <w:p>
@@ -2200,7 +2422,27 @@
                 <w:szCs w:val="20"/>
                 <w:rtl w:val="0"/>
               </w:rPr>
-              <w:t xml:space="preserve">Diseño de la arquitectura</w:t>
+              <w:t xml:space="preserve">Diseño de la arquitectura: </w:t>
+            </w:r>
+          </w:p>
+          <w:p>
+            <w:pPr>
+              <w:ind w:left="1440" w:firstLine="0"/>
+              <w:jc w:val="both"/>
+              <w:rPr>
+                <w:rFonts w:ascii="Times New Roman" w:cs="Times New Roman" w:eastAsia="Times New Roman" w:hAnsi="Times New Roman"/>
+                <w:sz w:val="20"/>
+                <w:szCs w:val="20"/>
+              </w:rPr>
+            </w:pPr>
+            <w:r>
+              <w:rPr>
+                <w:rFonts w:ascii="Times New Roman" w:cs="Times New Roman" w:eastAsia="Times New Roman" w:hAnsi="Times New Roman"/>
+                <w:sz w:val="20"/>
+                <w:szCs w:val="20"/>
+                <w:rtl w:val="0"/>
+              </w:rPr>
+              <w:t xml:space="preserve">Definición de los componentes principales (Solución, Problema, Algoritmo, Observadores).</w:t>
             </w:r>
           </w:p>
           <w:p>
@@ -2229,7 +2471,27 @@
                 <w:szCs w:val="20"/>
                 <w:rtl w:val="0"/>
               </w:rPr>
-              <w:t xml:space="preserve">Decisión sobre los patrones de diseño</w:t>
+              <w:t xml:space="preserve">Decisión sobre los patrones de diseño: </w:t>
+            </w:r>
+          </w:p>
+          <w:p>
+            <w:pPr>
+              <w:ind w:left="1440" w:firstLine="0"/>
+              <w:jc w:val="both"/>
+              <w:rPr>
+                <w:rFonts w:ascii="Times New Roman" w:cs="Times New Roman" w:eastAsia="Times New Roman" w:hAnsi="Times New Roman"/>
+                <w:sz w:val="20"/>
+                <w:szCs w:val="20"/>
+              </w:rPr>
+            </w:pPr>
+            <w:r>
+              <w:rPr>
+                <w:rFonts w:ascii="Times New Roman" w:cs="Times New Roman" w:eastAsia="Times New Roman" w:hAnsi="Times New Roman"/>
+                <w:sz w:val="20"/>
+                <w:szCs w:val="20"/>
+                <w:rtl w:val="0"/>
+              </w:rPr>
+              <w:t xml:space="preserve">Selección de patrones (ej. Strategy para operadores, Builder para configurar algoritmos) que aprovechen el sistema de Traits de Rust para permitir que el usuario añada sus propias lógicas.</w:t>
             </w:r>
           </w:p>
           <w:p>
@@ -2287,7 +2549,27 @@
                 <w:szCs w:val="20"/>
                 <w:rtl w:val="0"/>
               </w:rPr>
-              <w:t xml:space="preserve">Código fuente, pruebas, ejemplos</w:t>
+              <w:t xml:space="preserve">Código fuente, pruebas, ejemplos: </w:t>
+            </w:r>
+          </w:p>
+          <w:p>
+            <w:pPr>
+              <w:ind w:left="1440" w:firstLine="0"/>
+              <w:jc w:val="both"/>
+              <w:rPr>
+                <w:rFonts w:ascii="Times New Roman" w:cs="Times New Roman" w:eastAsia="Times New Roman" w:hAnsi="Times New Roman"/>
+                <w:sz w:val="20"/>
+                <w:szCs w:val="20"/>
+              </w:rPr>
+            </w:pPr>
+            <w:r>
+              <w:rPr>
+                <w:rFonts w:ascii="Times New Roman" w:cs="Times New Roman" w:eastAsia="Times New Roman" w:hAnsi="Times New Roman"/>
+                <w:sz w:val="20"/>
+                <w:szCs w:val="20"/>
+                <w:rtl w:val="0"/>
+              </w:rPr>
+              <w:t xml:space="preserve">Implementación del núcleo de la librería y las metaheurísticas base, junto al desarrollo de tests unitarios y de integración para asegurar la robustez (aprovechando cargo test) y la creación de casos prácticos (ej. Problema del Viajante o Mochila) para demostrar la facilidad de uso y la extensibilidad.</w:t>
             </w:r>
           </w:p>
           <w:p>
@@ -2345,7 +2627,27 @@
                 <w:szCs w:val="20"/>
                 <w:rtl w:val="0"/>
               </w:rPr>
-              <w:t xml:space="preserve">Obtención de métricas</w:t>
+              <w:t xml:space="preserve">Obtención de métricas:</w:t>
+            </w:r>
+          </w:p>
+          <w:p>
+            <w:pPr>
+              <w:ind w:left="1440" w:firstLine="0"/>
+              <w:jc w:val="both"/>
+              <w:rPr>
+                <w:rFonts w:ascii="Times New Roman" w:cs="Times New Roman" w:eastAsia="Times New Roman" w:hAnsi="Times New Roman"/>
+                <w:sz w:val="20"/>
+                <w:szCs w:val="20"/>
+              </w:rPr>
+            </w:pPr>
+            <w:r>
+              <w:rPr>
+                <w:rFonts w:ascii="Times New Roman" w:cs="Times New Roman" w:eastAsia="Times New Roman" w:hAnsi="Times New Roman"/>
+                <w:sz w:val="20"/>
+                <w:szCs w:val="20"/>
+                <w:rtl w:val="0"/>
+              </w:rPr>
+              <w:t xml:space="preserve">Pruebas de rendimiento (benchmarks) y comparación de resultados con otras librerías o soluciones conocidas.</w:t>
             </w:r>
           </w:p>
           <w:p>
@@ -2432,7 +2734,27 @@
                 <w:szCs w:val="20"/>
                 <w:rtl w:val="0"/>
               </w:rPr>
-              <w:t xml:space="preserve">Identificación de las limitaciones</w:t>
+              <w:t xml:space="preserve">Identificación de las limitaciones:</w:t>
+            </w:r>
+          </w:p>
+          <w:p>
+            <w:pPr>
+              <w:ind w:left="1440" w:firstLine="0"/>
+              <w:jc w:val="both"/>
+              <w:rPr>
+                <w:rFonts w:ascii="Times New Roman" w:cs="Times New Roman" w:eastAsia="Times New Roman" w:hAnsi="Times New Roman"/>
+                <w:sz w:val="20"/>
+                <w:szCs w:val="20"/>
+              </w:rPr>
+            </w:pPr>
+            <w:r>
+              <w:rPr>
+                <w:rFonts w:ascii="Times New Roman" w:cs="Times New Roman" w:eastAsia="Times New Roman" w:hAnsi="Times New Roman"/>
+                <w:sz w:val="20"/>
+                <w:szCs w:val="20"/>
+                <w:rtl w:val="0"/>
+              </w:rPr>
+              <w:t xml:space="preserve">Reflexión sobre los puntos fuertes del lenguaje y las dificultades encontradas.</w:t>
             </w:r>
           </w:p>
           <w:p>
@@ -2519,7 +2841,27 @@
                 <w:szCs w:val="20"/>
                 <w:rtl w:val="0"/>
               </w:rPr>
-              <w:t xml:space="preserve">Desarrollo de la memoria</w:t>
+              <w:t xml:space="preserve">Desarrollo de la memoria:</w:t>
+            </w:r>
+          </w:p>
+          <w:p>
+            <w:pPr>
+              <w:ind w:left="1440" w:firstLine="0"/>
+              <w:jc w:val="both"/>
+              <w:rPr>
+                <w:rFonts w:ascii="Times New Roman" w:cs="Times New Roman" w:eastAsia="Times New Roman" w:hAnsi="Times New Roman"/>
+                <w:sz w:val="20"/>
+                <w:szCs w:val="20"/>
+              </w:rPr>
+            </w:pPr>
+            <w:r>
+              <w:rPr>
+                <w:rFonts w:ascii="Times New Roman" w:cs="Times New Roman" w:eastAsia="Times New Roman" w:hAnsi="Times New Roman"/>
+                <w:sz w:val="20"/>
+                <w:szCs w:val="20"/>
+                <w:rtl w:val="0"/>
+              </w:rPr>
+              <w:t xml:space="preserve">Elaboración del documento académico que recoge todo el proceso.</w:t>
             </w:r>
           </w:p>
           <w:p>
@@ -2723,10 +3065,42 @@
               </w:rPr>
             </w:r>
           </w:p>
+          <w:p>
+            <w:pPr>
+              <w:rPr>
+                <w:rFonts w:ascii="Times New Roman" w:cs="Times New Roman" w:eastAsia="Times New Roman" w:hAnsi="Times New Roman"/>
+                <w:b w:val="1"/>
+                <w:bCs w:val="1"/>
+                <w:sz w:val="24"/>
+                <w:szCs w:val="24"/>
+              </w:rPr>
+            </w:pPr>
+            <w:r>
+              <w:rPr>
+                <w:rtl w:val="0"/>
+              </w:rPr>
+            </w:r>
+          </w:p>
+          <w:p>
+            <w:pPr>
+              <w:rPr>
+                <w:rFonts w:ascii="Times New Roman" w:cs="Times New Roman" w:eastAsia="Times New Roman" w:hAnsi="Times New Roman"/>
+                <w:b w:val="1"/>
+                <w:bCs w:val="1"/>
+                <w:sz w:val="24"/>
+                <w:szCs w:val="24"/>
+              </w:rPr>
+            </w:pPr>
+            <w:r>
+              <w:rPr>
+                <w:rtl w:val="0"/>
+              </w:rPr>
+            </w:r>
+          </w:p>
           <w:tbl>
             <w:tblPr>
               <w:tblStyle w:val="Table6"/>
-              <w:tblW w:w="7620.0" w:type="dxa"/>
+              <w:tblW w:w="7470.0" w:type="dxa"/>
               <w:jc w:val="left"/>
               <w:tblBorders>
                 <w:top w:color="000000" w:space="0" w:sz="4" w:val="single"/>
@@ -2740,12 +3114,12 @@
               <w:tblLook w:val="0400"/>
             </w:tblPr>
             <w:tblGrid>
-              <w:gridCol w:w="6060"/>
-              <w:gridCol w:w="1560"/>
+              <w:gridCol w:w="5895"/>
+              <w:gridCol w:w="1575"/>
               <w:tblGridChange w:id="0">
                 <w:tblGrid>
-                  <w:gridCol w:w="6060"/>
-                  <w:gridCol w:w="1560"/>
+                  <w:gridCol w:w="5895"/>
+                  <w:gridCol w:w="1575"/>
                 </w:tblGrid>
               </w:tblGridChange>
             </w:tblGrid>
@@ -2957,7 +3331,7 @@
                       <w:szCs w:val="20"/>
                       <w:rtl w:val="0"/>
                     </w:rPr>
-                    <w:t xml:space="preserve">12</w:t>
+                    <w:t xml:space="preserve">16</w:t>
                   </w:r>
                 </w:p>
               </w:tc>
@@ -2993,6 +3367,703 @@
                       <w:rtl w:val="0"/>
                     </w:rPr>
                     <w:t xml:space="preserve">Estudio sobre el lenguaje de programación (RUST)</w:t>
+                  </w:r>
+                </w:p>
+              </w:tc>
+              <w:tc>
+                <w:tcPr/>
+                <w:p>
+                  <w:pPr>
+                    <w:jc w:val="center"/>
+                    <w:rPr>
+                      <w:rFonts w:ascii="Times New Roman" w:cs="Times New Roman" w:eastAsia="Times New Roman" w:hAnsi="Times New Roman"/>
+                      <w:b w:val="1"/>
+                      <w:bCs w:val="1"/>
+                      <w:sz w:val="20"/>
+                      <w:szCs w:val="20"/>
+                    </w:rPr>
+                  </w:pPr>
+                  <w:r>
+                    <w:rPr>
+                      <w:rFonts w:ascii="Times New Roman" w:cs="Times New Roman" w:eastAsia="Times New Roman" w:hAnsi="Times New Roman"/>
+                      <w:b w:val="1"/>
+                      <w:bCs w:val="1"/>
+                      <w:sz w:val="20"/>
+                      <w:szCs w:val="20"/>
+                      <w:rtl w:val="0"/>
+                    </w:rPr>
+                    <w:t xml:space="preserve">25</w:t>
+                  </w:r>
+                </w:p>
+              </w:tc>
+            </w:tr>
+            <w:tr>
+              <w:trPr>
+                <w:cantSplit w:val="0"/>
+                <w:tblHeader w:val="0"/>
+              </w:trPr>
+              <w:tc>
+                <w:tcPr>
+                  <w:tcBorders>
+                    <w:bottom w:color="000000" w:space="0" w:sz="4" w:val="single"/>
+                  </w:tcBorders>
+                </w:tcPr>
+                <w:p>
+                  <w:pPr>
+                    <w:rPr>
+                      <w:rFonts w:ascii="Times New Roman" w:cs="Times New Roman" w:eastAsia="Times New Roman" w:hAnsi="Times New Roman"/>
+                      <w:b w:val="1"/>
+                      <w:bCs w:val="1"/>
+                      <w:sz w:val="20"/>
+                      <w:szCs w:val="20"/>
+                    </w:rPr>
+                  </w:pPr>
+                  <w:r>
+                    <w:rPr>
+                      <w:rFonts w:ascii="Times New Roman" w:cs="Times New Roman" w:eastAsia="Times New Roman" w:hAnsi="Times New Roman"/>
+                      <w:b w:val="1"/>
+                      <w:bCs w:val="1"/>
+                      <w:sz w:val="20"/>
+                      <w:szCs w:val="20"/>
+                      <w:rtl w:val="0"/>
+                    </w:rPr>
+                    <w:t xml:space="preserve">Estudio sobre el compilador, Cargo</w:t>
+                  </w:r>
+                </w:p>
+              </w:tc>
+              <w:tc>
+                <w:tcPr/>
+                <w:p>
+                  <w:pPr>
+                    <w:jc w:val="center"/>
+                    <w:rPr>
+                      <w:rFonts w:ascii="Times New Roman" w:cs="Times New Roman" w:eastAsia="Times New Roman" w:hAnsi="Times New Roman"/>
+                      <w:b w:val="1"/>
+                      <w:bCs w:val="1"/>
+                      <w:sz w:val="20"/>
+                      <w:szCs w:val="20"/>
+                    </w:rPr>
+                  </w:pPr>
+                  <w:r>
+                    <w:rPr>
+                      <w:rFonts w:ascii="Times New Roman" w:cs="Times New Roman" w:eastAsia="Times New Roman" w:hAnsi="Times New Roman"/>
+                      <w:b w:val="1"/>
+                      <w:bCs w:val="1"/>
+                      <w:sz w:val="20"/>
+                      <w:szCs w:val="20"/>
+                      <w:rtl w:val="0"/>
+                    </w:rPr>
+                    <w:t xml:space="preserve">4</w:t>
+                  </w:r>
+                </w:p>
+              </w:tc>
+            </w:tr>
+            <w:tr>
+              <w:trPr>
+                <w:cantSplit w:val="0"/>
+                <w:tblHeader w:val="0"/>
+              </w:trPr>
+              <w:tc>
+                <w:tcPr>
+                  <w:tcBorders>
+                    <w:bottom w:color="000000" w:space="0" w:sz="4" w:val="single"/>
+                  </w:tcBorders>
+                </w:tcPr>
+                <w:p>
+                  <w:pPr>
+                    <w:rPr>
+                      <w:rFonts w:ascii="Times New Roman" w:cs="Times New Roman" w:eastAsia="Times New Roman" w:hAnsi="Times New Roman"/>
+                      <w:b w:val="1"/>
+                      <w:bCs w:val="1"/>
+                      <w:sz w:val="20"/>
+                      <w:szCs w:val="20"/>
+                    </w:rPr>
+                  </w:pPr>
+                  <w:r>
+                    <w:rPr>
+                      <w:rFonts w:ascii="Times New Roman" w:cs="Times New Roman" w:eastAsia="Times New Roman" w:hAnsi="Times New Roman"/>
+                      <w:b w:val="1"/>
+                      <w:bCs w:val="1"/>
+                      <w:sz w:val="20"/>
+                      <w:szCs w:val="20"/>
+                      <w:rtl w:val="0"/>
+                    </w:rPr>
+                    <w:t xml:space="preserve">Estudio sobre los Crates</w:t>
+                  </w:r>
+                </w:p>
+              </w:tc>
+              <w:tc>
+                <w:tcPr/>
+                <w:p>
+                  <w:pPr>
+                    <w:jc w:val="center"/>
+                    <w:rPr>
+                      <w:rFonts w:ascii="Times New Roman" w:cs="Times New Roman" w:eastAsia="Times New Roman" w:hAnsi="Times New Roman"/>
+                      <w:b w:val="1"/>
+                      <w:bCs w:val="1"/>
+                      <w:sz w:val="20"/>
+                      <w:szCs w:val="20"/>
+                    </w:rPr>
+                  </w:pPr>
+                  <w:r>
+                    <w:rPr>
+                      <w:rFonts w:ascii="Times New Roman" w:cs="Times New Roman" w:eastAsia="Times New Roman" w:hAnsi="Times New Roman"/>
+                      <w:b w:val="1"/>
+                      <w:bCs w:val="1"/>
+                      <w:sz w:val="20"/>
+                      <w:szCs w:val="20"/>
+                      <w:rtl w:val="0"/>
+                    </w:rPr>
+                    <w:t xml:space="preserve">2</w:t>
+                  </w:r>
+                </w:p>
+              </w:tc>
+            </w:tr>
+            <w:tr>
+              <w:trPr>
+                <w:cantSplit w:val="0"/>
+                <w:tblHeader w:val="0"/>
+              </w:trPr>
+              <w:tc>
+                <w:tcPr>
+                  <w:tcBorders>
+                    <w:bottom w:color="000000" w:space="0" w:sz="4" w:val="single"/>
+                  </w:tcBorders>
+                </w:tcPr>
+                <w:p>
+                  <w:pPr>
+                    <w:rPr>
+                      <w:rFonts w:ascii="Times New Roman" w:cs="Times New Roman" w:eastAsia="Times New Roman" w:hAnsi="Times New Roman"/>
+                      <w:b w:val="1"/>
+                      <w:bCs w:val="1"/>
+                      <w:sz w:val="20"/>
+                      <w:szCs w:val="20"/>
+                    </w:rPr>
+                  </w:pPr>
+                  <w:r>
+                    <w:rPr>
+                      <w:rFonts w:ascii="Times New Roman" w:cs="Times New Roman" w:eastAsia="Times New Roman" w:hAnsi="Times New Roman"/>
+                      <w:b w:val="1"/>
+                      <w:bCs w:val="1"/>
+                      <w:sz w:val="20"/>
+                      <w:szCs w:val="20"/>
+                      <w:rtl w:val="0"/>
+                    </w:rPr>
+                    <w:t xml:space="preserve">Estado del arte</w:t>
+                  </w:r>
+                </w:p>
+              </w:tc>
+              <w:tc>
+                <w:tcPr/>
+                <w:p>
+                  <w:pPr>
+                    <w:jc w:val="center"/>
+                    <w:rPr>
+                      <w:rFonts w:ascii="Times New Roman" w:cs="Times New Roman" w:eastAsia="Times New Roman" w:hAnsi="Times New Roman"/>
+                      <w:b w:val="1"/>
+                      <w:bCs w:val="1"/>
+                      <w:sz w:val="20"/>
+                      <w:szCs w:val="20"/>
+                    </w:rPr>
+                  </w:pPr>
+                  <w:r>
+                    <w:rPr>
+                      <w:rFonts w:ascii="Times New Roman" w:cs="Times New Roman" w:eastAsia="Times New Roman" w:hAnsi="Times New Roman"/>
+                      <w:b w:val="1"/>
+                      <w:bCs w:val="1"/>
+                      <w:sz w:val="20"/>
+                      <w:szCs w:val="20"/>
+                      <w:rtl w:val="0"/>
+                    </w:rPr>
+                    <w:t xml:space="preserve">8</w:t>
+                  </w:r>
+                </w:p>
+              </w:tc>
+            </w:tr>
+            <w:tr>
+              <w:trPr>
+                <w:cantSplit w:val="0"/>
+                <w:tblHeader w:val="0"/>
+              </w:trPr>
+              <w:tc>
+                <w:tcPr>
+                  <w:tcBorders>
+                    <w:bottom w:color="000000" w:space="0" w:sz="4" w:val="single"/>
+                  </w:tcBorders>
+                </w:tcPr>
+                <w:p>
+                  <w:pPr>
+                    <w:rPr>
+                      <w:rFonts w:ascii="Times New Roman" w:cs="Times New Roman" w:eastAsia="Times New Roman" w:hAnsi="Times New Roman"/>
+                      <w:b w:val="1"/>
+                      <w:bCs w:val="1"/>
+                      <w:sz w:val="20"/>
+                      <w:szCs w:val="20"/>
+                    </w:rPr>
+                  </w:pPr>
+                  <w:r>
+                    <w:rPr>
+                      <w:rtl w:val="0"/>
+                    </w:rPr>
+                  </w:r>
+                </w:p>
+              </w:tc>
+              <w:tc>
+                <w:tcPr/>
+                <w:p>
+                  <w:pPr>
+                    <w:jc w:val="center"/>
+                    <w:rPr>
+                      <w:rFonts w:ascii="Times New Roman" w:cs="Times New Roman" w:eastAsia="Times New Roman" w:hAnsi="Times New Roman"/>
+                      <w:b w:val="1"/>
+                      <w:bCs w:val="1"/>
+                      <w:sz w:val="20"/>
+                      <w:szCs w:val="20"/>
+                    </w:rPr>
+                  </w:pPr>
+                  <w:r>
+                    <w:rPr>
+                      <w:rtl w:val="0"/>
+                    </w:rPr>
+                  </w:r>
+                </w:p>
+              </w:tc>
+            </w:tr>
+            <w:tr>
+              <w:trPr>
+                <w:cantSplit w:val="0"/>
+                <w:trHeight w:val="169.98046875" w:hRule="atLeast"/>
+                <w:tblHeader w:val="0"/>
+              </w:trPr>
+              <w:tc>
+                <w:tcPr>
+                  <w:tcBorders>
+                    <w:bottom w:color="000000" w:space="0" w:sz="4" w:val="single"/>
+                  </w:tcBorders>
+                </w:tcPr>
+                <w:p>
+                  <w:pPr>
+                    <w:rPr>
+                      <w:rFonts w:ascii="Times New Roman" w:cs="Times New Roman" w:eastAsia="Times New Roman" w:hAnsi="Times New Roman"/>
+                      <w:b w:val="1"/>
+                      <w:bCs w:val="1"/>
+                      <w:sz w:val="20"/>
+                      <w:szCs w:val="20"/>
+                    </w:rPr>
+                  </w:pPr>
+                  <w:r>
+                    <w:rPr>
+                      <w:rFonts w:ascii="Times New Roman" w:cs="Times New Roman" w:eastAsia="Times New Roman" w:hAnsi="Times New Roman"/>
+                      <w:b w:val="1"/>
+                      <w:bCs w:val="1"/>
+                      <w:sz w:val="20"/>
+                      <w:szCs w:val="20"/>
+                      <w:rtl w:val="0"/>
+                    </w:rPr>
+                    <w:t xml:space="preserve">Análisis de los requisitos</w:t>
+                  </w:r>
+                </w:p>
+              </w:tc>
+              <w:tc>
+                <w:tcPr/>
+                <w:p>
+                  <w:pPr>
+                    <w:jc w:val="center"/>
+                    <w:rPr>
+                      <w:rFonts w:ascii="Times New Roman" w:cs="Times New Roman" w:eastAsia="Times New Roman" w:hAnsi="Times New Roman"/>
+                      <w:b w:val="1"/>
+                      <w:bCs w:val="1"/>
+                      <w:sz w:val="20"/>
+                      <w:szCs w:val="20"/>
+                    </w:rPr>
+                  </w:pPr>
+                  <w:r>
+                    <w:rPr>
+                      <w:rFonts w:ascii="Times New Roman" w:cs="Times New Roman" w:eastAsia="Times New Roman" w:hAnsi="Times New Roman"/>
+                      <w:b w:val="1"/>
+                      <w:bCs w:val="1"/>
+                      <w:sz w:val="20"/>
+                      <w:szCs w:val="20"/>
+                      <w:rtl w:val="0"/>
+                    </w:rPr>
+                    <w:t xml:space="preserve">7</w:t>
+                  </w:r>
+                </w:p>
+              </w:tc>
+            </w:tr>
+            <w:tr>
+              <w:trPr>
+                <w:cantSplit w:val="0"/>
+                <w:tblHeader w:val="0"/>
+              </w:trPr>
+              <w:tc>
+                <w:tcPr>
+                  <w:tcBorders>
+                    <w:bottom w:color="000000" w:space="0" w:sz="4" w:val="single"/>
+                  </w:tcBorders>
+                </w:tcPr>
+                <w:p>
+                  <w:pPr>
+                    <w:rPr>
+                      <w:rFonts w:ascii="Times New Roman" w:cs="Times New Roman" w:eastAsia="Times New Roman" w:hAnsi="Times New Roman"/>
+                      <w:b w:val="1"/>
+                      <w:bCs w:val="1"/>
+                      <w:sz w:val="20"/>
+                      <w:szCs w:val="20"/>
+                    </w:rPr>
+                  </w:pPr>
+                  <w:r>
+                    <w:rPr>
+                      <w:rFonts w:ascii="Times New Roman" w:cs="Times New Roman" w:eastAsia="Times New Roman" w:hAnsi="Times New Roman"/>
+                      <w:b w:val="1"/>
+                      <w:bCs w:val="1"/>
+                      <w:sz w:val="20"/>
+                      <w:szCs w:val="20"/>
+                      <w:rtl w:val="0"/>
+                    </w:rPr>
+                    <w:t xml:space="preserve">División del trabajo en iteraciones</w:t>
+                  </w:r>
+                </w:p>
+              </w:tc>
+              <w:tc>
+                <w:tcPr/>
+                <w:p>
+                  <w:pPr>
+                    <w:jc w:val="center"/>
+                    <w:rPr>
+                      <w:rFonts w:ascii="Times New Roman" w:cs="Times New Roman" w:eastAsia="Times New Roman" w:hAnsi="Times New Roman"/>
+                      <w:b w:val="1"/>
+                      <w:bCs w:val="1"/>
+                      <w:sz w:val="20"/>
+                      <w:szCs w:val="20"/>
+                    </w:rPr>
+                  </w:pPr>
+                  <w:r>
+                    <w:rPr>
+                      <w:rFonts w:ascii="Times New Roman" w:cs="Times New Roman" w:eastAsia="Times New Roman" w:hAnsi="Times New Roman"/>
+                      <w:b w:val="1"/>
+                      <w:bCs w:val="1"/>
+                      <w:sz w:val="20"/>
+                      <w:szCs w:val="20"/>
+                      <w:rtl w:val="0"/>
+                    </w:rPr>
+                    <w:t xml:space="preserve">3</w:t>
+                  </w:r>
+                </w:p>
+              </w:tc>
+            </w:tr>
+            <w:tr>
+              <w:trPr>
+                <w:cantSplit w:val="0"/>
+                <w:tblHeader w:val="0"/>
+              </w:trPr>
+              <w:tc>
+                <w:tcPr>
+                  <w:tcBorders>
+                    <w:bottom w:color="000000" w:space="0" w:sz="4" w:val="single"/>
+                  </w:tcBorders>
+                </w:tcPr>
+                <w:p>
+                  <w:pPr>
+                    <w:rPr>
+                      <w:rFonts w:ascii="Times New Roman" w:cs="Times New Roman" w:eastAsia="Times New Roman" w:hAnsi="Times New Roman"/>
+                      <w:b w:val="1"/>
+                      <w:bCs w:val="1"/>
+                      <w:sz w:val="20"/>
+                      <w:szCs w:val="20"/>
+                    </w:rPr>
+                  </w:pPr>
+                  <w:r>
+                    <w:rPr>
+                      <w:rtl w:val="0"/>
+                    </w:rPr>
+                  </w:r>
+                </w:p>
+              </w:tc>
+              <w:tc>
+                <w:tcPr/>
+                <w:p>
+                  <w:pPr>
+                    <w:jc w:val="center"/>
+                    <w:rPr>
+                      <w:rFonts w:ascii="Times New Roman" w:cs="Times New Roman" w:eastAsia="Times New Roman" w:hAnsi="Times New Roman"/>
+                      <w:b w:val="1"/>
+                      <w:bCs w:val="1"/>
+                      <w:sz w:val="20"/>
+                      <w:szCs w:val="20"/>
+                    </w:rPr>
+                  </w:pPr>
+                  <w:r>
+                    <w:rPr>
+                      <w:rtl w:val="0"/>
+                    </w:rPr>
+                  </w:r>
+                </w:p>
+              </w:tc>
+            </w:tr>
+            <w:tr>
+              <w:trPr>
+                <w:cantSplit w:val="0"/>
+                <w:tblHeader w:val="0"/>
+              </w:trPr>
+              <w:tc>
+                <w:tcPr>
+                  <w:tcBorders>
+                    <w:bottom w:color="000000" w:space="0" w:sz="4" w:val="single"/>
+                  </w:tcBorders>
+                </w:tcPr>
+                <w:p>
+                  <w:pPr>
+                    <w:rPr>
+                      <w:rFonts w:ascii="Times New Roman" w:cs="Times New Roman" w:eastAsia="Times New Roman" w:hAnsi="Times New Roman"/>
+                      <w:b w:val="1"/>
+                      <w:bCs w:val="1"/>
+                      <w:sz w:val="20"/>
+                      <w:szCs w:val="20"/>
+                    </w:rPr>
+                  </w:pPr>
+                  <w:r>
+                    <w:rPr>
+                      <w:rFonts w:ascii="Times New Roman" w:cs="Times New Roman" w:eastAsia="Times New Roman" w:hAnsi="Times New Roman"/>
+                      <w:b w:val="1"/>
+                      <w:bCs w:val="1"/>
+                      <w:sz w:val="20"/>
+                      <w:szCs w:val="20"/>
+                      <w:rtl w:val="0"/>
+                    </w:rPr>
+                    <w:t xml:space="preserve">Diseño de la arquitectura</w:t>
+                  </w:r>
+                </w:p>
+              </w:tc>
+              <w:tc>
+                <w:tcPr/>
+                <w:p>
+                  <w:pPr>
+                    <w:jc w:val="center"/>
+                    <w:rPr>
+                      <w:rFonts w:ascii="Times New Roman" w:cs="Times New Roman" w:eastAsia="Times New Roman" w:hAnsi="Times New Roman"/>
+                      <w:b w:val="1"/>
+                      <w:bCs w:val="1"/>
+                      <w:sz w:val="20"/>
+                      <w:szCs w:val="20"/>
+                    </w:rPr>
+                  </w:pPr>
+                  <w:r>
+                    <w:rPr>
+                      <w:rFonts w:ascii="Times New Roman" w:cs="Times New Roman" w:eastAsia="Times New Roman" w:hAnsi="Times New Roman"/>
+                      <w:b w:val="1"/>
+                      <w:bCs w:val="1"/>
+                      <w:sz w:val="20"/>
+                      <w:szCs w:val="20"/>
+                      <w:rtl w:val="0"/>
+                    </w:rPr>
+                    <w:t xml:space="preserve">28</w:t>
+                  </w:r>
+                </w:p>
+              </w:tc>
+            </w:tr>
+            <w:tr>
+              <w:trPr>
+                <w:cantSplit w:val="0"/>
+                <w:tblHeader w:val="0"/>
+              </w:trPr>
+              <w:tc>
+                <w:tcPr>
+                  <w:tcBorders>
+                    <w:bottom w:color="000000" w:space="0" w:sz="4" w:val="single"/>
+                  </w:tcBorders>
+                </w:tcPr>
+                <w:p>
+                  <w:pPr>
+                    <w:rPr>
+                      <w:rFonts w:ascii="Times New Roman" w:cs="Times New Roman" w:eastAsia="Times New Roman" w:hAnsi="Times New Roman"/>
+                      <w:b w:val="1"/>
+                      <w:bCs w:val="1"/>
+                      <w:sz w:val="20"/>
+                      <w:szCs w:val="20"/>
+                    </w:rPr>
+                  </w:pPr>
+                  <w:r>
+                    <w:rPr>
+                      <w:rFonts w:ascii="Times New Roman" w:cs="Times New Roman" w:eastAsia="Times New Roman" w:hAnsi="Times New Roman"/>
+                      <w:b w:val="1"/>
+                      <w:bCs w:val="1"/>
+                      <w:sz w:val="20"/>
+                      <w:szCs w:val="20"/>
+                      <w:rtl w:val="0"/>
+                    </w:rPr>
+                    <w:t xml:space="preserve">Decisión sobre los patrones de diseño</w:t>
+                  </w:r>
+                </w:p>
+              </w:tc>
+              <w:tc>
+                <w:tcPr/>
+                <w:p>
+                  <w:pPr>
+                    <w:jc w:val="center"/>
+                    <w:rPr>
+                      <w:rFonts w:ascii="Times New Roman" w:cs="Times New Roman" w:eastAsia="Times New Roman" w:hAnsi="Times New Roman"/>
+                      <w:b w:val="1"/>
+                      <w:bCs w:val="1"/>
+                      <w:sz w:val="20"/>
+                      <w:szCs w:val="20"/>
+                    </w:rPr>
+                  </w:pPr>
+                  <w:r>
+                    <w:rPr>
+                      <w:rFonts w:ascii="Times New Roman" w:cs="Times New Roman" w:eastAsia="Times New Roman" w:hAnsi="Times New Roman"/>
+                      <w:b w:val="1"/>
+                      <w:bCs w:val="1"/>
+                      <w:sz w:val="20"/>
+                      <w:szCs w:val="20"/>
+                      <w:rtl w:val="0"/>
+                    </w:rPr>
+                    <w:t xml:space="preserve">7</w:t>
+                  </w:r>
+                </w:p>
+              </w:tc>
+            </w:tr>
+            <w:tr>
+              <w:trPr>
+                <w:cantSplit w:val="0"/>
+                <w:tblHeader w:val="0"/>
+              </w:trPr>
+              <w:tc>
+                <w:tcPr>
+                  <w:tcBorders>
+                    <w:bottom w:color="000000" w:space="0" w:sz="4" w:val="single"/>
+                  </w:tcBorders>
+                </w:tcPr>
+                <w:p>
+                  <w:pPr>
+                    <w:rPr>
+                      <w:rFonts w:ascii="Times New Roman" w:cs="Times New Roman" w:eastAsia="Times New Roman" w:hAnsi="Times New Roman"/>
+                      <w:b w:val="1"/>
+                      <w:bCs w:val="1"/>
+                      <w:sz w:val="20"/>
+                      <w:szCs w:val="20"/>
+                    </w:rPr>
+                  </w:pPr>
+                  <w:r>
+                    <w:rPr>
+                      <w:rtl w:val="0"/>
+                    </w:rPr>
+                  </w:r>
+                </w:p>
+              </w:tc>
+              <w:tc>
+                <w:tcPr/>
+                <w:p>
+                  <w:pPr>
+                    <w:jc w:val="center"/>
+                    <w:rPr>
+                      <w:rFonts w:ascii="Times New Roman" w:cs="Times New Roman" w:eastAsia="Times New Roman" w:hAnsi="Times New Roman"/>
+                      <w:b w:val="1"/>
+                      <w:bCs w:val="1"/>
+                      <w:sz w:val="20"/>
+                      <w:szCs w:val="20"/>
+                    </w:rPr>
+                  </w:pPr>
+                  <w:r>
+                    <w:rPr>
+                      <w:rtl w:val="0"/>
+                    </w:rPr>
+                  </w:r>
+                </w:p>
+              </w:tc>
+            </w:tr>
+            <w:tr>
+              <w:trPr>
+                <w:cantSplit w:val="0"/>
+                <w:tblHeader w:val="0"/>
+              </w:trPr>
+              <w:tc>
+                <w:tcPr>
+                  <w:tcBorders>
+                    <w:bottom w:color="000000" w:space="0" w:sz="4" w:val="single"/>
+                  </w:tcBorders>
+                </w:tcPr>
+                <w:p>
+                  <w:pPr>
+                    <w:rPr>
+                      <w:rFonts w:ascii="Times New Roman" w:cs="Times New Roman" w:eastAsia="Times New Roman" w:hAnsi="Times New Roman"/>
+                      <w:b w:val="1"/>
+                      <w:bCs w:val="1"/>
+                      <w:sz w:val="20"/>
+                      <w:szCs w:val="20"/>
+                    </w:rPr>
+                  </w:pPr>
+                  <w:r>
+                    <w:rPr>
+                      <w:rFonts w:ascii="Times New Roman" w:cs="Times New Roman" w:eastAsia="Times New Roman" w:hAnsi="Times New Roman"/>
+                      <w:b w:val="1"/>
+                      <w:bCs w:val="1"/>
+                      <w:sz w:val="20"/>
+                      <w:szCs w:val="20"/>
+                      <w:rtl w:val="0"/>
+                    </w:rPr>
+                    <w:t xml:space="preserve">Desarrollo de la librería</w:t>
+                  </w:r>
+                </w:p>
+              </w:tc>
+              <w:tc>
+                <w:tcPr/>
+                <w:p>
+                  <w:pPr>
+                    <w:jc w:val="center"/>
+                    <w:rPr>
+                      <w:rFonts w:ascii="Times New Roman" w:cs="Times New Roman" w:eastAsia="Times New Roman" w:hAnsi="Times New Roman"/>
+                      <w:b w:val="1"/>
+                      <w:bCs w:val="1"/>
+                      <w:sz w:val="20"/>
+                      <w:szCs w:val="20"/>
+                    </w:rPr>
+                  </w:pPr>
+                  <w:r>
+                    <w:rPr>
+                      <w:rFonts w:ascii="Times New Roman" w:cs="Times New Roman" w:eastAsia="Times New Roman" w:hAnsi="Times New Roman"/>
+                      <w:b w:val="1"/>
+                      <w:bCs w:val="1"/>
+                      <w:sz w:val="20"/>
+                      <w:szCs w:val="20"/>
+                      <w:rtl w:val="0"/>
+                    </w:rPr>
+                    <w:t xml:space="preserve">50</w:t>
+                  </w:r>
+                </w:p>
+              </w:tc>
+            </w:tr>
+            <w:tr>
+              <w:trPr>
+                <w:cantSplit w:val="0"/>
+                <w:tblHeader w:val="0"/>
+              </w:trPr>
+              <w:tc>
+                <w:tcPr>
+                  <w:tcBorders>
+                    <w:bottom w:color="000000" w:space="0" w:sz="4" w:val="single"/>
+                  </w:tcBorders>
+                </w:tcPr>
+                <w:p>
+                  <w:pPr>
+                    <w:rPr>
+                      <w:rFonts w:ascii="Times New Roman" w:cs="Times New Roman" w:eastAsia="Times New Roman" w:hAnsi="Times New Roman"/>
+                      <w:b w:val="1"/>
+                      <w:bCs w:val="1"/>
+                      <w:sz w:val="20"/>
+                      <w:szCs w:val="20"/>
+                    </w:rPr>
+                  </w:pPr>
+                  <w:r>
+                    <w:rPr>
+                      <w:rFonts w:ascii="Times New Roman" w:cs="Times New Roman" w:eastAsia="Times New Roman" w:hAnsi="Times New Roman"/>
+                      <w:b w:val="1"/>
+                      <w:bCs w:val="1"/>
+                      <w:sz w:val="20"/>
+                      <w:szCs w:val="20"/>
+                      <w:rtl w:val="0"/>
+                    </w:rPr>
+                    <w:t xml:space="preserve">Implementación paralela</w:t>
                   </w:r>
                 </w:p>
               </w:tc>
@@ -3053,7 +4124,7 @@
                       <w:szCs w:val="20"/>
                       <w:rtl w:val="0"/>
                     </w:rPr>
-                    <w:t xml:space="preserve">Estudio sobre el compilador, Cargo</w:t>
+                    <w:t xml:space="preserve">Desarrollo de las pruebas</w:t>
                   </w:r>
                 </w:p>
               </w:tc>
@@ -3079,7 +4150,7 @@
                       <w:szCs w:val="20"/>
                       <w:rtl w:val="0"/>
                     </w:rPr>
-                    <w:t xml:space="preserve">4</w:t>
+                    <w:t xml:space="preserve">20</w:t>
                   </w:r>
                 </w:p>
               </w:tc>
@@ -3114,7 +4185,239 @@
                       <w:szCs w:val="20"/>
                       <w:rtl w:val="0"/>
                     </w:rPr>
-                    <w:t xml:space="preserve">Estudio sobre los Crates</w:t>
+                    <w:t xml:space="preserve">Desarrollo de los observables</w:t>
+                  </w:r>
+                </w:p>
+              </w:tc>
+              <w:tc>
+                <w:tcPr/>
+                <w:p>
+                  <w:pPr>
+                    <w:jc w:val="center"/>
+                    <w:rPr>
+                      <w:rFonts w:ascii="Times New Roman" w:cs="Times New Roman" w:eastAsia="Times New Roman" w:hAnsi="Times New Roman"/>
+                      <w:b w:val="1"/>
+                      <w:bCs w:val="1"/>
+                      <w:sz w:val="20"/>
+                      <w:szCs w:val="20"/>
+                    </w:rPr>
+                  </w:pPr>
+                  <w:r>
+                    <w:rPr>
+                      <w:rFonts w:ascii="Times New Roman" w:cs="Times New Roman" w:eastAsia="Times New Roman" w:hAnsi="Times New Roman"/>
+                      <w:b w:val="1"/>
+                      <w:bCs w:val="1"/>
+                      <w:sz w:val="20"/>
+                      <w:szCs w:val="20"/>
+                      <w:rtl w:val="0"/>
+                    </w:rPr>
+                    <w:t xml:space="preserve">10</w:t>
+                  </w:r>
+                </w:p>
+              </w:tc>
+            </w:tr>
+            <w:tr>
+              <w:trPr>
+                <w:cantSplit w:val="0"/>
+                <w:tblHeader w:val="0"/>
+              </w:trPr>
+              <w:tc>
+                <w:tcPr>
+                  <w:tcBorders>
+                    <w:bottom w:color="000000" w:space="0" w:sz="4" w:val="single"/>
+                  </w:tcBorders>
+                </w:tcPr>
+                <w:p>
+                  <w:pPr>
+                    <w:rPr>
+                      <w:rFonts w:ascii="Times New Roman" w:cs="Times New Roman" w:eastAsia="Times New Roman" w:hAnsi="Times New Roman"/>
+                      <w:b w:val="1"/>
+                      <w:bCs w:val="1"/>
+                      <w:sz w:val="20"/>
+                      <w:szCs w:val="20"/>
+                    </w:rPr>
+                  </w:pPr>
+                  <w:r>
+                    <w:rPr>
+                      <w:rFonts w:ascii="Times New Roman" w:cs="Times New Roman" w:eastAsia="Times New Roman" w:hAnsi="Times New Roman"/>
+                      <w:b w:val="1"/>
+                      <w:bCs w:val="1"/>
+                      <w:sz w:val="20"/>
+                      <w:szCs w:val="20"/>
+                      <w:rtl w:val="0"/>
+                    </w:rPr>
+                    <w:t xml:space="preserve">Desarrollo de ejemplos</w:t>
+                  </w:r>
+                </w:p>
+              </w:tc>
+              <w:tc>
+                <w:tcPr/>
+                <w:p>
+                  <w:pPr>
+                    <w:jc w:val="center"/>
+                    <w:rPr>
+                      <w:rFonts w:ascii="Times New Roman" w:cs="Times New Roman" w:eastAsia="Times New Roman" w:hAnsi="Times New Roman"/>
+                      <w:b w:val="1"/>
+                      <w:bCs w:val="1"/>
+                      <w:sz w:val="20"/>
+                      <w:szCs w:val="20"/>
+                    </w:rPr>
+                  </w:pPr>
+                  <w:r>
+                    <w:rPr>
+                      <w:rFonts w:ascii="Times New Roman" w:cs="Times New Roman" w:eastAsia="Times New Roman" w:hAnsi="Times New Roman"/>
+                      <w:b w:val="1"/>
+                      <w:bCs w:val="1"/>
+                      <w:sz w:val="20"/>
+                      <w:szCs w:val="20"/>
+                      <w:rtl w:val="0"/>
+                    </w:rPr>
+                    <w:t xml:space="preserve">7</w:t>
+                  </w:r>
+                </w:p>
+              </w:tc>
+            </w:tr>
+            <w:tr>
+              <w:trPr>
+                <w:cantSplit w:val="0"/>
+                <w:tblHeader w:val="0"/>
+              </w:trPr>
+              <w:tc>
+                <w:tcPr>
+                  <w:tcBorders>
+                    <w:bottom w:color="000000" w:space="0" w:sz="4" w:val="single"/>
+                  </w:tcBorders>
+                </w:tcPr>
+                <w:p>
+                  <w:pPr>
+                    <w:rPr>
+                      <w:rFonts w:ascii="Times New Roman" w:cs="Times New Roman" w:eastAsia="Times New Roman" w:hAnsi="Times New Roman"/>
+                      <w:b w:val="1"/>
+                      <w:bCs w:val="1"/>
+                      <w:sz w:val="20"/>
+                      <w:szCs w:val="20"/>
+                    </w:rPr>
+                  </w:pPr>
+                  <w:r>
+                    <w:rPr>
+                      <w:rtl w:val="0"/>
+                    </w:rPr>
+                  </w:r>
+                </w:p>
+              </w:tc>
+              <w:tc>
+                <w:tcPr/>
+                <w:p>
+                  <w:pPr>
+                    <w:jc w:val="center"/>
+                    <w:rPr>
+                      <w:rFonts w:ascii="Times New Roman" w:cs="Times New Roman" w:eastAsia="Times New Roman" w:hAnsi="Times New Roman"/>
+                      <w:b w:val="1"/>
+                      <w:bCs w:val="1"/>
+                      <w:sz w:val="20"/>
+                      <w:szCs w:val="20"/>
+                    </w:rPr>
+                  </w:pPr>
+                  <w:r>
+                    <w:rPr>
+                      <w:rtl w:val="0"/>
+                    </w:rPr>
+                  </w:r>
+                </w:p>
+              </w:tc>
+            </w:tr>
+            <w:tr>
+              <w:trPr>
+                <w:cantSplit w:val="0"/>
+                <w:tblHeader w:val="0"/>
+              </w:trPr>
+              <w:tc>
+                <w:tcPr>
+                  <w:tcBorders>
+                    <w:bottom w:color="000000" w:space="0" w:sz="4" w:val="single"/>
+                  </w:tcBorders>
+                </w:tcPr>
+                <w:p>
+                  <w:pPr>
+                    <w:rPr>
+                      <w:rFonts w:ascii="Times New Roman" w:cs="Times New Roman" w:eastAsia="Times New Roman" w:hAnsi="Times New Roman"/>
+                      <w:b w:val="1"/>
+                      <w:bCs w:val="1"/>
+                      <w:sz w:val="20"/>
+                      <w:szCs w:val="20"/>
+                    </w:rPr>
+                  </w:pPr>
+                  <w:r>
+                    <w:rPr>
+                      <w:rFonts w:ascii="Times New Roman" w:cs="Times New Roman" w:eastAsia="Times New Roman" w:hAnsi="Times New Roman"/>
+                      <w:b w:val="1"/>
+                      <w:bCs w:val="1"/>
+                      <w:sz w:val="20"/>
+                      <w:szCs w:val="20"/>
+                      <w:rtl w:val="0"/>
+                    </w:rPr>
+                    <w:t xml:space="preserve">Obtención de métricas</w:t>
+                  </w:r>
+                </w:p>
+              </w:tc>
+              <w:tc>
+                <w:tcPr/>
+                <w:p>
+                  <w:pPr>
+                    <w:jc w:val="center"/>
+                    <w:rPr>
+                      <w:rFonts w:ascii="Times New Roman" w:cs="Times New Roman" w:eastAsia="Times New Roman" w:hAnsi="Times New Roman"/>
+                      <w:b w:val="1"/>
+                      <w:bCs w:val="1"/>
+                      <w:sz w:val="20"/>
+                      <w:szCs w:val="20"/>
+                    </w:rPr>
+                  </w:pPr>
+                  <w:r>
+                    <w:rPr>
+                      <w:rFonts w:ascii="Times New Roman" w:cs="Times New Roman" w:eastAsia="Times New Roman" w:hAnsi="Times New Roman"/>
+                      <w:b w:val="1"/>
+                      <w:bCs w:val="1"/>
+                      <w:sz w:val="20"/>
+                      <w:szCs w:val="20"/>
+                      <w:rtl w:val="0"/>
+                    </w:rPr>
+                    <w:t xml:space="preserve">10</w:t>
+                  </w:r>
+                </w:p>
+              </w:tc>
+            </w:tr>
+            <w:tr>
+              <w:trPr>
+                <w:cantSplit w:val="0"/>
+                <w:tblHeader w:val="0"/>
+              </w:trPr>
+              <w:tc>
+                <w:tcPr>
+                  <w:tcBorders>
+                    <w:bottom w:color="000000" w:space="0" w:sz="4" w:val="single"/>
+                  </w:tcBorders>
+                </w:tcPr>
+                <w:p>
+                  <w:pPr>
+                    <w:rPr>
+                      <w:rFonts w:ascii="Times New Roman" w:cs="Times New Roman" w:eastAsia="Times New Roman" w:hAnsi="Times New Roman"/>
+                      <w:b w:val="1"/>
+                      <w:bCs w:val="1"/>
+                      <w:sz w:val="20"/>
+                      <w:szCs w:val="20"/>
+                    </w:rPr>
+                  </w:pPr>
+                  <w:r>
+                    <w:rPr>
+                      <w:rFonts w:ascii="Times New Roman" w:cs="Times New Roman" w:eastAsia="Times New Roman" w:hAnsi="Times New Roman"/>
+                      <w:b w:val="1"/>
+                      <w:bCs w:val="1"/>
+                      <w:sz w:val="20"/>
+                      <w:szCs w:val="20"/>
+                      <w:rtl w:val="0"/>
+                    </w:rPr>
+                    <w:t xml:space="preserve">Análisis de los resultados</w:t>
                   </w:r>
                 </w:p>
               </w:tc>
@@ -3168,125 +4471,14 @@
                   </w:pPr>
                   <w:r>
                     <w:rPr>
+                      <w:rFonts w:ascii="Times New Roman" w:cs="Times New Roman" w:eastAsia="Times New Roman" w:hAnsi="Times New Roman"/>
+                      <w:b w:val="1"/>
+                      <w:bCs w:val="1"/>
+                      <w:sz w:val="20"/>
+                      <w:szCs w:val="20"/>
                       <w:rtl w:val="0"/>
                     </w:rPr>
-                  </w:r>
-                </w:p>
-              </w:tc>
-              <w:tc>
-                <w:tcPr/>
-                <w:p>
-                  <w:pPr>
-                    <w:jc w:val="center"/>
-                    <w:rPr>
-                      <w:rFonts w:ascii="Times New Roman" w:cs="Times New Roman" w:eastAsia="Times New Roman" w:hAnsi="Times New Roman"/>
-                      <w:b w:val="1"/>
-                      <w:bCs w:val="1"/>
-                      <w:sz w:val="20"/>
-                      <w:szCs w:val="20"/>
-                    </w:rPr>
-                  </w:pPr>
-                  <w:r>
-                    <w:rPr>
-                      <w:rtl w:val="0"/>
-                    </w:rPr>
-                  </w:r>
-                </w:p>
-              </w:tc>
-            </w:tr>
-            <w:tr>
-              <w:trPr>
-                <w:cantSplit w:val="0"/>
-                <w:trHeight w:val="169.98046875" w:hRule="atLeast"/>
-                <w:tblHeader w:val="0"/>
-              </w:trPr>
-              <w:tc>
-                <w:tcPr>
-                  <w:tcBorders>
-                    <w:bottom w:color="000000" w:space="0" w:sz="4" w:val="single"/>
-                  </w:tcBorders>
-                </w:tcPr>
-                <w:p>
-                  <w:pPr>
-                    <w:rPr>
-                      <w:rFonts w:ascii="Times New Roman" w:cs="Times New Roman" w:eastAsia="Times New Roman" w:hAnsi="Times New Roman"/>
-                      <w:b w:val="1"/>
-                      <w:bCs w:val="1"/>
-                      <w:sz w:val="20"/>
-                      <w:szCs w:val="20"/>
-                    </w:rPr>
-                  </w:pPr>
-                  <w:r>
-                    <w:rPr>
-                      <w:rFonts w:ascii="Times New Roman" w:cs="Times New Roman" w:eastAsia="Times New Roman" w:hAnsi="Times New Roman"/>
-                      <w:b w:val="1"/>
-                      <w:bCs w:val="1"/>
-                      <w:sz w:val="20"/>
-                      <w:szCs w:val="20"/>
-                      <w:rtl w:val="0"/>
-                    </w:rPr>
-                    <w:t xml:space="preserve">Análisis de los requisitos</w:t>
-                  </w:r>
-                </w:p>
-              </w:tc>
-              <w:tc>
-                <w:tcPr/>
-                <w:p>
-                  <w:pPr>
-                    <w:jc w:val="center"/>
-                    <w:rPr>
-                      <w:rFonts w:ascii="Times New Roman" w:cs="Times New Roman" w:eastAsia="Times New Roman" w:hAnsi="Times New Roman"/>
-                      <w:b w:val="1"/>
-                      <w:bCs w:val="1"/>
-                      <w:sz w:val="20"/>
-                      <w:szCs w:val="20"/>
-                    </w:rPr>
-                  </w:pPr>
-                  <w:r>
-                    <w:rPr>
-                      <w:rFonts w:ascii="Times New Roman" w:cs="Times New Roman" w:eastAsia="Times New Roman" w:hAnsi="Times New Roman"/>
-                      <w:b w:val="1"/>
-                      <w:bCs w:val="1"/>
-                      <w:sz w:val="20"/>
-                      <w:szCs w:val="20"/>
-                      <w:rtl w:val="0"/>
-                    </w:rPr>
-                    <w:t xml:space="preserve">6</w:t>
-                  </w:r>
-                </w:p>
-              </w:tc>
-            </w:tr>
-            <w:tr>
-              <w:trPr>
-                <w:cantSplit w:val="0"/>
-                <w:tblHeader w:val="0"/>
-              </w:trPr>
-              <w:tc>
-                <w:tcPr>
-                  <w:tcBorders>
-                    <w:bottom w:color="000000" w:space="0" w:sz="4" w:val="single"/>
-                  </w:tcBorders>
-                </w:tcPr>
-                <w:p>
-                  <w:pPr>
-                    <w:rPr>
-                      <w:rFonts w:ascii="Times New Roman" w:cs="Times New Roman" w:eastAsia="Times New Roman" w:hAnsi="Times New Roman"/>
-                      <w:b w:val="1"/>
-                      <w:bCs w:val="1"/>
-                      <w:sz w:val="20"/>
-                      <w:szCs w:val="20"/>
-                    </w:rPr>
-                  </w:pPr>
-                  <w:r>
-                    <w:rPr>
-                      <w:rFonts w:ascii="Times New Roman" w:cs="Times New Roman" w:eastAsia="Times New Roman" w:hAnsi="Times New Roman"/>
-                      <w:b w:val="1"/>
-                      <w:bCs w:val="1"/>
-                      <w:sz w:val="20"/>
-                      <w:szCs w:val="20"/>
-                      <w:rtl w:val="0"/>
-                    </w:rPr>
-                    <w:t xml:space="preserve">División del trabajo en iteraciones</w:t>
+                    <w:t xml:space="preserve">Obtención de las conclusiones</w:t>
                   </w:r>
                 </w:p>
               </w:tc>
@@ -3340,588 +4532,14 @@
                   </w:pPr>
                   <w:r>
                     <w:rPr>
+                      <w:rFonts w:ascii="Times New Roman" w:cs="Times New Roman" w:eastAsia="Times New Roman" w:hAnsi="Times New Roman"/>
+                      <w:b w:val="1"/>
+                      <w:bCs w:val="1"/>
+                      <w:sz w:val="20"/>
+                      <w:szCs w:val="20"/>
                       <w:rtl w:val="0"/>
                     </w:rPr>
-                  </w:r>
-                </w:p>
-              </w:tc>
-              <w:tc>
-                <w:tcPr/>
-                <w:p>
-                  <w:pPr>
-                    <w:jc w:val="center"/>
-                    <w:rPr>
-                      <w:rFonts w:ascii="Times New Roman" w:cs="Times New Roman" w:eastAsia="Times New Roman" w:hAnsi="Times New Roman"/>
-                      <w:b w:val="1"/>
-                      <w:bCs w:val="1"/>
-                      <w:sz w:val="20"/>
-                      <w:szCs w:val="20"/>
-                    </w:rPr>
-                  </w:pPr>
-                  <w:r>
-                    <w:rPr>
-                      <w:rtl w:val="0"/>
-                    </w:rPr>
-                  </w:r>
-                </w:p>
-              </w:tc>
-            </w:tr>
-            <w:tr>
-              <w:trPr>
-                <w:cantSplit w:val="0"/>
-                <w:tblHeader w:val="0"/>
-              </w:trPr>
-              <w:tc>
-                <w:tcPr>
-                  <w:tcBorders>
-                    <w:bottom w:color="000000" w:space="0" w:sz="4" w:val="single"/>
-                  </w:tcBorders>
-                </w:tcPr>
-                <w:p>
-                  <w:pPr>
-                    <w:rPr>
-                      <w:rFonts w:ascii="Times New Roman" w:cs="Times New Roman" w:eastAsia="Times New Roman" w:hAnsi="Times New Roman"/>
-                      <w:b w:val="1"/>
-                      <w:bCs w:val="1"/>
-                      <w:sz w:val="20"/>
-                      <w:szCs w:val="20"/>
-                    </w:rPr>
-                  </w:pPr>
-                  <w:r>
-                    <w:rPr>
-                      <w:rFonts w:ascii="Times New Roman" w:cs="Times New Roman" w:eastAsia="Times New Roman" w:hAnsi="Times New Roman"/>
-                      <w:b w:val="1"/>
-                      <w:bCs w:val="1"/>
-                      <w:sz w:val="20"/>
-                      <w:szCs w:val="20"/>
-                      <w:rtl w:val="0"/>
-                    </w:rPr>
-                    <w:t xml:space="preserve">Diseño de la arquitectura</w:t>
-                  </w:r>
-                </w:p>
-              </w:tc>
-              <w:tc>
-                <w:tcPr/>
-                <w:p>
-                  <w:pPr>
-                    <w:jc w:val="center"/>
-                    <w:rPr>
-                      <w:rFonts w:ascii="Times New Roman" w:cs="Times New Roman" w:eastAsia="Times New Roman" w:hAnsi="Times New Roman"/>
-                      <w:b w:val="1"/>
-                      <w:bCs w:val="1"/>
-                      <w:sz w:val="20"/>
-                      <w:szCs w:val="20"/>
-                    </w:rPr>
-                  </w:pPr>
-                  <w:r>
-                    <w:rPr>
-                      <w:rFonts w:ascii="Times New Roman" w:cs="Times New Roman" w:eastAsia="Times New Roman" w:hAnsi="Times New Roman"/>
-                      <w:b w:val="1"/>
-                      <w:bCs w:val="1"/>
-                      <w:sz w:val="20"/>
-                      <w:szCs w:val="20"/>
-                      <w:rtl w:val="0"/>
-                    </w:rPr>
-                    <w:t xml:space="preserve">25</w:t>
-                  </w:r>
-                </w:p>
-              </w:tc>
-            </w:tr>
-            <w:tr>
-              <w:trPr>
-                <w:cantSplit w:val="0"/>
-                <w:tblHeader w:val="0"/>
-              </w:trPr>
-              <w:tc>
-                <w:tcPr>
-                  <w:tcBorders>
-                    <w:bottom w:color="000000" w:space="0" w:sz="4" w:val="single"/>
-                  </w:tcBorders>
-                </w:tcPr>
-                <w:p>
-                  <w:pPr>
-                    <w:rPr>
-                      <w:rFonts w:ascii="Times New Roman" w:cs="Times New Roman" w:eastAsia="Times New Roman" w:hAnsi="Times New Roman"/>
-                      <w:b w:val="1"/>
-                      <w:bCs w:val="1"/>
-                      <w:sz w:val="20"/>
-                      <w:szCs w:val="20"/>
-                    </w:rPr>
-                  </w:pPr>
-                  <w:r>
-                    <w:rPr>
-                      <w:rFonts w:ascii="Times New Roman" w:cs="Times New Roman" w:eastAsia="Times New Roman" w:hAnsi="Times New Roman"/>
-                      <w:b w:val="1"/>
-                      <w:bCs w:val="1"/>
-                      <w:sz w:val="20"/>
-                      <w:szCs w:val="20"/>
-                      <w:rtl w:val="0"/>
-                    </w:rPr>
-                    <w:t xml:space="preserve">Decisión sobre los patrones de diseño</w:t>
-                  </w:r>
-                </w:p>
-              </w:tc>
-              <w:tc>
-                <w:tcPr/>
-                <w:p>
-                  <w:pPr>
-                    <w:jc w:val="center"/>
-                    <w:rPr>
-                      <w:rFonts w:ascii="Times New Roman" w:cs="Times New Roman" w:eastAsia="Times New Roman" w:hAnsi="Times New Roman"/>
-                      <w:b w:val="1"/>
-                      <w:bCs w:val="1"/>
-                      <w:sz w:val="20"/>
-                      <w:szCs w:val="20"/>
-                    </w:rPr>
-                  </w:pPr>
-                  <w:r>
-                    <w:rPr>
-                      <w:rFonts w:ascii="Times New Roman" w:cs="Times New Roman" w:eastAsia="Times New Roman" w:hAnsi="Times New Roman"/>
-                      <w:b w:val="1"/>
-                      <w:bCs w:val="1"/>
-                      <w:sz w:val="20"/>
-                      <w:szCs w:val="20"/>
-                      <w:rtl w:val="0"/>
-                    </w:rPr>
-                    <w:t xml:space="preserve">4</w:t>
-                  </w:r>
-                </w:p>
-              </w:tc>
-            </w:tr>
-            <w:tr>
-              <w:trPr>
-                <w:cantSplit w:val="0"/>
-                <w:tblHeader w:val="0"/>
-              </w:trPr>
-              <w:tc>
-                <w:tcPr>
-                  <w:tcBorders>
-                    <w:bottom w:color="000000" w:space="0" w:sz="4" w:val="single"/>
-                  </w:tcBorders>
-                </w:tcPr>
-                <w:p>
-                  <w:pPr>
-                    <w:rPr>
-                      <w:rFonts w:ascii="Times New Roman" w:cs="Times New Roman" w:eastAsia="Times New Roman" w:hAnsi="Times New Roman"/>
-                      <w:b w:val="1"/>
-                      <w:bCs w:val="1"/>
-                      <w:sz w:val="20"/>
-                      <w:szCs w:val="20"/>
-                    </w:rPr>
-                  </w:pPr>
-                  <w:r>
-                    <w:rPr>
-                      <w:rtl w:val="0"/>
-                    </w:rPr>
-                  </w:r>
-                </w:p>
-              </w:tc>
-              <w:tc>
-                <w:tcPr/>
-                <w:p>
-                  <w:pPr>
-                    <w:jc w:val="center"/>
-                    <w:rPr>
-                      <w:rFonts w:ascii="Times New Roman" w:cs="Times New Roman" w:eastAsia="Times New Roman" w:hAnsi="Times New Roman"/>
-                      <w:b w:val="1"/>
-                      <w:bCs w:val="1"/>
-                      <w:sz w:val="20"/>
-                      <w:szCs w:val="20"/>
-                    </w:rPr>
-                  </w:pPr>
-                  <w:r>
-                    <w:rPr>
-                      <w:rtl w:val="0"/>
-                    </w:rPr>
-                  </w:r>
-                </w:p>
-              </w:tc>
-            </w:tr>
-            <w:tr>
-              <w:trPr>
-                <w:cantSplit w:val="0"/>
-                <w:tblHeader w:val="0"/>
-              </w:trPr>
-              <w:tc>
-                <w:tcPr>
-                  <w:tcBorders>
-                    <w:bottom w:color="000000" w:space="0" w:sz="4" w:val="single"/>
-                  </w:tcBorders>
-                </w:tcPr>
-                <w:p>
-                  <w:pPr>
-                    <w:rPr>
-                      <w:rFonts w:ascii="Times New Roman" w:cs="Times New Roman" w:eastAsia="Times New Roman" w:hAnsi="Times New Roman"/>
-                      <w:b w:val="1"/>
-                      <w:bCs w:val="1"/>
-                      <w:sz w:val="20"/>
-                      <w:szCs w:val="20"/>
-                    </w:rPr>
-                  </w:pPr>
-                  <w:r>
-                    <w:rPr>
-                      <w:rFonts w:ascii="Times New Roman" w:cs="Times New Roman" w:eastAsia="Times New Roman" w:hAnsi="Times New Roman"/>
-                      <w:b w:val="1"/>
-                      <w:bCs w:val="1"/>
-                      <w:sz w:val="20"/>
-                      <w:szCs w:val="20"/>
-                      <w:rtl w:val="0"/>
-                    </w:rPr>
-                    <w:t xml:space="preserve">Desarrollo de la librería</w:t>
-                  </w:r>
-                </w:p>
-              </w:tc>
-              <w:tc>
-                <w:tcPr/>
-                <w:p>
-                  <w:pPr>
-                    <w:jc w:val="center"/>
-                    <w:rPr>
-                      <w:rFonts w:ascii="Times New Roman" w:cs="Times New Roman" w:eastAsia="Times New Roman" w:hAnsi="Times New Roman"/>
-                      <w:b w:val="1"/>
-                      <w:bCs w:val="1"/>
-                      <w:sz w:val="20"/>
-                      <w:szCs w:val="20"/>
-                    </w:rPr>
-                  </w:pPr>
-                  <w:r>
-                    <w:rPr>
-                      <w:rFonts w:ascii="Times New Roman" w:cs="Times New Roman" w:eastAsia="Times New Roman" w:hAnsi="Times New Roman"/>
-                      <w:b w:val="1"/>
-                      <w:bCs w:val="1"/>
-                      <w:sz w:val="20"/>
-                      <w:szCs w:val="20"/>
-                      <w:rtl w:val="0"/>
-                    </w:rPr>
-                    <w:t xml:space="preserve">35</w:t>
-                  </w:r>
-                </w:p>
-              </w:tc>
-            </w:tr>
-            <w:tr>
-              <w:trPr>
-                <w:cantSplit w:val="0"/>
-                <w:tblHeader w:val="0"/>
-              </w:trPr>
-              <w:tc>
-                <w:tcPr>
-                  <w:tcBorders>
-                    <w:bottom w:color="000000" w:space="0" w:sz="4" w:val="single"/>
-                  </w:tcBorders>
-                </w:tcPr>
-                <w:p>
-                  <w:pPr>
-                    <w:rPr>
-                      <w:rFonts w:ascii="Times New Roman" w:cs="Times New Roman" w:eastAsia="Times New Roman" w:hAnsi="Times New Roman"/>
-                      <w:b w:val="1"/>
-                      <w:bCs w:val="1"/>
-                      <w:sz w:val="20"/>
-                      <w:szCs w:val="20"/>
-                    </w:rPr>
-                  </w:pPr>
-                  <w:r>
-                    <w:rPr>
-                      <w:rFonts w:ascii="Times New Roman" w:cs="Times New Roman" w:eastAsia="Times New Roman" w:hAnsi="Times New Roman"/>
-                      <w:b w:val="1"/>
-                      <w:bCs w:val="1"/>
-                      <w:sz w:val="20"/>
-                      <w:szCs w:val="20"/>
-                      <w:rtl w:val="0"/>
-                    </w:rPr>
-                    <w:t xml:space="preserve">Desarrollo de las pruebas</w:t>
-                  </w:r>
-                </w:p>
-              </w:tc>
-              <w:tc>
-                <w:tcPr/>
-                <w:p>
-                  <w:pPr>
-                    <w:jc w:val="center"/>
-                    <w:rPr>
-                      <w:rFonts w:ascii="Times New Roman" w:cs="Times New Roman" w:eastAsia="Times New Roman" w:hAnsi="Times New Roman"/>
-                      <w:b w:val="1"/>
-                      <w:bCs w:val="1"/>
-                      <w:sz w:val="20"/>
-                      <w:szCs w:val="20"/>
-                    </w:rPr>
-                  </w:pPr>
-                  <w:r>
-                    <w:rPr>
-                      <w:rFonts w:ascii="Times New Roman" w:cs="Times New Roman" w:eastAsia="Times New Roman" w:hAnsi="Times New Roman"/>
-                      <w:b w:val="1"/>
-                      <w:bCs w:val="1"/>
-                      <w:sz w:val="20"/>
-                      <w:szCs w:val="20"/>
-                      <w:rtl w:val="0"/>
-                    </w:rPr>
-                    <w:t xml:space="preserve">15</w:t>
-                  </w:r>
-                </w:p>
-              </w:tc>
-            </w:tr>
-            <w:tr>
-              <w:trPr>
-                <w:cantSplit w:val="0"/>
-                <w:tblHeader w:val="0"/>
-              </w:trPr>
-              <w:tc>
-                <w:tcPr>
-                  <w:tcBorders>
-                    <w:bottom w:color="000000" w:space="0" w:sz="4" w:val="single"/>
-                  </w:tcBorders>
-                </w:tcPr>
-                <w:p>
-                  <w:pPr>
-                    <w:rPr>
-                      <w:rFonts w:ascii="Times New Roman" w:cs="Times New Roman" w:eastAsia="Times New Roman" w:hAnsi="Times New Roman"/>
-                      <w:b w:val="1"/>
-                      <w:bCs w:val="1"/>
-                      <w:sz w:val="20"/>
-                      <w:szCs w:val="20"/>
-                    </w:rPr>
-                  </w:pPr>
-                  <w:r>
-                    <w:rPr>
-                      <w:rFonts w:ascii="Times New Roman" w:cs="Times New Roman" w:eastAsia="Times New Roman" w:hAnsi="Times New Roman"/>
-                      <w:b w:val="1"/>
-                      <w:bCs w:val="1"/>
-                      <w:sz w:val="20"/>
-                      <w:szCs w:val="20"/>
-                      <w:rtl w:val="0"/>
-                    </w:rPr>
-                    <w:t xml:space="preserve">Desarrollo de observables</w:t>
-                  </w:r>
-                </w:p>
-              </w:tc>
-              <w:tc>
-                <w:tcPr/>
-                <w:p>
-                  <w:pPr>
-                    <w:jc w:val="center"/>
-                    <w:rPr>
-                      <w:rFonts w:ascii="Times New Roman" w:cs="Times New Roman" w:eastAsia="Times New Roman" w:hAnsi="Times New Roman"/>
-                      <w:b w:val="1"/>
-                      <w:bCs w:val="1"/>
-                      <w:sz w:val="20"/>
-                      <w:szCs w:val="20"/>
-                    </w:rPr>
-                  </w:pPr>
-                  <w:r>
-                    <w:rPr>
-                      <w:rFonts w:ascii="Times New Roman" w:cs="Times New Roman" w:eastAsia="Times New Roman" w:hAnsi="Times New Roman"/>
-                      <w:b w:val="1"/>
-                      <w:bCs w:val="1"/>
-                      <w:sz w:val="20"/>
-                      <w:szCs w:val="20"/>
-                      <w:rtl w:val="0"/>
-                    </w:rPr>
-                    <w:t xml:space="preserve">10</w:t>
-                  </w:r>
-                </w:p>
-              </w:tc>
-            </w:tr>
-            <w:tr>
-              <w:trPr>
-                <w:cantSplit w:val="0"/>
-                <w:tblHeader w:val="0"/>
-              </w:trPr>
-              <w:tc>
-                <w:tcPr>
-                  <w:tcBorders>
-                    <w:bottom w:color="000000" w:space="0" w:sz="4" w:val="single"/>
-                  </w:tcBorders>
-                </w:tcPr>
-                <w:p>
-                  <w:pPr>
-                    <w:rPr>
-                      <w:rFonts w:ascii="Times New Roman" w:cs="Times New Roman" w:eastAsia="Times New Roman" w:hAnsi="Times New Roman"/>
-                      <w:b w:val="1"/>
-                      <w:bCs w:val="1"/>
-                      <w:sz w:val="20"/>
-                      <w:szCs w:val="20"/>
-                    </w:rPr>
-                  </w:pPr>
-                  <w:r>
-                    <w:rPr>
-                      <w:rFonts w:ascii="Times New Roman" w:cs="Times New Roman" w:eastAsia="Times New Roman" w:hAnsi="Times New Roman"/>
-                      <w:b w:val="1"/>
-                      <w:bCs w:val="1"/>
-                      <w:sz w:val="20"/>
-                      <w:szCs w:val="20"/>
-                      <w:rtl w:val="0"/>
-                    </w:rPr>
-                    <w:t xml:space="preserve">Desarrollo de ejemplos</w:t>
-                  </w:r>
-                </w:p>
-              </w:tc>
-              <w:tc>
-                <w:tcPr/>
-                <w:p>
-                  <w:pPr>
-                    <w:jc w:val="center"/>
-                    <w:rPr>
-                      <w:rFonts w:ascii="Times New Roman" w:cs="Times New Roman" w:eastAsia="Times New Roman" w:hAnsi="Times New Roman"/>
-                      <w:b w:val="1"/>
-                      <w:bCs w:val="1"/>
-                      <w:sz w:val="20"/>
-                      <w:szCs w:val="20"/>
-                    </w:rPr>
-                  </w:pPr>
-                  <w:r>
-                    <w:rPr>
-                      <w:rFonts w:ascii="Times New Roman" w:cs="Times New Roman" w:eastAsia="Times New Roman" w:hAnsi="Times New Roman"/>
-                      <w:b w:val="1"/>
-                      <w:bCs w:val="1"/>
-                      <w:sz w:val="20"/>
-                      <w:szCs w:val="20"/>
-                      <w:rtl w:val="0"/>
-                    </w:rPr>
-                    <w:t xml:space="preserve">3</w:t>
-                  </w:r>
-                </w:p>
-              </w:tc>
-            </w:tr>
-            <w:tr>
-              <w:trPr>
-                <w:cantSplit w:val="0"/>
-                <w:tblHeader w:val="0"/>
-              </w:trPr>
-              <w:tc>
-                <w:tcPr>
-                  <w:tcBorders>
-                    <w:bottom w:color="000000" w:space="0" w:sz="4" w:val="single"/>
-                  </w:tcBorders>
-                </w:tcPr>
-                <w:p>
-                  <w:pPr>
-                    <w:rPr>
-                      <w:rFonts w:ascii="Times New Roman" w:cs="Times New Roman" w:eastAsia="Times New Roman" w:hAnsi="Times New Roman"/>
-                      <w:b w:val="1"/>
-                      <w:bCs w:val="1"/>
-                      <w:sz w:val="20"/>
-                      <w:szCs w:val="20"/>
-                    </w:rPr>
-                  </w:pPr>
-                  <w:r>
-                    <w:rPr>
-                      <w:rtl w:val="0"/>
-                    </w:rPr>
-                  </w:r>
-                </w:p>
-              </w:tc>
-              <w:tc>
-                <w:tcPr/>
-                <w:p>
-                  <w:pPr>
-                    <w:jc w:val="center"/>
-                    <w:rPr>
-                      <w:rFonts w:ascii="Times New Roman" w:cs="Times New Roman" w:eastAsia="Times New Roman" w:hAnsi="Times New Roman"/>
-                      <w:b w:val="1"/>
-                      <w:bCs w:val="1"/>
-                      <w:sz w:val="20"/>
-                      <w:szCs w:val="20"/>
-                    </w:rPr>
-                  </w:pPr>
-                  <w:r>
-                    <w:rPr>
-                      <w:rtl w:val="0"/>
-                    </w:rPr>
-                  </w:r>
-                </w:p>
-              </w:tc>
-            </w:tr>
-            <w:tr>
-              <w:trPr>
-                <w:cantSplit w:val="0"/>
-                <w:tblHeader w:val="0"/>
-              </w:trPr>
-              <w:tc>
-                <w:tcPr>
-                  <w:tcBorders>
-                    <w:bottom w:color="000000" w:space="0" w:sz="4" w:val="single"/>
-                  </w:tcBorders>
-                </w:tcPr>
-                <w:p>
-                  <w:pPr>
-                    <w:rPr>
-                      <w:rFonts w:ascii="Times New Roman" w:cs="Times New Roman" w:eastAsia="Times New Roman" w:hAnsi="Times New Roman"/>
-                      <w:b w:val="1"/>
-                      <w:bCs w:val="1"/>
-                      <w:sz w:val="20"/>
-                      <w:szCs w:val="20"/>
-                    </w:rPr>
-                  </w:pPr>
-                  <w:r>
-                    <w:rPr>
-                      <w:rFonts w:ascii="Times New Roman" w:cs="Times New Roman" w:eastAsia="Times New Roman" w:hAnsi="Times New Roman"/>
-                      <w:b w:val="1"/>
-                      <w:bCs w:val="1"/>
-                      <w:sz w:val="20"/>
-                      <w:szCs w:val="20"/>
-                      <w:rtl w:val="0"/>
-                    </w:rPr>
-                    <w:t xml:space="preserve">Obtención de métricas</w:t>
-                  </w:r>
-                </w:p>
-              </w:tc>
-              <w:tc>
-                <w:tcPr/>
-                <w:p>
-                  <w:pPr>
-                    <w:jc w:val="center"/>
-                    <w:rPr>
-                      <w:rFonts w:ascii="Times New Roman" w:cs="Times New Roman" w:eastAsia="Times New Roman" w:hAnsi="Times New Roman"/>
-                      <w:b w:val="1"/>
-                      <w:bCs w:val="1"/>
-                      <w:sz w:val="20"/>
-                      <w:szCs w:val="20"/>
-                    </w:rPr>
-                  </w:pPr>
-                  <w:r>
-                    <w:rPr>
-                      <w:rFonts w:ascii="Times New Roman" w:cs="Times New Roman" w:eastAsia="Times New Roman" w:hAnsi="Times New Roman"/>
-                      <w:b w:val="1"/>
-                      <w:bCs w:val="1"/>
-                      <w:sz w:val="20"/>
-                      <w:szCs w:val="20"/>
-                      <w:rtl w:val="0"/>
-                    </w:rPr>
-                    <w:t xml:space="preserve">4</w:t>
-                  </w:r>
-                </w:p>
-              </w:tc>
-            </w:tr>
-            <w:tr>
-              <w:trPr>
-                <w:cantSplit w:val="0"/>
-                <w:tblHeader w:val="0"/>
-              </w:trPr>
-              <w:tc>
-                <w:tcPr>
-                  <w:tcBorders>
-                    <w:bottom w:color="000000" w:space="0" w:sz="4" w:val="single"/>
-                  </w:tcBorders>
-                </w:tcPr>
-                <w:p>
-                  <w:pPr>
-                    <w:rPr>
-                      <w:rFonts w:ascii="Times New Roman" w:cs="Times New Roman" w:eastAsia="Times New Roman" w:hAnsi="Times New Roman"/>
-                      <w:b w:val="1"/>
-                      <w:bCs w:val="1"/>
-                      <w:sz w:val="20"/>
-                      <w:szCs w:val="20"/>
-                    </w:rPr>
-                  </w:pPr>
-                  <w:r>
-                    <w:rPr>
-                      <w:rFonts w:ascii="Times New Roman" w:cs="Times New Roman" w:eastAsia="Times New Roman" w:hAnsi="Times New Roman"/>
-                      <w:b w:val="1"/>
-                      <w:bCs w:val="1"/>
-                      <w:sz w:val="20"/>
-                      <w:szCs w:val="20"/>
-                      <w:rtl w:val="0"/>
-                    </w:rPr>
-                    <w:t xml:space="preserve">Análisis de los resultados</w:t>
+                    <w:t xml:space="preserve">Identificación de las limitaciones</w:t>
                   </w:r>
                 </w:p>
               </w:tc>
@@ -3975,14 +4593,8 @@
                   </w:pPr>
                   <w:r>
                     <w:rPr>
-                      <w:rFonts w:ascii="Times New Roman" w:cs="Times New Roman" w:eastAsia="Times New Roman" w:hAnsi="Times New Roman"/>
-                      <w:b w:val="1"/>
-                      <w:bCs w:val="1"/>
-                      <w:sz w:val="20"/>
-                      <w:szCs w:val="20"/>
                       <w:rtl w:val="0"/>
                     </w:rPr>
-                    <w:t xml:space="preserve">Obtención de las conclusiones</w:t>
                   </w:r>
                 </w:p>
               </w:tc>
@@ -4001,14 +4613,8 @@
                   </w:pPr>
                   <w:r>
                     <w:rPr>
-                      <w:rFonts w:ascii="Times New Roman" w:cs="Times New Roman" w:eastAsia="Times New Roman" w:hAnsi="Times New Roman"/>
-                      <w:b w:val="1"/>
-                      <w:bCs w:val="1"/>
-                      <w:sz w:val="20"/>
-                      <w:szCs w:val="20"/>
                       <w:rtl w:val="0"/>
                     </w:rPr>
-                    <w:t xml:space="preserve">2</w:t>
                   </w:r>
                 </w:p>
               </w:tc>
@@ -4043,7 +4649,7 @@
                       <w:szCs w:val="20"/>
                       <w:rtl w:val="0"/>
                     </w:rPr>
-                    <w:t xml:space="preserve">Identificación de las limitaciones</w:t>
+                    <w:t xml:space="preserve">Desarrollo de la documentación</w:t>
                   </w:r>
                 </w:p>
               </w:tc>
@@ -4069,7 +4675,7 @@
                       <w:szCs w:val="20"/>
                       <w:rtl w:val="0"/>
                     </w:rPr>
-                    <w:t xml:space="preserve">2</w:t>
+                    <w:t xml:space="preserve">23</w:t>
                   </w:r>
                 </w:p>
               </w:tc>
@@ -4097,8 +4703,14 @@
                   </w:pPr>
                   <w:r>
                     <w:rPr>
+                      <w:rFonts w:ascii="Times New Roman" w:cs="Times New Roman" w:eastAsia="Times New Roman" w:hAnsi="Times New Roman"/>
+                      <w:b w:val="1"/>
+                      <w:bCs w:val="1"/>
+                      <w:sz w:val="20"/>
+                      <w:szCs w:val="20"/>
                       <w:rtl w:val="0"/>
                     </w:rPr>
+                    <w:t xml:space="preserve">Desarrollo de licencia, consideraciones legales y configuración del repositorio</w:t>
                   </w:r>
                 </w:p>
               </w:tc>
@@ -4117,8 +4729,14 @@
                   </w:pPr>
                   <w:r>
                     <w:rPr>
+                      <w:rFonts w:ascii="Times New Roman" w:cs="Times New Roman" w:eastAsia="Times New Roman" w:hAnsi="Times New Roman"/>
+                      <w:b w:val="1"/>
+                      <w:bCs w:val="1"/>
+                      <w:sz w:val="20"/>
+                      <w:szCs w:val="20"/>
                       <w:rtl w:val="0"/>
                     </w:rPr>
+                    <w:t xml:space="preserve">5</w:t>
                   </w:r>
                 </w:p>
               </w:tc>
@@ -4153,67 +4771,6 @@
                       <w:szCs w:val="20"/>
                       <w:rtl w:val="0"/>
                     </w:rPr>
-                    <w:t xml:space="preserve">Desarrollo de la documentación</w:t>
-                  </w:r>
-                </w:p>
-              </w:tc>
-              <w:tc>
-                <w:tcPr/>
-                <w:p>
-                  <w:pPr>
-                    <w:jc w:val="center"/>
-                    <w:rPr>
-                      <w:rFonts w:ascii="Times New Roman" w:cs="Times New Roman" w:eastAsia="Times New Roman" w:hAnsi="Times New Roman"/>
-                      <w:b w:val="1"/>
-                      <w:bCs w:val="1"/>
-                      <w:sz w:val="20"/>
-                      <w:szCs w:val="20"/>
-                    </w:rPr>
-                  </w:pPr>
-                  <w:r>
-                    <w:rPr>
-                      <w:rFonts w:ascii="Times New Roman" w:cs="Times New Roman" w:eastAsia="Times New Roman" w:hAnsi="Times New Roman"/>
-                      <w:b w:val="1"/>
-                      <w:bCs w:val="1"/>
-                      <w:sz w:val="20"/>
-                      <w:szCs w:val="20"/>
-                      <w:rtl w:val="0"/>
-                    </w:rPr>
-                    <w:t xml:space="preserve">20</w:t>
-                  </w:r>
-                </w:p>
-              </w:tc>
-            </w:tr>
-            <w:tr>
-              <w:trPr>
-                <w:cantSplit w:val="0"/>
-                <w:tblHeader w:val="0"/>
-              </w:trPr>
-              <w:tc>
-                <w:tcPr>
-                  <w:tcBorders>
-                    <w:bottom w:color="000000" w:space="0" w:sz="4" w:val="single"/>
-                  </w:tcBorders>
-                </w:tcPr>
-                <w:p>
-                  <w:pPr>
-                    <w:rPr>
-                      <w:rFonts w:ascii="Times New Roman" w:cs="Times New Roman" w:eastAsia="Times New Roman" w:hAnsi="Times New Roman"/>
-                      <w:b w:val="1"/>
-                      <w:bCs w:val="1"/>
-                      <w:sz w:val="20"/>
-                      <w:szCs w:val="20"/>
-                    </w:rPr>
-                  </w:pPr>
-                  <w:r>
-                    <w:rPr>
-                      <w:rFonts w:ascii="Times New Roman" w:cs="Times New Roman" w:eastAsia="Times New Roman" w:hAnsi="Times New Roman"/>
-                      <w:b w:val="1"/>
-                      <w:bCs w:val="1"/>
-                      <w:sz w:val="20"/>
-                      <w:szCs w:val="20"/>
-                      <w:rtl w:val="0"/>
-                    </w:rPr>
                     <w:t xml:space="preserve">Desarrollo de la memoria</w:t>
                   </w:r>
                 </w:p>
@@ -4240,7 +4797,7 @@
                       <w:szCs w:val="20"/>
                       <w:rtl w:val="0"/>
                     </w:rPr>
-                    <w:t xml:space="preserve">40</w:t>
+                    <w:t xml:space="preserve">50</w:t>
                   </w:r>
                 </w:p>
               </w:tc>
@@ -5340,23 +5897,25 @@
         </w:trPr>
         <w:tc>
           <w:tcPr/>
-          <w:p>
-            <w:pPr>
-              <w:jc w:val="both"/>
-              <w:rPr>
-                <w:rFonts w:ascii="Times New Roman" w:cs="Times New Roman" w:eastAsia="Times New Roman" w:hAnsi="Times New Roman"/>
-                <w:sz w:val="20"/>
-                <w:szCs w:val="20"/>
-              </w:rPr>
-            </w:pPr>
-            <w:r>
-              <w:rPr>
-                <w:rFonts w:ascii="Times New Roman" w:cs="Times New Roman" w:eastAsia="Times New Roman" w:hAnsi="Times New Roman"/>
-                <w:sz w:val="20"/>
-                <w:szCs w:val="20"/>
-                <w:rtl w:val="0"/>
-              </w:rPr>
-              <w:t xml:space="preserve">JMetal </w:t>
+          <w:bookmarkStart w:colFirst="0" w:colLast="0" w:name="6ko5pwj9q1ud" w:id="0"/>
+          <w:bookmarkEnd w:id="0"/>
+          <w:p>
+            <w:pPr>
+              <w:jc w:val="both"/>
+              <w:rPr>
+                <w:rFonts w:ascii="Times New Roman" w:cs="Times New Roman" w:eastAsia="Times New Roman" w:hAnsi="Times New Roman"/>
+                <w:sz w:val="20"/>
+                <w:szCs w:val="20"/>
+              </w:rPr>
+            </w:pPr>
+            <w:r>
+              <w:rPr>
+                <w:rFonts w:ascii="Times New Roman" w:cs="Times New Roman" w:eastAsia="Times New Roman" w:hAnsi="Times New Roman"/>
+                <w:sz w:val="20"/>
+                <w:szCs w:val="20"/>
+                <w:rtl w:val="0"/>
+              </w:rPr>
+              <w:t xml:space="preserve">[1] JMetal </w:t>
             </w:r>
           </w:p>
           <w:p>
@@ -5427,23 +5986,25 @@
         </w:trPr>
         <w:tc>
           <w:tcPr/>
-          <w:p>
-            <w:pPr>
-              <w:jc w:val="both"/>
-              <w:rPr>
-                <w:rFonts w:ascii="Times New Roman" w:cs="Times New Roman" w:eastAsia="Times New Roman" w:hAnsi="Times New Roman"/>
-                <w:sz w:val="20"/>
-                <w:szCs w:val="20"/>
-              </w:rPr>
-            </w:pPr>
-            <w:r>
-              <w:rPr>
-                <w:rFonts w:ascii="Times New Roman" w:cs="Times New Roman" w:eastAsia="Times New Roman" w:hAnsi="Times New Roman"/>
-                <w:sz w:val="20"/>
-                <w:szCs w:val="20"/>
-                <w:rtl w:val="0"/>
-              </w:rPr>
-              <w:t xml:space="preserve">metaheurustics</w:t>
+          <w:bookmarkStart w:colFirst="0" w:colLast="0" w:name="z8f6j2ez4v4k" w:id="1"/>
+          <w:bookmarkEnd w:id="1"/>
+          <w:p>
+            <w:pPr>
+              <w:jc w:val="both"/>
+              <w:rPr>
+                <w:rFonts w:ascii="Times New Roman" w:cs="Times New Roman" w:eastAsia="Times New Roman" w:hAnsi="Times New Roman"/>
+                <w:sz w:val="20"/>
+                <w:szCs w:val="20"/>
+              </w:rPr>
+            </w:pPr>
+            <w:r>
+              <w:rPr>
+                <w:rFonts w:ascii="Times New Roman" w:cs="Times New Roman" w:eastAsia="Times New Roman" w:hAnsi="Times New Roman"/>
+                <w:sz w:val="20"/>
+                <w:szCs w:val="20"/>
+                <w:rtl w:val="0"/>
+              </w:rPr>
+              <w:t xml:space="preserve">[2] metaheurustics</w:t>
             </w:r>
           </w:p>
           <w:p>
@@ -5493,23 +6054,25 @@
         </w:trPr>
         <w:tc>
           <w:tcPr/>
-          <w:p>
-            <w:pPr>
-              <w:jc w:val="both"/>
-              <w:rPr>
-                <w:rFonts w:ascii="Times New Roman" w:cs="Times New Roman" w:eastAsia="Times New Roman" w:hAnsi="Times New Roman"/>
-                <w:sz w:val="20"/>
-                <w:szCs w:val="20"/>
-              </w:rPr>
-            </w:pPr>
-            <w:r>
-              <w:rPr>
-                <w:rFonts w:ascii="Times New Roman" w:cs="Times New Roman" w:eastAsia="Times New Roman" w:hAnsi="Times New Roman"/>
-                <w:sz w:val="20"/>
-                <w:szCs w:val="20"/>
-                <w:rtl w:val="0"/>
-              </w:rPr>
-              <w:t xml:space="preserve">Rust</w:t>
+          <w:bookmarkStart w:colFirst="0" w:colLast="0" w:name="jka92360e2td" w:id="2"/>
+          <w:bookmarkEnd w:id="2"/>
+          <w:p>
+            <w:pPr>
+              <w:jc w:val="both"/>
+              <w:rPr>
+                <w:rFonts w:ascii="Times New Roman" w:cs="Times New Roman" w:eastAsia="Times New Roman" w:hAnsi="Times New Roman"/>
+                <w:sz w:val="20"/>
+                <w:szCs w:val="20"/>
+              </w:rPr>
+            </w:pPr>
+            <w:r>
+              <w:rPr>
+                <w:rFonts w:ascii="Times New Roman" w:cs="Times New Roman" w:eastAsia="Times New Roman" w:hAnsi="Times New Roman"/>
+                <w:sz w:val="20"/>
+                <w:szCs w:val="20"/>
+                <w:rtl w:val="0"/>
+              </w:rPr>
+              <w:t xml:space="preserve">[3] Rust</w:t>
             </w:r>
           </w:p>
           <w:p>
@@ -5550,23 +6113,25 @@
         </w:trPr>
         <w:tc>
           <w:tcPr/>
-          <w:p>
-            <w:pPr>
-              <w:jc w:val="both"/>
-              <w:rPr>
-                <w:rFonts w:ascii="Times New Roman" w:cs="Times New Roman" w:eastAsia="Times New Roman" w:hAnsi="Times New Roman"/>
-                <w:sz w:val="20"/>
-                <w:szCs w:val="20"/>
-              </w:rPr>
-            </w:pPr>
-            <w:r>
-              <w:rPr>
-                <w:rFonts w:ascii="Times New Roman" w:cs="Times New Roman" w:eastAsia="Times New Roman" w:hAnsi="Times New Roman"/>
-                <w:sz w:val="20"/>
-                <w:szCs w:val="20"/>
-                <w:rtl w:val="0"/>
-              </w:rPr>
-              <w:t xml:space="preserve">Cargo</w:t>
+          <w:bookmarkStart w:colFirst="0" w:colLast="0" w:name="7934zwh7pdn8" w:id="3"/>
+          <w:bookmarkEnd w:id="3"/>
+          <w:p>
+            <w:pPr>
+              <w:jc w:val="both"/>
+              <w:rPr>
+                <w:rFonts w:ascii="Times New Roman" w:cs="Times New Roman" w:eastAsia="Times New Roman" w:hAnsi="Times New Roman"/>
+                <w:sz w:val="20"/>
+                <w:szCs w:val="20"/>
+              </w:rPr>
+            </w:pPr>
+            <w:r>
+              <w:rPr>
+                <w:rFonts w:ascii="Times New Roman" w:cs="Times New Roman" w:eastAsia="Times New Roman" w:hAnsi="Times New Roman"/>
+                <w:sz w:val="20"/>
+                <w:szCs w:val="20"/>
+                <w:rtl w:val="0"/>
+              </w:rPr>
+              <w:t xml:space="preserve">[4] Cargo</w:t>
             </w:r>
           </w:p>
           <w:p>
@@ -5607,15 +6172,108 @@
         </w:trPr>
         <w:tc>
           <w:tcPr/>
-          <w:p>
-            <w:pPr>
-              <w:jc w:val="both"/>
-              <w:rPr>
-                <w:rFonts w:ascii="Times New Roman" w:cs="Times New Roman" w:eastAsia="Times New Roman" w:hAnsi="Times New Roman"/>
-                <w:sz w:val="20"/>
-                <w:szCs w:val="20"/>
-              </w:rPr>
-            </w:pPr>
+          <w:bookmarkStart w:colFirst="0" w:colLast="0" w:name="nckyogn1urul" w:id="4"/>
+          <w:bookmarkEnd w:id="4"/>
+          <w:p>
+            <w:pPr>
+              <w:jc w:val="both"/>
+              <w:rPr>
+                <w:rFonts w:ascii="Times New Roman" w:cs="Times New Roman" w:eastAsia="Times New Roman" w:hAnsi="Times New Roman"/>
+                <w:sz w:val="20"/>
+                <w:szCs w:val="20"/>
+              </w:rPr>
+            </w:pPr>
+            <w:r>
+              <w:rPr>
+                <w:rFonts w:ascii="Times New Roman" w:cs="Times New Roman" w:eastAsia="Times New Roman" w:hAnsi="Times New Roman"/>
+                <w:sz w:val="20"/>
+                <w:szCs w:val="20"/>
+                <w:rtl w:val="0"/>
+              </w:rPr>
+              <w:t xml:space="preserve">[5] optim.lib</w:t>
+            </w:r>
+          </w:p>
+          <w:p>
+            <w:pPr>
+              <w:jc w:val="both"/>
+              <w:rPr>
+                <w:rFonts w:ascii="Times New Roman" w:cs="Times New Roman" w:eastAsia="Times New Roman" w:hAnsi="Times New Roman"/>
+                <w:sz w:val="20"/>
+                <w:szCs w:val="20"/>
+              </w:rPr>
+            </w:pPr>
+            <w:hyperlink r:id="rId12">
+              <w:r>
+                <w:rPr>
+                  <w:rFonts w:ascii="Times New Roman" w:cs="Times New Roman" w:eastAsia="Times New Roman" w:hAnsi="Times New Roman"/>
+                  <w:color w:val="1155cc"/>
+                  <w:sz w:val="20"/>
+                  <w:szCs w:val="20"/>
+                  <w:u w:val="single"/>
+                  <w:rtl w:val="0"/>
+                </w:rPr>
+                <w:t xml:space="preserve">https://optimlib.readthedocs.io/en/latest/</w:t>
+              </w:r>
+            </w:hyperlink>
+            <w:r>
+              <w:rPr>
+                <w:rtl w:val="0"/>
+              </w:rPr>
+            </w:r>
+          </w:p>
+        </w:tc>
+      </w:tr>
+      <w:tr>
+        <w:trPr>
+          <w:cantSplit w:val="0"/>
+          <w:trHeight w:val="332" w:hRule="atLeast"/>
+          <w:tblHeader w:val="0"/>
+        </w:trPr>
+        <w:tc>
+          <w:tcPr/>
+          <w:bookmarkStart w:colFirst="0" w:colLast="0" w:name="i94qzo70j404" w:id="5"/>
+          <w:bookmarkEnd w:id="5"/>
+          <w:p>
+            <w:pPr>
+              <w:jc w:val="both"/>
+              <w:rPr>
+                <w:rFonts w:ascii="Times New Roman" w:cs="Times New Roman" w:eastAsia="Times New Roman" w:hAnsi="Times New Roman"/>
+                <w:sz w:val="20"/>
+                <w:szCs w:val="20"/>
+              </w:rPr>
+            </w:pPr>
+            <w:r>
+              <w:rPr>
+                <w:rFonts w:ascii="Times New Roman" w:cs="Times New Roman" w:eastAsia="Times New Roman" w:hAnsi="Times New Roman"/>
+                <w:sz w:val="20"/>
+                <w:szCs w:val="20"/>
+                <w:rtl w:val="0"/>
+              </w:rPr>
+              <w:t xml:space="preserve">[6] SCRUM</w:t>
+            </w:r>
+          </w:p>
+          <w:p>
+            <w:pPr>
+              <w:jc w:val="both"/>
+              <w:rPr>
+                <w:rFonts w:ascii="Times New Roman" w:cs="Times New Roman" w:eastAsia="Times New Roman" w:hAnsi="Times New Roman"/>
+                <w:sz w:val="20"/>
+                <w:szCs w:val="20"/>
+              </w:rPr>
+            </w:pPr>
+            <w:hyperlink r:id="rId13">
+              <w:r>
+                <w:rPr>
+                  <w:rFonts w:ascii="Times New Roman" w:cs="Times New Roman" w:eastAsia="Times New Roman" w:hAnsi="Times New Roman"/>
+                  <w:color w:val="1155cc"/>
+                  <w:sz w:val="20"/>
+                  <w:szCs w:val="20"/>
+                  <w:u w:val="single"/>
+                  <w:rtl w:val="0"/>
+                </w:rPr>
+                <w:t xml:space="preserve">https://www.scrum.org/resources/blog/que-es-scrum</w:t>
+              </w:r>
+            </w:hyperlink>
             <w:r>
               <w:rPr>
                 <w:rtl w:val="0"/>
@@ -5911,9 +6569,9 @@
       </w:r>
     </w:p>
     <w:sectPr>
-      <w:headerReference r:id="rId12" w:type="default"/>
-      <w:footerReference r:id="rId13" w:type="default"/>
-      <w:footerReference r:id="rId14" w:type="even"/>
+      <w:headerReference r:id="rId14" w:type="default"/>
+      <w:footerReference r:id="rId15" w:type="default"/>
+      <w:footerReference r:id="rId16" w:type="even"/>
       <w:pgSz w:h="16840" w:w="11905" w:orient="portrait"/>
       <w:pgMar w:bottom="720" w:top="720" w:left="720" w:right="720" w:header="719" w:footer="0"/>
       <w:pgNumType w:start="1"/>

--- a/docs/preliminary_project/anteproyecto.docx
+++ b/docs/preliminary_project/anteproyecto.docx
@@ -259,7 +259,7 @@
                 <w:szCs w:val="20"/>
                 <w:rtl w:val="0"/>
               </w:rPr>
-              <w:t xml:space="preserve">Ingeniería del Software</w:t>
+              <w:t xml:space="preserve">Graduado en Ingeniería del Software</w:t>
             </w:r>
           </w:p>
         </w:tc>
@@ -309,7 +309,7 @@
                 <w:szCs w:val="20"/>
               </w:rPr>
             </w:pPr>
-            <w:hyperlink r:id="rId6">
+            <w:hyperlink r:id="rId7">
               <w:r>
                 <w:rPr>
                   <w:rFonts w:ascii="Times New Roman" w:cs="Times New Roman" w:eastAsia="Times New Roman" w:hAnsi="Times New Roman"/>
@@ -319,7 +319,7 @@
                   <w:u w:val="single"/>
                   <w:rtl w:val="0"/>
                 </w:rPr>
-                <w:t xml:space="preserve">Gabriel Luque Polo</w:t>
+                <w:t xml:space="preserve">Gabriel Jesús Luque Polo</w:t>
               </w:r>
             </w:hyperlink>
             <w:r>
@@ -381,7 +381,7 @@
                 <w:szCs w:val="20"/>
                 <w:rtl w:val="0"/>
               </w:rPr>
-              <w:t xml:space="preserve">Librería extensible de optimización metaheurística en Rust</w:t>
+              <w:t xml:space="preserve">Biblioteca extensible de optimización metaheurística en Rust</w:t>
             </w:r>
           </w:p>
         </w:tc>
@@ -967,9 +967,9 @@
                 <w:szCs w:val="20"/>
                 <w:rtl w:val="0"/>
               </w:rPr>
-              <w:t xml:space="preserve">El desarrollo de este Trabajo de Fin de Grado surge ante la escasez de librerías de optimización metaheurística en el ecosistema Rust </w:t>
-            </w:r>
-            <w:hyperlink w:anchor="jka92360e2td">
+              <w:t xml:space="preserve">El desarrollo de este Trabajo de Fin de Grado surge ante la escasez de bibliotecas de optimización metaheurística en el ecosistema Rust </w:t>
+            </w:r>
+            <w:hyperlink w:anchor="bookmark=id.tghzf2x0ndfk">
               <w:r>
                 <w:rPr>
                   <w:rFonts w:ascii="Times New Roman" w:cs="Times New Roman" w:eastAsia="Times New Roman" w:hAnsi="Times New Roman"/>
@@ -989,41 +989,92 @@
                 <w:szCs w:val="20"/>
                 <w:rtl w:val="0"/>
               </w:rPr>
-              <w:t xml:space="preserve">. Actualmente existen pocas librerías de este tipo y, en general, presentan limitaciones en cuanto a madurez, extensibilidad y variedad de algoritmos disponibles.</w:t>
-            </w:r>
-          </w:p>
-          <w:p>
-            <w:pPr>
-              <w:jc w:val="both"/>
-              <w:rPr>
-                <w:rFonts w:ascii="Times New Roman" w:cs="Times New Roman" w:eastAsia="Times New Roman" w:hAnsi="Times New Roman"/>
-                <w:sz w:val="20"/>
-                <w:szCs w:val="20"/>
-              </w:rPr>
-            </w:pPr>
-            <w:r>
-              <w:rPr>
-                <w:rtl w:val="0"/>
-              </w:rPr>
-            </w:r>
-          </w:p>
-          <w:p>
-            <w:pPr>
-              <w:jc w:val="both"/>
-              <w:rPr>
-                <w:rFonts w:ascii="Times New Roman" w:cs="Times New Roman" w:eastAsia="Times New Roman" w:hAnsi="Times New Roman"/>
-                <w:sz w:val="20"/>
-                <w:szCs w:val="20"/>
-              </w:rPr>
-            </w:pPr>
-            <w:r>
-              <w:rPr>
-                <w:rFonts w:ascii="Times New Roman" w:cs="Times New Roman" w:eastAsia="Times New Roman" w:hAnsi="Times New Roman"/>
-                <w:sz w:val="20"/>
-                <w:szCs w:val="20"/>
-                <w:rtl w:val="0"/>
-              </w:rPr>
-              <w:t xml:space="preserve">Esta situación dificulta el uso de Rust en proyectos que requieren técnicas de optimización metaheurística, a pesar de las ventajas que ofrece el lenguaje en términos de rendimiento y seguridad. Como respuesta a esta necesidad, este TFG propone el diseño y desarrollo de una librería de optimización metaheurística extensible en Rust, que permita ampliar fácilmente el conjunto de algoritmos y adaptarse a distintos tipos de problemas.</w:t>
+              <w:t xml:space="preserve">. Actualmente existen </w:t>
+            </w:r>
+            <w:r>
+              <w:rPr>
+                <w:rFonts w:ascii="Times New Roman" w:cs="Times New Roman" w:eastAsia="Times New Roman" w:hAnsi="Times New Roman"/>
+                <w:sz w:val="20"/>
+                <w:szCs w:val="20"/>
+                <w:rtl w:val="0"/>
+              </w:rPr>
+              <w:t xml:space="preserve">pocas bibliotecas de este tipo, donde podríamos citar MetaheuRUSTics</w:t>
+            </w:r>
+            <w:r>
+              <w:rPr>
+                <w:rFonts w:ascii="Times New Roman" w:cs="Times New Roman" w:eastAsia="Times New Roman" w:hAnsi="Times New Roman"/>
+                <w:sz w:val="20"/>
+                <w:szCs w:val="20"/>
+                <w:rtl w:val="0"/>
+              </w:rPr>
+              <w:t xml:space="preserve"> </w:t>
+            </w:r>
+            <w:bookmarkStart w:colFirst="0" w:colLast="0" w:name="bookmark=kix.p9yrp5vut3mh" w:id="0"/>
+            <w:bookmarkEnd w:id="0"/>
+            <w:hyperlink w:anchor="bookmark=id.t3d2dt6go8ww">
+              <w:r>
+                <w:rPr>
+                  <w:rFonts w:ascii="Times New Roman" w:cs="Times New Roman" w:eastAsia="Times New Roman" w:hAnsi="Times New Roman"/>
+                  <w:color w:val="1155cc"/>
+                  <w:sz w:val="20"/>
+                  <w:szCs w:val="20"/>
+                  <w:u w:val="single"/>
+                  <w:rtl w:val="0"/>
+                </w:rPr>
+                <w:t xml:space="preserve">[2]</w:t>
+              </w:r>
+            </w:hyperlink>
+            <w:r>
+              <w:rPr>
+                <w:rFonts w:ascii="Times New Roman" w:cs="Times New Roman" w:eastAsia="Times New Roman" w:hAnsi="Times New Roman"/>
+                <w:sz w:val="20"/>
+                <w:szCs w:val="20"/>
+                <w:rtl w:val="0"/>
+              </w:rPr>
+              <w:t xml:space="preserve"> </w:t>
+            </w:r>
+            <w:r>
+              <w:rPr>
+                <w:rFonts w:ascii="Times New Roman" w:cs="Times New Roman" w:eastAsia="Times New Roman" w:hAnsi="Times New Roman"/>
+                <w:sz w:val="20"/>
+                <w:szCs w:val="20"/>
+                <w:rtl w:val="0"/>
+              </w:rPr>
+              <w:t xml:space="preserve">y, en general, presentan limitaciones en cuanto a madurez, extensibilidad y variedad de algoritmos disponibles.</w:t>
+            </w:r>
+          </w:p>
+          <w:p>
+            <w:pPr>
+              <w:jc w:val="both"/>
+              <w:rPr>
+                <w:rFonts w:ascii="Times New Roman" w:cs="Times New Roman" w:eastAsia="Times New Roman" w:hAnsi="Times New Roman"/>
+                <w:sz w:val="20"/>
+                <w:szCs w:val="20"/>
+              </w:rPr>
+            </w:pPr>
+            <w:r>
+              <w:rPr>
+                <w:rtl w:val="0"/>
+              </w:rPr>
+            </w:r>
+          </w:p>
+          <w:p>
+            <w:pPr>
+              <w:jc w:val="both"/>
+              <w:rPr>
+                <w:rFonts w:ascii="Times New Roman" w:cs="Times New Roman" w:eastAsia="Times New Roman" w:hAnsi="Times New Roman"/>
+                <w:sz w:val="20"/>
+                <w:szCs w:val="20"/>
+              </w:rPr>
+            </w:pPr>
+            <w:r>
+              <w:rPr>
+                <w:rFonts w:ascii="Times New Roman" w:cs="Times New Roman" w:eastAsia="Times New Roman" w:hAnsi="Times New Roman"/>
+                <w:sz w:val="20"/>
+                <w:szCs w:val="20"/>
+                <w:rtl w:val="0"/>
+              </w:rPr>
+              <w:t xml:space="preserve">Esta situación dificulta el uso de Rust en proyectos que requieren técnicas de optimización metaheurística, a pesar de las ventajas que ofrece el lenguaje en términos de rendimiento y seguridad. Como respuesta a esta necesidad, este TFG propone el diseño y desarrollo de una biblioteca de optimización metaheurística extensible en Rust, que permita ampliar fácilmente el conjunto de algoritmos y adaptarse a distintos tipos de problemas.</w:t>
             </w:r>
           </w:p>
           <w:p>
@@ -1203,128 +1254,114 @@
                 <w:szCs w:val="20"/>
                 <w:rtl w:val="0"/>
               </w:rPr>
-              <w:t xml:space="preserve">El proyecto pretende ser una forma de ayudar a los desarrolladores a implementar algoritmos de optimización metaheurística en un lenguaje moderno como es Rust.</w:t>
-            </w:r>
-          </w:p>
-          <w:p>
-            <w:pPr>
-              <w:jc w:val="both"/>
-              <w:rPr>
-                <w:rFonts w:ascii="Times New Roman" w:cs="Times New Roman" w:eastAsia="Times New Roman" w:hAnsi="Times New Roman"/>
-                <w:sz w:val="20"/>
-                <w:szCs w:val="20"/>
-              </w:rPr>
-            </w:pPr>
-            <w:r>
-              <w:rPr>
-                <w:rFonts w:ascii="Times New Roman" w:cs="Times New Roman" w:eastAsia="Times New Roman" w:hAnsi="Times New Roman"/>
-                <w:sz w:val="20"/>
-                <w:szCs w:val="20"/>
-                <w:rtl w:val="0"/>
-              </w:rPr>
-              <w:t xml:space="preserve">Ya existen librerías de este estilo, pero no hay muchas y están limitadas, la idea es que esta pueda servir a un público mayor, debido a que pretende ser extensible.</w:t>
-            </w:r>
-          </w:p>
-          <w:p>
-            <w:pPr>
-              <w:jc w:val="both"/>
-              <w:rPr>
-                <w:rFonts w:ascii="Times New Roman" w:cs="Times New Roman" w:eastAsia="Times New Roman" w:hAnsi="Times New Roman"/>
-                <w:sz w:val="20"/>
-                <w:szCs w:val="20"/>
-              </w:rPr>
-            </w:pPr>
-            <w:r>
-              <w:rPr>
-                <w:rtl w:val="0"/>
-              </w:rPr>
-            </w:r>
-          </w:p>
-          <w:p>
-            <w:pPr>
-              <w:jc w:val="both"/>
-              <w:rPr>
-                <w:rFonts w:ascii="Times New Roman" w:cs="Times New Roman" w:eastAsia="Times New Roman" w:hAnsi="Times New Roman"/>
-                <w:sz w:val="20"/>
-                <w:szCs w:val="20"/>
-              </w:rPr>
-            </w:pPr>
-            <w:r>
-              <w:rPr>
-                <w:rFonts w:ascii="Times New Roman" w:cs="Times New Roman" w:eastAsia="Times New Roman" w:hAnsi="Times New Roman"/>
-                <w:sz w:val="20"/>
-                <w:szCs w:val="20"/>
-                <w:rtl w:val="0"/>
-              </w:rPr>
-              <w:t xml:space="preserve">El presente Trabajo de Fin de Grado consiste en el diseño y desarrollo de una librería de optimización metaheurística en Rust, cuyo objetivo principal es facilitar a los desarrolladores la implementación y el uso de este tipo de algoritmos en un lenguaje moderno, seguro y eficiente.</w:t>
-            </w:r>
-          </w:p>
-          <w:p>
-            <w:pPr>
-              <w:jc w:val="both"/>
-              <w:rPr>
-                <w:rFonts w:ascii="Times New Roman" w:cs="Times New Roman" w:eastAsia="Times New Roman" w:hAnsi="Times New Roman"/>
-                <w:sz w:val="20"/>
-                <w:szCs w:val="20"/>
-              </w:rPr>
-            </w:pPr>
-            <w:r>
-              <w:rPr>
-                <w:rtl w:val="0"/>
-              </w:rPr>
-            </w:r>
-          </w:p>
-          <w:p>
-            <w:pPr>
-              <w:jc w:val="both"/>
-              <w:rPr>
-                <w:rFonts w:ascii="Times New Roman" w:cs="Times New Roman" w:eastAsia="Times New Roman" w:hAnsi="Times New Roman"/>
-                <w:sz w:val="20"/>
-                <w:szCs w:val="20"/>
-              </w:rPr>
-            </w:pPr>
-            <w:r>
-              <w:rPr>
-                <w:rFonts w:ascii="Times New Roman" w:cs="Times New Roman" w:eastAsia="Times New Roman" w:hAnsi="Times New Roman"/>
-                <w:sz w:val="20"/>
-                <w:szCs w:val="20"/>
-                <w:rtl w:val="0"/>
-              </w:rPr>
-              <w:t xml:space="preserve">Aunque existen algunas librerías de optimización metaheurística en Rust, su número es reducido y presentan limitaciones en cuanto a funcionalidad y capacidad de ampliación. En este contexto, el proyecto propone el desarrollo de una librería orientada a un público amplio, con un diseño modular que permita su extensión mediante la incorporación de nuevos algoritmos, operadores y tipos de problemas, sin necesidad de modificar el núcleo del sistema.</w:t>
-            </w:r>
-          </w:p>
-          <w:p>
-            <w:pPr>
-              <w:jc w:val="both"/>
-              <w:rPr>
-                <w:rFonts w:ascii="Times New Roman" w:cs="Times New Roman" w:eastAsia="Times New Roman" w:hAnsi="Times New Roman"/>
-                <w:sz w:val="20"/>
-                <w:szCs w:val="20"/>
-              </w:rPr>
-            </w:pPr>
-            <w:r>
-              <w:rPr>
-                <w:rtl w:val="0"/>
-              </w:rPr>
-            </w:r>
-          </w:p>
-          <w:p>
-            <w:pPr>
-              <w:jc w:val="both"/>
-              <w:rPr>
-                <w:rFonts w:ascii="Times New Roman" w:cs="Times New Roman" w:eastAsia="Times New Roman" w:hAnsi="Times New Roman"/>
-                <w:sz w:val="20"/>
-                <w:szCs w:val="20"/>
-              </w:rPr>
-            </w:pPr>
-            <w:r>
-              <w:rPr>
-                <w:rFonts w:ascii="Times New Roman" w:cs="Times New Roman" w:eastAsia="Times New Roman" w:hAnsi="Times New Roman"/>
-                <w:sz w:val="20"/>
-                <w:szCs w:val="20"/>
-                <w:rtl w:val="0"/>
-              </w:rPr>
-              <w:t xml:space="preserve">A alto nivel, la librería ofrecerá una arquitectura común para la definición de problemas de optimización y la implementación de distintas metaheurísticas. Asimismo, se proporcionarán mecanismos básicos para la configuración de los algoritmos, la ejecución de experimentos y la obtención de resultados, junto con documentación y ejemplos de uso que faciliten su adopción por parte de otros desarrolladores.</w:t>
+              <w:t xml:space="preserve">El proyecto pretende ser una forma de ayudar a los desarrolladores a implementar algoritmos de optimización metaheurística en un lenguaje moderno como es Rust. Ya existen bibliotecas de este estilo, pero no hay muchas y están limitadas, la idea es que esta pueda servir a un público mayor, debido a que pretende ser extensible.</w:t>
+            </w:r>
+            <w:r>
+              <w:rPr>
+                <w:rtl w:val="0"/>
+              </w:rPr>
+            </w:r>
+          </w:p>
+          <w:p>
+            <w:pPr>
+              <w:jc w:val="both"/>
+              <w:rPr>
+                <w:rFonts w:ascii="Times New Roman" w:cs="Times New Roman" w:eastAsia="Times New Roman" w:hAnsi="Times New Roman"/>
+                <w:sz w:val="20"/>
+                <w:szCs w:val="20"/>
+              </w:rPr>
+            </w:pPr>
+            <w:r>
+              <w:rPr>
+                <w:rtl w:val="0"/>
+              </w:rPr>
+            </w:r>
+          </w:p>
+          <w:p>
+            <w:pPr>
+              <w:jc w:val="both"/>
+              <w:rPr>
+                <w:rFonts w:ascii="Times New Roman" w:cs="Times New Roman" w:eastAsia="Times New Roman" w:hAnsi="Times New Roman"/>
+                <w:sz w:val="20"/>
+                <w:szCs w:val="20"/>
+              </w:rPr>
+            </w:pPr>
+            <w:r>
+              <w:rPr>
+                <w:rFonts w:ascii="Times New Roman" w:cs="Times New Roman" w:eastAsia="Times New Roman" w:hAnsi="Times New Roman"/>
+                <w:sz w:val="20"/>
+                <w:szCs w:val="20"/>
+                <w:rtl w:val="0"/>
+              </w:rPr>
+              <w:t xml:space="preserve">El presente Trabajo de Fin de Grado consiste en el diseño y desarrollo de una biblioteca de optimización metaheurística en Rust, cuyo objetivo principal es facilitar a los desarrolladores la implementación y el uso de este tipo de algoritmos en un lenguaje moderno, seguro y eficiente.</w:t>
+            </w:r>
+          </w:p>
+          <w:p>
+            <w:pPr>
+              <w:jc w:val="both"/>
+              <w:rPr>
+                <w:rFonts w:ascii="Times New Roman" w:cs="Times New Roman" w:eastAsia="Times New Roman" w:hAnsi="Times New Roman"/>
+                <w:sz w:val="20"/>
+                <w:szCs w:val="20"/>
+              </w:rPr>
+            </w:pPr>
+            <w:r>
+              <w:rPr>
+                <w:rtl w:val="0"/>
+              </w:rPr>
+            </w:r>
+          </w:p>
+          <w:p>
+            <w:pPr>
+              <w:jc w:val="both"/>
+              <w:rPr>
+                <w:rFonts w:ascii="Times New Roman" w:cs="Times New Roman" w:eastAsia="Times New Roman" w:hAnsi="Times New Roman"/>
+                <w:sz w:val="20"/>
+                <w:szCs w:val="20"/>
+              </w:rPr>
+            </w:pPr>
+            <w:r>
+              <w:rPr>
+                <w:rFonts w:ascii="Times New Roman" w:cs="Times New Roman" w:eastAsia="Times New Roman" w:hAnsi="Times New Roman"/>
+                <w:sz w:val="20"/>
+                <w:szCs w:val="20"/>
+                <w:rtl w:val="0"/>
+              </w:rPr>
+              <w:t xml:space="preserve">Aunque existen algunas bibliotecas de optimización metaheurística en Rust, su número es reducido y presentan limitaciones en cuanto a funcionalidad y capacidad de ampliación. En este contexto, el proyecto propone el desarrollo de una biblioteca orientada a un público amplio, con un diseño modular que permita su extensión mediante la incorporación de nuevos algoritmos, operadores y tipos de problemas, sin necesidad de modificar el núcleo del sistema.</w:t>
+            </w:r>
+          </w:p>
+          <w:p>
+            <w:pPr>
+              <w:jc w:val="both"/>
+              <w:rPr>
+                <w:rFonts w:ascii="Times New Roman" w:cs="Times New Roman" w:eastAsia="Times New Roman" w:hAnsi="Times New Roman"/>
+                <w:sz w:val="20"/>
+                <w:szCs w:val="20"/>
+              </w:rPr>
+            </w:pPr>
+            <w:r>
+              <w:rPr>
+                <w:rtl w:val="0"/>
+              </w:rPr>
+            </w:r>
+          </w:p>
+          <w:p>
+            <w:pPr>
+              <w:jc w:val="both"/>
+              <w:rPr>
+                <w:rFonts w:ascii="Times New Roman" w:cs="Times New Roman" w:eastAsia="Times New Roman" w:hAnsi="Times New Roman"/>
+                <w:sz w:val="20"/>
+                <w:szCs w:val="20"/>
+              </w:rPr>
+            </w:pPr>
+            <w:r>
+              <w:rPr>
+                <w:rFonts w:ascii="Times New Roman" w:cs="Times New Roman" w:eastAsia="Times New Roman" w:hAnsi="Times New Roman"/>
+                <w:sz w:val="20"/>
+                <w:szCs w:val="20"/>
+                <w:rtl w:val="0"/>
+              </w:rPr>
+              <w:t xml:space="preserve">A alto nivel, la biblioteca ofrecerá una arquitectura común para la definición de problemas de optimización y la implementación de distintos algoritmos y problemas junto a los elementos esenciales que permitirán crear otros de forma sencilla. Asimismo, se proporcionarán mecanismos básicos para la configuración de los algoritmos, la ejecución de experimentos y la obtención de resultados, junto con documentación y ejemplos de uso que faciliten su adopción por parte de otros desarrolladores.</w:t>
             </w:r>
           </w:p>
         </w:tc>
@@ -1473,7 +1510,7 @@
                 <w:szCs w:val="20"/>
                 <w:rtl w:val="0"/>
               </w:rPr>
-              <w:t xml:space="preserve">Software, Librería Rust</w:t>
+              <w:t xml:space="preserve">Software desarrollado: biblioteca Rust</w:t>
             </w:r>
           </w:p>
         </w:tc>
@@ -1718,7 +1755,7 @@
               </w:rPr>
               <w:t xml:space="preserve">Para el desarrollo de la librería se empleará una metodología iterativa e incremental, inspirada en metodologías ágiles y, en particular, en un enfoque similar a SCRUM </w:t>
             </w:r>
-            <w:hyperlink w:anchor="i94qzo70j404">
+            <w:hyperlink w:anchor="bookmark=id.r8iqpi9qie9h">
               <w:r>
                 <w:rPr>
                   <w:rFonts w:ascii="Times New Roman" w:cs="Times New Roman" w:eastAsia="Times New Roman" w:hAnsi="Times New Roman"/>
@@ -1971,7 +2008,6 @@
                 <w:bCs w:val="1"/>
                 <w:sz w:val="20"/>
                 <w:szCs w:val="20"/>
-                <w:u w:val="none"/>
               </w:rPr>
             </w:pPr>
             <w:r>
@@ -2000,19 +2036,18 @@
                 <w:bCs w:val="1"/>
                 <w:sz w:val="20"/>
                 <w:szCs w:val="20"/>
-                <w:u w:val="none"/>
-              </w:rPr>
-            </w:pPr>
-            <w:r>
-              <w:rPr>
-                <w:rFonts w:ascii="Times New Roman" w:cs="Times New Roman" w:eastAsia="Times New Roman" w:hAnsi="Times New Roman"/>
-                <w:b w:val="1"/>
-                <w:bCs w:val="1"/>
-                <w:sz w:val="20"/>
-                <w:szCs w:val="20"/>
-                <w:rtl w:val="0"/>
-              </w:rPr>
-              <w:t xml:space="preserve">Metaheurística:</w:t>
+              </w:rPr>
+            </w:pPr>
+            <w:r>
+              <w:rPr>
+                <w:rFonts w:ascii="Times New Roman" w:cs="Times New Roman" w:eastAsia="Times New Roman" w:hAnsi="Times New Roman"/>
+                <w:b w:val="1"/>
+                <w:bCs w:val="1"/>
+                <w:sz w:val="20"/>
+                <w:szCs w:val="20"/>
+                <w:rtl w:val="0"/>
+              </w:rPr>
+              <w:t xml:space="preserve">Metaheurísticas:</w:t>
             </w:r>
           </w:p>
           <w:p>
@@ -2032,7 +2067,7 @@
                 <w:szCs w:val="20"/>
                 <w:rtl w:val="0"/>
               </w:rPr>
-              <w:t xml:space="preserve">Análisis de algoritmos (Genéticos, Recocido Simulado, búsqueda tabú, etc.) para identificar abstracciones comunes.</w:t>
+              <w:t xml:space="preserve">Análisis de algoritmos (Genéticos, Recocido Simulado, búsqueda tabú, etc. [8]) para identificar abstracciones comunes.</w:t>
             </w:r>
           </w:p>
           <w:p>
@@ -2049,19 +2084,38 @@
                 <w:bCs w:val="1"/>
                 <w:sz w:val="20"/>
                 <w:szCs w:val="20"/>
-                <w:u w:val="none"/>
-              </w:rPr>
-            </w:pPr>
-            <w:r>
-              <w:rPr>
-                <w:rFonts w:ascii="Times New Roman" w:cs="Times New Roman" w:eastAsia="Times New Roman" w:hAnsi="Times New Roman"/>
-                <w:b w:val="1"/>
-                <w:bCs w:val="1"/>
-                <w:sz w:val="20"/>
-                <w:szCs w:val="20"/>
-                <w:rtl w:val="0"/>
-              </w:rPr>
-              <w:t xml:space="preserve">Lenguaje de programación, Rust:</w:t>
+              </w:rPr>
+            </w:pPr>
+            <w:r>
+              <w:rPr>
+                <w:rFonts w:ascii="Times New Roman" w:cs="Times New Roman" w:eastAsia="Times New Roman" w:hAnsi="Times New Roman"/>
+                <w:b w:val="1"/>
+                <w:bCs w:val="1"/>
+                <w:sz w:val="20"/>
+                <w:szCs w:val="20"/>
+                <w:rtl w:val="0"/>
+              </w:rPr>
+              <w:t xml:space="preserve">Lenguaje de programación - Rust:</w:t>
+            </w:r>
+          </w:p>
+          <w:p>
+            <w:pPr>
+              <w:ind w:left="1440" w:firstLine="0"/>
+              <w:jc w:val="both"/>
+              <w:rPr>
+                <w:rFonts w:ascii="Times New Roman" w:cs="Times New Roman" w:eastAsia="Times New Roman" w:hAnsi="Times New Roman"/>
+                <w:sz w:val="20"/>
+                <w:szCs w:val="20"/>
+              </w:rPr>
+            </w:pPr>
+            <w:r>
+              <w:rPr>
+                <w:rFonts w:ascii="Times New Roman" w:cs="Times New Roman" w:eastAsia="Times New Roman" w:hAnsi="Times New Roman"/>
+                <w:sz w:val="20"/>
+                <w:szCs w:val="20"/>
+                <w:rtl w:val="0"/>
+              </w:rPr>
+              <w:t xml:space="preserve">Aprendizaje del lenguaje de programación utilizado durante el desarrollo del trabajo.</w:t>
             </w:r>
             <w:r>
               <w:rPr>
@@ -2083,19 +2137,38 @@
                 <w:bCs w:val="1"/>
                 <w:sz w:val="20"/>
                 <w:szCs w:val="20"/>
-                <w:u w:val="none"/>
-              </w:rPr>
-            </w:pPr>
-            <w:r>
-              <w:rPr>
-                <w:rFonts w:ascii="Times New Roman" w:cs="Times New Roman" w:eastAsia="Times New Roman" w:hAnsi="Times New Roman"/>
-                <w:b w:val="1"/>
-                <w:bCs w:val="1"/>
-                <w:sz w:val="20"/>
-                <w:szCs w:val="20"/>
-                <w:rtl w:val="0"/>
-              </w:rPr>
-              <w:t xml:space="preserve">Compilador, Cargo</w:t>
+              </w:rPr>
+            </w:pPr>
+            <w:r>
+              <w:rPr>
+                <w:rFonts w:ascii="Times New Roman" w:cs="Times New Roman" w:eastAsia="Times New Roman" w:hAnsi="Times New Roman"/>
+                <w:b w:val="1"/>
+                <w:bCs w:val="1"/>
+                <w:sz w:val="20"/>
+                <w:szCs w:val="20"/>
+                <w:rtl w:val="0"/>
+              </w:rPr>
+              <w:t xml:space="preserve">Compilador - Cargo:</w:t>
+            </w:r>
+          </w:p>
+          <w:p>
+            <w:pPr>
+              <w:ind w:left="1440" w:firstLine="0"/>
+              <w:jc w:val="both"/>
+              <w:rPr>
+                <w:rFonts w:ascii="Times New Roman" w:cs="Times New Roman" w:eastAsia="Times New Roman" w:hAnsi="Times New Roman"/>
+                <w:sz w:val="20"/>
+                <w:szCs w:val="20"/>
+              </w:rPr>
+            </w:pPr>
+            <w:r>
+              <w:rPr>
+                <w:rFonts w:ascii="Times New Roman" w:cs="Times New Roman" w:eastAsia="Times New Roman" w:hAnsi="Times New Roman"/>
+                <w:sz w:val="20"/>
+                <w:szCs w:val="20"/>
+                <w:rtl w:val="0"/>
+              </w:rPr>
+              <w:t xml:space="preserve">Aprendizaje y puesta a punto del sistema de compilación y gestor de paquetes oficial de Rust.</w:t>
             </w:r>
           </w:p>
           <w:p>
@@ -2112,19 +2185,38 @@
                 <w:bCs w:val="1"/>
                 <w:sz w:val="20"/>
                 <w:szCs w:val="20"/>
-                <w:u w:val="none"/>
-              </w:rPr>
-            </w:pPr>
-            <w:r>
-              <w:rPr>
-                <w:rFonts w:ascii="Times New Roman" w:cs="Times New Roman" w:eastAsia="Times New Roman" w:hAnsi="Times New Roman"/>
-                <w:b w:val="1"/>
-                <w:bCs w:val="1"/>
-                <w:sz w:val="20"/>
-                <w:szCs w:val="20"/>
-                <w:rtl w:val="0"/>
-              </w:rPr>
-              <w:t xml:space="preserve">Crates</w:t>
+              </w:rPr>
+            </w:pPr>
+            <w:r>
+              <w:rPr>
+                <w:rFonts w:ascii="Times New Roman" w:cs="Times New Roman" w:eastAsia="Times New Roman" w:hAnsi="Times New Roman"/>
+                <w:b w:val="1"/>
+                <w:bCs w:val="1"/>
+                <w:sz w:val="20"/>
+                <w:szCs w:val="20"/>
+                <w:rtl w:val="0"/>
+              </w:rPr>
+              <w:t xml:space="preserve">Crates:</w:t>
+            </w:r>
+          </w:p>
+          <w:p>
+            <w:pPr>
+              <w:ind w:left="1440" w:firstLine="0"/>
+              <w:jc w:val="both"/>
+              <w:rPr>
+                <w:rFonts w:ascii="Times New Roman" w:cs="Times New Roman" w:eastAsia="Times New Roman" w:hAnsi="Times New Roman"/>
+                <w:sz w:val="20"/>
+                <w:szCs w:val="20"/>
+              </w:rPr>
+            </w:pPr>
+            <w:r>
+              <w:rPr>
+                <w:rFonts w:ascii="Times New Roman" w:cs="Times New Roman" w:eastAsia="Times New Roman" w:hAnsi="Times New Roman"/>
+                <w:sz w:val="20"/>
+                <w:szCs w:val="20"/>
+                <w:rtl w:val="0"/>
+              </w:rPr>
+              <w:t xml:space="preserve">Respresentan la unidad fundamental de compilación, equivalente a una biblioteca o paquete en otros lenguajes, que contiene código Rust empaquetado. En esta fase se estudiarán los más relevantes de cara a este trabajo.</w:t>
             </w:r>
           </w:p>
           <w:p>
@@ -2141,7 +2233,6 @@
                 <w:bCs w:val="1"/>
                 <w:sz w:val="20"/>
                 <w:szCs w:val="20"/>
-                <w:u w:val="none"/>
               </w:rPr>
             </w:pPr>
             <w:r>
@@ -2173,9 +2264,9 @@
                 <w:szCs w:val="20"/>
                 <w:rtl w:val="0"/>
               </w:rPr>
-              <w:t xml:space="preserve">Estudio de librerías existentes para identificar oportunidades de mejora;  jMetal </w:t>
-            </w:r>
-            <w:hyperlink w:anchor="6ko5pwj9q1ud">
+              <w:t xml:space="preserve">Estudio de bibliotecas existentes en Rust y otros lenguajes para identificar oportunidades de mejora tales como  jMetal </w:t>
+            </w:r>
+            <w:hyperlink w:anchor="bookmark=id.tnjtdwpkwu4w">
               <w:r>
                 <w:rPr>
                   <w:rFonts w:ascii="Times New Roman" w:cs="Times New Roman" w:eastAsia="Times New Roman" w:hAnsi="Times New Roman"/>
@@ -2195,18 +2286,9 @@
                 <w:szCs w:val="20"/>
                 <w:rtl w:val="0"/>
               </w:rPr>
-              <w:t xml:space="preserve">,</w:t>
-            </w:r>
-            <w:r>
-              <w:rPr>
-                <w:rFonts w:ascii="Times New Roman" w:cs="Times New Roman" w:eastAsia="Times New Roman" w:hAnsi="Times New Roman"/>
-                <w:sz w:val="20"/>
-                <w:szCs w:val="20"/>
-                <w:rtl w:val="0"/>
-              </w:rPr>
-              <w:t xml:space="preserve"> metaheuristics </w:t>
-            </w:r>
-            <w:hyperlink w:anchor="z8f6j2ez4v4k">
+              <w:t xml:space="preserve">, MetaheuRUSTics </w:t>
+            </w:r>
+            <w:hyperlink w:anchor="bookmark=id.t3d2dt6go8ww">
               <w:r>
                 <w:rPr>
                   <w:rFonts w:ascii="Times New Roman" w:cs="Times New Roman" w:eastAsia="Times New Roman" w:hAnsi="Times New Roman"/>
@@ -2226,18 +2308,9 @@
                 <w:szCs w:val="20"/>
                 <w:rtl w:val="0"/>
               </w:rPr>
-              <w:t xml:space="preserve">,</w:t>
-            </w:r>
-            <w:r>
-              <w:rPr>
-                <w:rFonts w:ascii="Times New Roman" w:cs="Times New Roman" w:eastAsia="Times New Roman" w:hAnsi="Times New Roman"/>
-                <w:sz w:val="20"/>
-                <w:szCs w:val="20"/>
-                <w:rtl w:val="0"/>
-              </w:rPr>
-              <w:t xml:space="preserve"> optim.lib </w:t>
-            </w:r>
-            <w:hyperlink w:anchor="nckyogn1urul">
+              <w:t xml:space="preserve"> u optim.lib </w:t>
+            </w:r>
+            <w:hyperlink w:anchor="bookmark=id.4befmopr7wnu">
               <w:r>
                 <w:rPr>
                   <w:rFonts w:ascii="Times New Roman" w:cs="Times New Roman" w:eastAsia="Times New Roman" w:hAnsi="Times New Roman"/>
@@ -2274,7 +2347,6 @@
                 <w:bCs w:val="1"/>
                 <w:sz w:val="20"/>
                 <w:szCs w:val="20"/>
-                <w:u w:val="none"/>
               </w:rPr>
             </w:pPr>
             <w:r>
@@ -2303,19 +2375,38 @@
                 <w:bCs w:val="1"/>
                 <w:sz w:val="20"/>
                 <w:szCs w:val="20"/>
-                <w:u w:val="none"/>
-              </w:rPr>
-            </w:pPr>
-            <w:r>
-              <w:rPr>
-                <w:rFonts w:ascii="Times New Roman" w:cs="Times New Roman" w:eastAsia="Times New Roman" w:hAnsi="Times New Roman"/>
-                <w:b w:val="1"/>
-                <w:bCs w:val="1"/>
-                <w:sz w:val="20"/>
-                <w:szCs w:val="20"/>
-                <w:rtl w:val="0"/>
-              </w:rPr>
-              <w:t xml:space="preserve">Análisis de requisitos</w:t>
+              </w:rPr>
+            </w:pPr>
+            <w:r>
+              <w:rPr>
+                <w:rFonts w:ascii="Times New Roman" w:cs="Times New Roman" w:eastAsia="Times New Roman" w:hAnsi="Times New Roman"/>
+                <w:b w:val="1"/>
+                <w:bCs w:val="1"/>
+                <w:sz w:val="20"/>
+                <w:szCs w:val="20"/>
+                <w:rtl w:val="0"/>
+              </w:rPr>
+              <w:t xml:space="preserve">Análisis de requisitos:</w:t>
+            </w:r>
+          </w:p>
+          <w:p>
+            <w:pPr>
+              <w:ind w:left="1440" w:firstLine="0"/>
+              <w:jc w:val="both"/>
+              <w:rPr>
+                <w:rFonts w:ascii="Times New Roman" w:cs="Times New Roman" w:eastAsia="Times New Roman" w:hAnsi="Times New Roman"/>
+                <w:sz w:val="20"/>
+                <w:szCs w:val="20"/>
+              </w:rPr>
+            </w:pPr>
+            <w:r>
+              <w:rPr>
+                <w:rFonts w:ascii="Times New Roman" w:cs="Times New Roman" w:eastAsia="Times New Roman" w:hAnsi="Times New Roman"/>
+                <w:sz w:val="20"/>
+                <w:szCs w:val="20"/>
+                <w:rtl w:val="0"/>
+              </w:rPr>
+              <w:t xml:space="preserve">Enumerar qué y cómo debe funcionar la biblioteca.</w:t>
             </w:r>
           </w:p>
           <w:p>
@@ -2332,7 +2423,6 @@
                 <w:bCs w:val="1"/>
                 <w:sz w:val="20"/>
                 <w:szCs w:val="20"/>
-                <w:u w:val="none"/>
               </w:rPr>
             </w:pPr>
             <w:r>
@@ -2364,7 +2454,27 @@
                 <w:szCs w:val="20"/>
                 <w:rtl w:val="0"/>
               </w:rPr>
-              <w:t xml:space="preserve">Adopción de una metodología ágil para la división del trabajo en iteraciones (Sprints), permitiendo entregas incrementales de código funcional.</w:t>
+              <w:t xml:space="preserve">Adopción de una metodología ágil para la división del trabajo en iteraciones (</w:t>
+            </w:r>
+            <w:r>
+              <w:rPr>
+                <w:rFonts w:ascii="Times New Roman" w:cs="Times New Roman" w:eastAsia="Times New Roman" w:hAnsi="Times New Roman"/>
+                <w:i w:val="1"/>
+                <w:iCs w:val="1"/>
+                <w:sz w:val="20"/>
+                <w:szCs w:val="20"/>
+                <w:rtl w:val="0"/>
+              </w:rPr>
+              <w:t xml:space="preserve">Sprints</w:t>
+            </w:r>
+            <w:r>
+              <w:rPr>
+                <w:rFonts w:ascii="Times New Roman" w:cs="Times New Roman" w:eastAsia="Times New Roman" w:hAnsi="Times New Roman"/>
+                <w:sz w:val="20"/>
+                <w:szCs w:val="20"/>
+                <w:rtl w:val="0"/>
+              </w:rPr>
+              <w:t xml:space="preserve">), permitiendo entregas incrementales de código funcional.</w:t>
             </w:r>
           </w:p>
           <w:p>
@@ -2381,7 +2491,6 @@
                 <w:bCs w:val="1"/>
                 <w:sz w:val="20"/>
                 <w:szCs w:val="20"/>
-                <w:u w:val="none"/>
               </w:rPr>
             </w:pPr>
             <w:r>
@@ -2410,7 +2519,6 @@
                 <w:bCs w:val="1"/>
                 <w:sz w:val="20"/>
                 <w:szCs w:val="20"/>
-                <w:u w:val="none"/>
               </w:rPr>
             </w:pPr>
             <w:r>
@@ -2442,7 +2550,7 @@
                 <w:szCs w:val="20"/>
                 <w:rtl w:val="0"/>
               </w:rPr>
-              <w:t xml:space="preserve">Definición de los componentes principales (Solución, Problema, Algoritmo, Observadores).</w:t>
+              <w:t xml:space="preserve">Modelado y decisiones sobre la futura implementación del proyecto.</w:t>
             </w:r>
           </w:p>
           <w:p>
@@ -2459,7 +2567,6 @@
                 <w:bCs w:val="1"/>
                 <w:sz w:val="20"/>
                 <w:szCs w:val="20"/>
-                <w:u w:val="none"/>
               </w:rPr>
             </w:pPr>
             <w:r>
@@ -2491,7 +2598,47 @@
                 <w:szCs w:val="20"/>
                 <w:rtl w:val="0"/>
               </w:rPr>
-              <w:t xml:space="preserve">Selección de patrones (ej. Strategy para operadores, Builder para configurar algoritmos) que aprovechen el sistema de Traits de Rust para permitir que el usuario añada sus propias lógicas.</w:t>
+              <w:t xml:space="preserve">Selección de patrones (ej. </w:t>
+            </w:r>
+            <w:r>
+              <w:rPr>
+                <w:rFonts w:ascii="Times New Roman" w:cs="Times New Roman" w:eastAsia="Times New Roman" w:hAnsi="Times New Roman"/>
+                <w:i w:val="1"/>
+                <w:iCs w:val="1"/>
+                <w:sz w:val="20"/>
+                <w:szCs w:val="20"/>
+                <w:rtl w:val="0"/>
+              </w:rPr>
+              <w:t xml:space="preserve">Strategy </w:t>
+            </w:r>
+            <w:r>
+              <w:rPr>
+                <w:rFonts w:ascii="Times New Roman" w:cs="Times New Roman" w:eastAsia="Times New Roman" w:hAnsi="Times New Roman"/>
+                <w:sz w:val="20"/>
+                <w:szCs w:val="20"/>
+                <w:rtl w:val="0"/>
+              </w:rPr>
+              <w:t xml:space="preserve">para operadores, </w:t>
+            </w:r>
+            <w:r>
+              <w:rPr>
+                <w:rFonts w:ascii="Times New Roman" w:cs="Times New Roman" w:eastAsia="Times New Roman" w:hAnsi="Times New Roman"/>
+                <w:i w:val="1"/>
+                <w:iCs w:val="1"/>
+                <w:sz w:val="20"/>
+                <w:szCs w:val="20"/>
+                <w:rtl w:val="0"/>
+              </w:rPr>
+              <w:t xml:space="preserve">Builder</w:t>
+            </w:r>
+            <w:r>
+              <w:rPr>
+                <w:rFonts w:ascii="Times New Roman" w:cs="Times New Roman" w:eastAsia="Times New Roman" w:hAnsi="Times New Roman"/>
+                <w:sz w:val="20"/>
+                <w:szCs w:val="20"/>
+                <w:rtl w:val="0"/>
+              </w:rPr>
+              <w:t xml:space="preserve"> para configurar algoritmos) que aprovechen el sistema de Traits de Rust para permitir que el usuario añada sus propias lógicas.</w:t>
             </w:r>
           </w:p>
           <w:p>
@@ -2508,7 +2655,6 @@
                 <w:bCs w:val="1"/>
                 <w:sz w:val="20"/>
                 <w:szCs w:val="20"/>
-                <w:u w:val="none"/>
               </w:rPr>
             </w:pPr>
             <w:r>
@@ -2521,6 +2667,11 @@
                 <w:rtl w:val="0"/>
               </w:rPr>
               <w:t xml:space="preserve">Desarrollo</w:t>
+            </w:r>
+            <w:r>
+              <w:rPr>
+                <w:rtl w:val="0"/>
+              </w:rPr>
             </w:r>
           </w:p>
           <w:p>
@@ -2537,6 +2688,61 @@
                 <w:bCs w:val="1"/>
                 <w:sz w:val="20"/>
                 <w:szCs w:val="20"/>
+              </w:rPr>
+            </w:pPr>
+            <w:r>
+              <w:rPr>
+                <w:rFonts w:ascii="Times New Roman" w:cs="Times New Roman" w:eastAsia="Times New Roman" w:hAnsi="Times New Roman"/>
+                <w:b w:val="1"/>
+                <w:bCs w:val="1"/>
+                <w:sz w:val="20"/>
+                <w:szCs w:val="20"/>
+                <w:rtl w:val="0"/>
+              </w:rPr>
+              <w:t xml:space="preserve">Desarrollo de la librería:</w:t>
+            </w:r>
+          </w:p>
+          <w:p>
+            <w:pPr>
+              <w:ind w:left="1440" w:firstLine="0"/>
+              <w:jc w:val="both"/>
+              <w:rPr>
+                <w:rFonts w:ascii="Times New Roman" w:cs="Times New Roman" w:eastAsia="Times New Roman" w:hAnsi="Times New Roman"/>
+                <w:b w:val="1"/>
+                <w:bCs w:val="1"/>
+                <w:sz w:val="20"/>
+                <w:szCs w:val="20"/>
+              </w:rPr>
+            </w:pPr>
+            <w:r>
+              <w:rPr>
+                <w:rFonts w:ascii="Times New Roman" w:cs="Times New Roman" w:eastAsia="Times New Roman" w:hAnsi="Times New Roman"/>
+                <w:sz w:val="20"/>
+                <w:szCs w:val="20"/>
+                <w:rtl w:val="0"/>
+              </w:rPr>
+              <w:t xml:space="preserve">Implementación del núcleo de la librería y las metaheurísticas base.</w:t>
+            </w:r>
+            <w:r>
+              <w:rPr>
+                <w:rtl w:val="0"/>
+              </w:rPr>
+            </w:r>
+          </w:p>
+          <w:p>
+            <w:pPr>
+              <w:numPr>
+                <w:ilvl w:val="1"/>
+                <w:numId w:val="1"/>
+              </w:numPr>
+              <w:ind w:left="1440" w:hanging="360"/>
+              <w:jc w:val="both"/>
+              <w:rPr>
+                <w:rFonts w:ascii="Times New Roman" w:cs="Times New Roman" w:eastAsia="Times New Roman" w:hAnsi="Times New Roman"/>
+                <w:b w:val="1"/>
+                <w:bCs w:val="1"/>
+                <w:sz w:val="20"/>
+                <w:szCs w:val="20"/>
                 <w:u w:val="none"/>
               </w:rPr>
             </w:pPr>
@@ -2549,7 +2755,7 @@
                 <w:szCs w:val="20"/>
                 <w:rtl w:val="0"/>
               </w:rPr>
-              <w:t xml:space="preserve">Código fuente, pruebas, ejemplos: </w:t>
+              <w:t xml:space="preserve">Implementación paralela:</w:t>
             </w:r>
           </w:p>
           <w:p>
@@ -2569,7 +2775,177 @@
                 <w:szCs w:val="20"/>
                 <w:rtl w:val="0"/>
               </w:rPr>
-              <w:t xml:space="preserve">Implementación del núcleo de la librería y las metaheurísticas base, junto al desarrollo de tests unitarios y de integración para asegurar la robustez (aprovechando cargo test) y la creación de casos prácticos (ej. Problema del Viajante o Mochila) para demostrar la facilidad de uso y la extensibilidad.</w:t>
+              <w:t xml:space="preserve">Funciones que permitan la ejecución paralela de los algoritmos.</w:t>
+            </w:r>
+          </w:p>
+          <w:p>
+            <w:pPr>
+              <w:numPr>
+                <w:ilvl w:val="1"/>
+                <w:numId w:val="1"/>
+              </w:numPr>
+              <w:ind w:left="1440" w:hanging="360"/>
+              <w:jc w:val="both"/>
+              <w:rPr>
+                <w:rFonts w:ascii="Times New Roman" w:cs="Times New Roman" w:eastAsia="Times New Roman" w:hAnsi="Times New Roman"/>
+                <w:b w:val="1"/>
+                <w:bCs w:val="1"/>
+                <w:sz w:val="20"/>
+                <w:szCs w:val="20"/>
+                <w:u w:val="none"/>
+              </w:rPr>
+            </w:pPr>
+            <w:r>
+              <w:rPr>
+                <w:rFonts w:ascii="Times New Roman" w:cs="Times New Roman" w:eastAsia="Times New Roman" w:hAnsi="Times New Roman"/>
+                <w:b w:val="1"/>
+                <w:bCs w:val="1"/>
+                <w:sz w:val="20"/>
+                <w:szCs w:val="20"/>
+                <w:rtl w:val="0"/>
+              </w:rPr>
+              <w:t xml:space="preserve">Desarrollo de las pruebas:</w:t>
+            </w:r>
+          </w:p>
+          <w:p>
+            <w:pPr>
+              <w:ind w:left="1440" w:firstLine="0"/>
+              <w:jc w:val="both"/>
+              <w:rPr>
+                <w:rFonts w:ascii="Times New Roman" w:cs="Times New Roman" w:eastAsia="Times New Roman" w:hAnsi="Times New Roman"/>
+                <w:b w:val="1"/>
+                <w:bCs w:val="1"/>
+                <w:sz w:val="20"/>
+                <w:szCs w:val="20"/>
+              </w:rPr>
+            </w:pPr>
+            <w:r>
+              <w:rPr>
+                <w:rFonts w:ascii="Times New Roman" w:cs="Times New Roman" w:eastAsia="Times New Roman" w:hAnsi="Times New Roman"/>
+                <w:sz w:val="20"/>
+                <w:szCs w:val="20"/>
+                <w:rtl w:val="0"/>
+              </w:rPr>
+              <w:t xml:space="preserve">Desarrollo de tests unitarios y de integración para asegurar la robustez (aprovechando cargo test).</w:t>
+            </w:r>
+            <w:r>
+              <w:rPr>
+                <w:rtl w:val="0"/>
+              </w:rPr>
+            </w:r>
+          </w:p>
+          <w:p>
+            <w:pPr>
+              <w:numPr>
+                <w:ilvl w:val="1"/>
+                <w:numId w:val="1"/>
+              </w:numPr>
+              <w:ind w:left="1440" w:hanging="360"/>
+              <w:jc w:val="both"/>
+              <w:rPr>
+                <w:rFonts w:ascii="Times New Roman" w:cs="Times New Roman" w:eastAsia="Times New Roman" w:hAnsi="Times New Roman"/>
+                <w:b w:val="1"/>
+                <w:bCs w:val="1"/>
+                <w:sz w:val="20"/>
+                <w:szCs w:val="20"/>
+                <w:u w:val="none"/>
+              </w:rPr>
+            </w:pPr>
+            <w:r>
+              <w:rPr>
+                <w:rFonts w:ascii="Times New Roman" w:cs="Times New Roman" w:eastAsia="Times New Roman" w:hAnsi="Times New Roman"/>
+                <w:b w:val="1"/>
+                <w:bCs w:val="1"/>
+                <w:sz w:val="20"/>
+                <w:szCs w:val="20"/>
+                <w:rtl w:val="0"/>
+              </w:rPr>
+              <w:t xml:space="preserve">Desarrollo de los observables:</w:t>
+            </w:r>
+          </w:p>
+          <w:p>
+            <w:pPr>
+              <w:ind w:left="1440" w:firstLine="0"/>
+              <w:jc w:val="both"/>
+              <w:rPr>
+                <w:rFonts w:ascii="Times New Roman" w:cs="Times New Roman" w:eastAsia="Times New Roman" w:hAnsi="Times New Roman"/>
+                <w:sz w:val="20"/>
+                <w:szCs w:val="20"/>
+              </w:rPr>
+            </w:pPr>
+            <w:r>
+              <w:rPr>
+                <w:rFonts w:ascii="Times New Roman" w:cs="Times New Roman" w:eastAsia="Times New Roman" w:hAnsi="Times New Roman"/>
+                <w:sz w:val="20"/>
+                <w:szCs w:val="20"/>
+                <w:rtl w:val="0"/>
+              </w:rPr>
+              <w:t xml:space="preserve">Observables que permitan el análisis del funcionamiento del algoritmo, sin ensuciar el código con lógica de telemetría.</w:t>
+            </w:r>
+          </w:p>
+          <w:p>
+            <w:pPr>
+              <w:numPr>
+                <w:ilvl w:val="1"/>
+                <w:numId w:val="1"/>
+              </w:numPr>
+              <w:ind w:left="1440" w:hanging="360"/>
+              <w:jc w:val="both"/>
+              <w:rPr>
+                <w:rFonts w:ascii="Times New Roman" w:cs="Times New Roman" w:eastAsia="Times New Roman" w:hAnsi="Times New Roman"/>
+                <w:b w:val="1"/>
+                <w:bCs w:val="1"/>
+                <w:sz w:val="20"/>
+                <w:szCs w:val="20"/>
+                <w:u w:val="none"/>
+              </w:rPr>
+            </w:pPr>
+            <w:r>
+              <w:rPr>
+                <w:rFonts w:ascii="Times New Roman" w:cs="Times New Roman" w:eastAsia="Times New Roman" w:hAnsi="Times New Roman"/>
+                <w:b w:val="1"/>
+                <w:bCs w:val="1"/>
+                <w:sz w:val="20"/>
+                <w:szCs w:val="20"/>
+                <w:rtl w:val="0"/>
+              </w:rPr>
+              <w:t xml:space="preserve">Desarrollo de ejemplos:</w:t>
+            </w:r>
+          </w:p>
+          <w:p>
+            <w:pPr>
+              <w:ind w:left="1440" w:firstLine="0"/>
+              <w:jc w:val="both"/>
+              <w:rPr>
+                <w:rFonts w:ascii="Times New Roman" w:cs="Times New Roman" w:eastAsia="Times New Roman" w:hAnsi="Times New Roman"/>
+                <w:sz w:val="20"/>
+                <w:szCs w:val="20"/>
+              </w:rPr>
+            </w:pPr>
+            <w:r>
+              <w:rPr>
+                <w:rFonts w:ascii="Times New Roman" w:cs="Times New Roman" w:eastAsia="Times New Roman" w:hAnsi="Times New Roman"/>
+                <w:sz w:val="20"/>
+                <w:szCs w:val="20"/>
+                <w:rtl w:val="0"/>
+              </w:rPr>
+              <w:t xml:space="preserve">Creación de casos prácticos (ej. Problema del Viajante o Mochila) para demostrar la facilidad de uso y la extensibilidad de la biblioteca.</w:t>
+            </w:r>
+          </w:p>
+          <w:p>
+            <w:pPr>
+              <w:ind w:left="1440" w:firstLine="0"/>
+              <w:jc w:val="both"/>
+              <w:rPr>
+                <w:rFonts w:ascii="Times New Roman" w:cs="Times New Roman" w:eastAsia="Times New Roman" w:hAnsi="Times New Roman"/>
+                <w:sz w:val="20"/>
+                <w:szCs w:val="20"/>
+              </w:rPr>
+            </w:pPr>
+            <w:r>
+              <w:rPr>
+                <w:rtl w:val="0"/>
+              </w:rPr>
             </w:r>
           </w:p>
           <w:p>
@@ -2586,7 +2962,6 @@
                 <w:bCs w:val="1"/>
                 <w:sz w:val="20"/>
                 <w:szCs w:val="20"/>
-                <w:u w:val="none"/>
               </w:rPr>
             </w:pPr>
             <w:r>
@@ -2615,7 +2990,6 @@
                 <w:bCs w:val="1"/>
                 <w:sz w:val="20"/>
                 <w:szCs w:val="20"/>
-                <w:u w:val="none"/>
               </w:rPr>
             </w:pPr>
             <w:r>
@@ -2664,7 +3038,6 @@
                 <w:bCs w:val="1"/>
                 <w:sz w:val="20"/>
                 <w:szCs w:val="20"/>
-                <w:u w:val="none"/>
               </w:rPr>
             </w:pPr>
             <w:r>
@@ -2693,7 +3066,6 @@
                 <w:bCs w:val="1"/>
                 <w:sz w:val="20"/>
                 <w:szCs w:val="20"/>
-                <w:u w:val="none"/>
               </w:rPr>
             </w:pPr>
             <w:r>
@@ -2722,7 +3094,6 @@
                 <w:bCs w:val="1"/>
                 <w:sz w:val="20"/>
                 <w:szCs w:val="20"/>
-                <w:u w:val="none"/>
               </w:rPr>
             </w:pPr>
             <w:r>
@@ -2771,7 +3142,6 @@
                 <w:bCs w:val="1"/>
                 <w:sz w:val="20"/>
                 <w:szCs w:val="20"/>
-                <w:u w:val="none"/>
               </w:rPr>
             </w:pPr>
             <w:r>
@@ -2800,19 +3170,60 @@
                 <w:bCs w:val="1"/>
                 <w:sz w:val="20"/>
                 <w:szCs w:val="20"/>
-                <w:u w:val="none"/>
-              </w:rPr>
-            </w:pPr>
-            <w:r>
-              <w:rPr>
-                <w:rFonts w:ascii="Times New Roman" w:cs="Times New Roman" w:eastAsia="Times New Roman" w:hAnsi="Times New Roman"/>
-                <w:b w:val="1"/>
-                <w:bCs w:val="1"/>
-                <w:sz w:val="20"/>
-                <w:szCs w:val="20"/>
-                <w:rtl w:val="0"/>
-              </w:rPr>
-              <w:t xml:space="preserve">Desarrollo de la documentación</w:t>
+              </w:rPr>
+            </w:pPr>
+            <w:r>
+              <w:rPr>
+                <w:rFonts w:ascii="Times New Roman" w:cs="Times New Roman" w:eastAsia="Times New Roman" w:hAnsi="Times New Roman"/>
+                <w:b w:val="1"/>
+                <w:bCs w:val="1"/>
+                <w:sz w:val="20"/>
+                <w:szCs w:val="20"/>
+                <w:rtl w:val="0"/>
+              </w:rPr>
+              <w:t xml:space="preserve">Desarrollo de la documentación:</w:t>
+            </w:r>
+          </w:p>
+          <w:p>
+            <w:pPr>
+              <w:ind w:left="1440" w:firstLine="0"/>
+              <w:jc w:val="both"/>
+              <w:rPr>
+                <w:rFonts w:ascii="Times New Roman" w:cs="Times New Roman" w:eastAsia="Times New Roman" w:hAnsi="Times New Roman"/>
+                <w:sz w:val="20"/>
+                <w:szCs w:val="20"/>
+              </w:rPr>
+            </w:pPr>
+            <w:r>
+              <w:rPr>
+                <w:rFonts w:ascii="Times New Roman" w:cs="Times New Roman" w:eastAsia="Times New Roman" w:hAnsi="Times New Roman"/>
+                <w:sz w:val="20"/>
+                <w:szCs w:val="20"/>
+                <w:rtl w:val="0"/>
+              </w:rPr>
+              <w:t xml:space="preserve">Se elaborará la documentación del software mediante cargo doc </w:t>
+            </w:r>
+            <w:hyperlink w:anchor="bookmark=id.hf3uck92hzqf">
+              <w:r>
+                <w:rPr>
+                  <w:rFonts w:ascii="Times New Roman" w:cs="Times New Roman" w:eastAsia="Times New Roman" w:hAnsi="Times New Roman"/>
+                  <w:color w:val="1155cc"/>
+                  <w:sz w:val="20"/>
+                  <w:szCs w:val="20"/>
+                  <w:u w:val="single"/>
+                  <w:rtl w:val="0"/>
+                </w:rPr>
+                <w:t xml:space="preserve">[7]</w:t>
+              </w:r>
+            </w:hyperlink>
+            <w:r>
+              <w:rPr>
+                <w:rFonts w:ascii="Times New Roman" w:cs="Times New Roman" w:eastAsia="Times New Roman" w:hAnsi="Times New Roman"/>
+                <w:sz w:val="20"/>
+                <w:szCs w:val="20"/>
+                <w:rtl w:val="0"/>
+              </w:rPr>
+              <w:t xml:space="preserve">, o a través de una web diseñada a medida para ofrecer una exposición más flexible de los contenidos.</w:t>
             </w:r>
           </w:p>
           <w:p>
@@ -2829,19 +3240,18 @@
                 <w:bCs w:val="1"/>
                 <w:sz w:val="20"/>
                 <w:szCs w:val="20"/>
-                <w:u w:val="none"/>
-              </w:rPr>
-            </w:pPr>
-            <w:r>
-              <w:rPr>
-                <w:rFonts w:ascii="Times New Roman" w:cs="Times New Roman" w:eastAsia="Times New Roman" w:hAnsi="Times New Roman"/>
-                <w:b w:val="1"/>
-                <w:bCs w:val="1"/>
-                <w:sz w:val="20"/>
-                <w:szCs w:val="20"/>
-                <w:rtl w:val="0"/>
-              </w:rPr>
-              <w:t xml:space="preserve">Desarrollo de la memoria:</w:t>
+              </w:rPr>
+            </w:pPr>
+            <w:r>
+              <w:rPr>
+                <w:rFonts w:ascii="Times New Roman" w:cs="Times New Roman" w:eastAsia="Times New Roman" w:hAnsi="Times New Roman"/>
+                <w:b w:val="1"/>
+                <w:bCs w:val="1"/>
+                <w:sz w:val="20"/>
+                <w:szCs w:val="20"/>
+                <w:rtl w:val="0"/>
+              </w:rPr>
+              <w:t xml:space="preserve">Desarrollo de licencia, consideraciones legales y configuración del repositorio</w:t>
             </w:r>
           </w:p>
           <w:p>
@@ -2866,7 +3276,6 @@
           </w:p>
           <w:p>
             <w:pPr>
-              <w:ind w:left="0" w:firstLine="0"/>
               <w:jc w:val="both"/>
               <w:rPr>
                 <w:rFonts w:ascii="Times New Roman" w:cs="Times New Roman" w:eastAsia="Times New Roman" w:hAnsi="Times New Roman"/>
@@ -3305,7 +3714,7 @@
                       <w:szCs w:val="20"/>
                       <w:rtl w:val="0"/>
                     </w:rPr>
-                    <w:t xml:space="preserve">Estudio sobre Metaheurística</w:t>
+                    <w:t xml:space="preserve">1.a. Estudio sobre Metaheurísticas</w:t>
                   </w:r>
                 </w:p>
               </w:tc>
@@ -3366,7 +3775,7 @@
                       <w:szCs w:val="20"/>
                       <w:rtl w:val="0"/>
                     </w:rPr>
-                    <w:t xml:space="preserve">Estudio sobre el lenguaje de programación (RUST)</w:t>
+                    <w:t xml:space="preserve">1.b. Estudio sobre el lenguaje de programación (RUST)</w:t>
                   </w:r>
                 </w:p>
               </w:tc>
@@ -3427,7 +3836,7 @@
                       <w:szCs w:val="20"/>
                       <w:rtl w:val="0"/>
                     </w:rPr>
-                    <w:t xml:space="preserve">Estudio sobre el compilador, Cargo</w:t>
+                    <w:t xml:space="preserve">1.c. Estudio sobre el compilador, Cargo</w:t>
                   </w:r>
                 </w:p>
               </w:tc>
@@ -3488,7 +3897,7 @@
                       <w:szCs w:val="20"/>
                       <w:rtl w:val="0"/>
                     </w:rPr>
-                    <w:t xml:space="preserve">Estudio sobre los Crates</w:t>
+                    <w:t xml:space="preserve">1.d. Estudio sobre los Crates</w:t>
                   </w:r>
                 </w:p>
               </w:tc>
@@ -3549,7 +3958,7 @@
                       <w:szCs w:val="20"/>
                       <w:rtl w:val="0"/>
                     </w:rPr>
-                    <w:t xml:space="preserve">Estado del arte</w:t>
+                    <w:t xml:space="preserve">1.e. Estudio sobre el estado del arte</w:t>
                   </w:r>
                 </w:p>
               </w:tc>
@@ -3632,7 +4041,7 @@
             <w:tr>
               <w:trPr>
                 <w:cantSplit w:val="0"/>
-                <w:trHeight w:val="169.98046875" w:hRule="atLeast"/>
+                <w:trHeight w:val="169" w:hRule="atLeast"/>
                 <w:tblHeader w:val="0"/>
               </w:trPr>
               <w:tc>
@@ -3660,7 +4069,7 @@
                       <w:szCs w:val="20"/>
                       <w:rtl w:val="0"/>
                     </w:rPr>
-                    <w:t xml:space="preserve">Análisis de los requisitos</w:t>
+                    <w:t xml:space="preserve">2.a. Análisis de los requisitos</w:t>
                   </w:r>
                 </w:p>
               </w:tc>
@@ -3721,7 +4130,7 @@
                       <w:szCs w:val="20"/>
                       <w:rtl w:val="0"/>
                     </w:rPr>
-                    <w:t xml:space="preserve">División del trabajo en iteraciones</w:t>
+                    <w:t xml:space="preserve">2.b. División del trabajo en iteraciones</w:t>
                   </w:r>
                 </w:p>
               </w:tc>
@@ -3831,7 +4240,7 @@
                       <w:szCs w:val="20"/>
                       <w:rtl w:val="0"/>
                     </w:rPr>
-                    <w:t xml:space="preserve">Diseño de la arquitectura</w:t>
+                    <w:t xml:space="preserve">3.a. Diseño de la arquitectura</w:t>
                   </w:r>
                 </w:p>
               </w:tc>
@@ -3892,7 +4301,7 @@
                       <w:szCs w:val="20"/>
                       <w:rtl w:val="0"/>
                     </w:rPr>
-                    <w:t xml:space="preserve">Decisión sobre los patrones de diseño</w:t>
+                    <w:t xml:space="preserve">3.b. Decisión sobre los patrones de diseño</w:t>
                   </w:r>
                 </w:p>
               </w:tc>
@@ -4002,7 +4411,7 @@
                       <w:szCs w:val="20"/>
                       <w:rtl w:val="0"/>
                     </w:rPr>
-                    <w:t xml:space="preserve">Desarrollo de la librería</w:t>
+                    <w:t xml:space="preserve">4.a. Desarrollo de la librería</w:t>
                   </w:r>
                 </w:p>
               </w:tc>
@@ -4063,7 +4472,7 @@
                       <w:szCs w:val="20"/>
                       <w:rtl w:val="0"/>
                     </w:rPr>
-                    <w:t xml:space="preserve">Implementación paralela</w:t>
+                    <w:t xml:space="preserve">4.b. Implementación paralela</w:t>
                   </w:r>
                 </w:p>
               </w:tc>
@@ -4124,7 +4533,7 @@
                       <w:szCs w:val="20"/>
                       <w:rtl w:val="0"/>
                     </w:rPr>
-                    <w:t xml:space="preserve">Desarrollo de las pruebas</w:t>
+                    <w:t xml:space="preserve">4.c. Desarrollo de las pruebas</w:t>
                   </w:r>
                 </w:p>
               </w:tc>
@@ -4185,7 +4594,7 @@
                       <w:szCs w:val="20"/>
                       <w:rtl w:val="0"/>
                     </w:rPr>
-                    <w:t xml:space="preserve">Desarrollo de los observables</w:t>
+                    <w:t xml:space="preserve">4.d. Desarrollo de los observables</w:t>
                   </w:r>
                 </w:p>
               </w:tc>
@@ -4246,7 +4655,7 @@
                       <w:szCs w:val="20"/>
                       <w:rtl w:val="0"/>
                     </w:rPr>
-                    <w:t xml:space="preserve">Desarrollo de ejemplos</w:t>
+                    <w:t xml:space="preserve">4.e. Desarrollo de ejemplos</w:t>
                   </w:r>
                 </w:p>
               </w:tc>
@@ -4356,7 +4765,7 @@
                       <w:szCs w:val="20"/>
                       <w:rtl w:val="0"/>
                     </w:rPr>
-                    <w:t xml:space="preserve">Obtención de métricas</w:t>
+                    <w:t xml:space="preserve">5.a. Obtención de métricas</w:t>
                   </w:r>
                 </w:p>
               </w:tc>
@@ -4417,7 +4826,7 @@
                       <w:szCs w:val="20"/>
                       <w:rtl w:val="0"/>
                     </w:rPr>
-                    <w:t xml:space="preserve">Análisis de los resultados</w:t>
+                    <w:t xml:space="preserve">5.b. Análisis de los resultados</w:t>
                   </w:r>
                 </w:p>
               </w:tc>
@@ -4478,7 +4887,7 @@
                       <w:szCs w:val="20"/>
                       <w:rtl w:val="0"/>
                     </w:rPr>
-                    <w:t xml:space="preserve">Obtención de las conclusiones</w:t>
+                    <w:t xml:space="preserve">5.c. Obtención de las conclusiones</w:t>
                   </w:r>
                 </w:p>
               </w:tc>
@@ -4539,7 +4948,7 @@
                       <w:szCs w:val="20"/>
                       <w:rtl w:val="0"/>
                     </w:rPr>
-                    <w:t xml:space="preserve">Identificación de las limitaciones</w:t>
+                    <w:t xml:space="preserve">5.d. Identificación de las limitaciones</w:t>
                   </w:r>
                 </w:p>
               </w:tc>
@@ -4565,7 +4974,7 @@
                       <w:szCs w:val="20"/>
                       <w:rtl w:val="0"/>
                     </w:rPr>
-                    <w:t xml:space="preserve">2</w:t>
+                    <w:t xml:space="preserve">5</w:t>
                   </w:r>
                 </w:p>
               </w:tc>
@@ -4649,7 +5058,7 @@
                       <w:szCs w:val="20"/>
                       <w:rtl w:val="0"/>
                     </w:rPr>
-                    <w:t xml:space="preserve">Desarrollo de la documentación</w:t>
+                    <w:t xml:space="preserve">6.a. Desarrollo de la documentación</w:t>
                   </w:r>
                 </w:p>
               </w:tc>
@@ -4710,7 +5119,12 @@
                       <w:szCs w:val="20"/>
                       <w:rtl w:val="0"/>
                     </w:rPr>
-                    <w:t xml:space="preserve">Desarrollo de licencia, consideraciones legales y configuración del repositorio</w:t>
+                    <w:t xml:space="preserve">6.b. Desarrollo de licencia, consideraciones legales y configuración del repositorio</w:t>
+                  </w:r>
+                  <w:r>
+                    <w:rPr>
+                      <w:rtl w:val="0"/>
+                    </w:rPr>
                   </w:r>
                 </w:p>
               </w:tc>
@@ -4771,7 +5185,7 @@
                       <w:szCs w:val="20"/>
                       <w:rtl w:val="0"/>
                     </w:rPr>
-                    <w:t xml:space="preserve">Desarrollo de la memoria</w:t>
+                    <w:t xml:space="preserve">6.c. Desarrollo de la memoria</w:t>
                   </w:r>
                 </w:p>
               </w:tc>
@@ -4797,7 +5211,7 @@
                       <w:szCs w:val="20"/>
                       <w:rtl w:val="0"/>
                     </w:rPr>
-                    <w:t xml:space="preserve">50</w:t>
+                    <w:t xml:space="preserve">47</w:t>
                   </w:r>
                 </w:p>
               </w:tc>
@@ -5897,46 +6311,27 @@
         </w:trPr>
         <w:tc>
           <w:tcPr/>
-          <w:bookmarkStart w:colFirst="0" w:colLast="0" w:name="6ko5pwj9q1ud" w:id="0"/>
-          <w:bookmarkEnd w:id="0"/>
-          <w:p>
-            <w:pPr>
-              <w:jc w:val="both"/>
-              <w:rPr>
-                <w:rFonts w:ascii="Times New Roman" w:cs="Times New Roman" w:eastAsia="Times New Roman" w:hAnsi="Times New Roman"/>
-                <w:sz w:val="20"/>
-                <w:szCs w:val="20"/>
-              </w:rPr>
-            </w:pPr>
-            <w:r>
-              <w:rPr>
-                <w:rFonts w:ascii="Times New Roman" w:cs="Times New Roman" w:eastAsia="Times New Roman" w:hAnsi="Times New Roman"/>
-                <w:sz w:val="20"/>
-                <w:szCs w:val="20"/>
-                <w:rtl w:val="0"/>
-              </w:rPr>
-              <w:t xml:space="preserve">[1] JMetal </w:t>
-            </w:r>
-          </w:p>
-          <w:p>
-            <w:pPr>
-              <w:jc w:val="both"/>
-              <w:rPr>
-                <w:rFonts w:ascii="Times New Roman" w:cs="Times New Roman" w:eastAsia="Times New Roman" w:hAnsi="Times New Roman"/>
-                <w:sz w:val="20"/>
-                <w:szCs w:val="20"/>
-              </w:rPr>
-            </w:pPr>
-            <w:r>
-              <w:rPr>
-                <w:rFonts w:ascii="Times New Roman" w:cs="Times New Roman" w:eastAsia="Times New Roman" w:hAnsi="Times New Roman"/>
-                <w:sz w:val="20"/>
-                <w:szCs w:val="20"/>
-                <w:rtl w:val="0"/>
-              </w:rPr>
-              <w:t xml:space="preserve">J.J. Durillo, A.J. Nebro</w:t>
-            </w:r>
-            <w:hyperlink r:id="rId7">
+          <w:bookmarkStart w:colFirst="0" w:colLast="0" w:name="bookmark=id.tnjtdwpkwu4w" w:id="1"/>
+          <w:bookmarkEnd w:id="1"/>
+          <w:p>
+            <w:pPr>
+              <w:jc w:val="both"/>
+              <w:rPr>
+                <w:rFonts w:ascii="Times New Roman" w:cs="Times New Roman" w:eastAsia="Times New Roman" w:hAnsi="Times New Roman"/>
+                <w:sz w:val="20"/>
+                <w:szCs w:val="20"/>
+              </w:rPr>
+            </w:pPr>
+            <w:r>
+              <w:rPr>
+                <w:rFonts w:ascii="Times New Roman" w:cs="Times New Roman" w:eastAsia="Times New Roman" w:hAnsi="Times New Roman"/>
+                <w:sz w:val="20"/>
+                <w:szCs w:val="20"/>
+                <w:rtl w:val="0"/>
+              </w:rPr>
+              <w:t xml:space="preserve">[1] J.J. Durillo, A.J. Nebro,</w:t>
+            </w:r>
+            <w:hyperlink r:id="rId8">
               <w:r>
                 <w:rPr>
                   <w:rFonts w:ascii="Times New Roman" w:cs="Times New Roman" w:eastAsia="Times New Roman" w:hAnsi="Times New Roman"/>
@@ -5947,7 +6342,16 @@
                 <w:t xml:space="preserve"> </w:t>
               </w:r>
             </w:hyperlink>
-            <w:hyperlink r:id="rId8">
+            <w:r>
+              <w:rPr>
+                <w:rFonts w:ascii="Times New Roman" w:cs="Times New Roman" w:eastAsia="Times New Roman" w:hAnsi="Times New Roman"/>
+                <w:sz w:val="20"/>
+                <w:szCs w:val="20"/>
+                <w:rtl w:val="0"/>
+              </w:rPr>
+              <w:t xml:space="preserve">“</w:t>
+            </w:r>
+            <w:hyperlink r:id="rId9">
               <w:r>
                 <w:rPr>
                   <w:rFonts w:ascii="Times New Roman" w:cs="Times New Roman" w:eastAsia="Times New Roman" w:hAnsi="Times New Roman"/>
@@ -5957,7 +6361,7 @@
                   <w:u w:val="single"/>
                   <w:rtl w:val="0"/>
                 </w:rPr>
-                <w:t xml:space="preserve">jMetal: a Java Framework for Multi-Objective Optimization.</w:t>
+                <w:t xml:space="preserve">jMetal: a Java Framework for Multi-Objective Optimization”.</w:t>
               </w:r>
             </w:hyperlink>
             <w:r>
@@ -5986,46 +6390,27 @@
         </w:trPr>
         <w:tc>
           <w:tcPr/>
-          <w:bookmarkStart w:colFirst="0" w:colLast="0" w:name="z8f6j2ez4v4k" w:id="1"/>
-          <w:bookmarkEnd w:id="1"/>
-          <w:p>
-            <w:pPr>
-              <w:jc w:val="both"/>
-              <w:rPr>
-                <w:rFonts w:ascii="Times New Roman" w:cs="Times New Roman" w:eastAsia="Times New Roman" w:hAnsi="Times New Roman"/>
-                <w:sz w:val="20"/>
-                <w:szCs w:val="20"/>
-              </w:rPr>
-            </w:pPr>
-            <w:r>
-              <w:rPr>
-                <w:rFonts w:ascii="Times New Roman" w:cs="Times New Roman" w:eastAsia="Times New Roman" w:hAnsi="Times New Roman"/>
-                <w:sz w:val="20"/>
-                <w:szCs w:val="20"/>
-                <w:rtl w:val="0"/>
-              </w:rPr>
-              <w:t xml:space="preserve">[2] metaheurustics</w:t>
-            </w:r>
-          </w:p>
-          <w:p>
-            <w:pPr>
-              <w:jc w:val="both"/>
-              <w:rPr>
-                <w:rFonts w:ascii="Times New Roman" w:cs="Times New Roman" w:eastAsia="Times New Roman" w:hAnsi="Times New Roman"/>
-                <w:sz w:val="20"/>
-                <w:szCs w:val="20"/>
-              </w:rPr>
-            </w:pPr>
-            <w:r>
-              <w:rPr>
-                <w:rFonts w:ascii="Times New Roman" w:cs="Times New Roman" w:eastAsia="Times New Roman" w:hAnsi="Times New Roman"/>
-                <w:sz w:val="20"/>
-                <w:szCs w:val="20"/>
-                <w:rtl w:val="0"/>
-              </w:rPr>
-              <w:t xml:space="preserve">Shah, A. S. (2025). MetaheuRUSTics: A comprehensive collection of metaheuristic optimization algorithms implemented in Rust. </w:t>
-            </w:r>
-            <w:hyperlink r:id="rId9">
+          <w:bookmarkStart w:colFirst="0" w:colLast="0" w:name="bookmark=id.t3d2dt6go8ww" w:id="2"/>
+          <w:bookmarkEnd w:id="2"/>
+          <w:p>
+            <w:pPr>
+              <w:jc w:val="both"/>
+              <w:rPr>
+                <w:rFonts w:ascii="Times New Roman" w:cs="Times New Roman" w:eastAsia="Times New Roman" w:hAnsi="Times New Roman"/>
+                <w:sz w:val="20"/>
+                <w:szCs w:val="20"/>
+              </w:rPr>
+            </w:pPr>
+            <w:r>
+              <w:rPr>
+                <w:rFonts w:ascii="Times New Roman" w:cs="Times New Roman" w:eastAsia="Times New Roman" w:hAnsi="Times New Roman"/>
+                <w:sz w:val="20"/>
+                <w:szCs w:val="20"/>
+                <w:rtl w:val="0"/>
+              </w:rPr>
+              <w:t xml:space="preserve">[2] Shah, A. S. (2025). “MetaheuRUSTics: A comprehensive collection of metaheuristic optimization algorithms implemented in Rust”. URL: </w:t>
+            </w:r>
+            <w:hyperlink r:id="rId10">
               <w:r>
                 <w:rPr>
                   <w:rFonts w:ascii="Times New Roman" w:cs="Times New Roman" w:eastAsia="Times New Roman" w:hAnsi="Times New Roman"/>
@@ -6040,6 +6425,17 @@
             </w:hyperlink>
             <w:r>
               <w:rPr>
+                <w:rFonts w:ascii="Times New Roman" w:cs="Times New Roman" w:eastAsia="Times New Roman" w:hAnsi="Times New Roman"/>
+                <w:color w:val="1155cc"/>
+                <w:sz w:val="20"/>
+                <w:szCs w:val="20"/>
+                <w:u w:val="single"/>
+                <w:rtl w:val="0"/>
+              </w:rPr>
+              <w:t xml:space="preserve"> Accedido: 07/01/2026</w:t>
+            </w:r>
+            <w:r>
+              <w:rPr>
                 <w:rtl w:val="0"/>
               </w:rPr>
             </w:r>
@@ -6054,37 +6450,27 @@
         </w:trPr>
         <w:tc>
           <w:tcPr/>
-          <w:bookmarkStart w:colFirst="0" w:colLast="0" w:name="jka92360e2td" w:id="2"/>
-          <w:bookmarkEnd w:id="2"/>
-          <w:p>
-            <w:pPr>
-              <w:jc w:val="both"/>
-              <w:rPr>
-                <w:rFonts w:ascii="Times New Roman" w:cs="Times New Roman" w:eastAsia="Times New Roman" w:hAnsi="Times New Roman"/>
-                <w:sz w:val="20"/>
-                <w:szCs w:val="20"/>
-              </w:rPr>
-            </w:pPr>
-            <w:r>
-              <w:rPr>
-                <w:rFonts w:ascii="Times New Roman" w:cs="Times New Roman" w:eastAsia="Times New Roman" w:hAnsi="Times New Roman"/>
-                <w:sz w:val="20"/>
-                <w:szCs w:val="20"/>
-                <w:rtl w:val="0"/>
-              </w:rPr>
-              <w:t xml:space="preserve">[3] Rust</w:t>
-            </w:r>
-          </w:p>
-          <w:p>
-            <w:pPr>
-              <w:jc w:val="both"/>
-              <w:rPr>
-                <w:rFonts w:ascii="Times New Roman" w:cs="Times New Roman" w:eastAsia="Times New Roman" w:hAnsi="Times New Roman"/>
-                <w:sz w:val="20"/>
-                <w:szCs w:val="20"/>
-              </w:rPr>
-            </w:pPr>
-            <w:hyperlink r:id="rId10">
+          <w:bookmarkStart w:colFirst="0" w:colLast="0" w:name="bookmark=id.tghzf2x0ndfk" w:id="3"/>
+          <w:bookmarkEnd w:id="3"/>
+          <w:p>
+            <w:pPr>
+              <w:jc w:val="both"/>
+              <w:rPr>
+                <w:rFonts w:ascii="Times New Roman" w:cs="Times New Roman" w:eastAsia="Times New Roman" w:hAnsi="Times New Roman"/>
+                <w:sz w:val="20"/>
+                <w:szCs w:val="20"/>
+              </w:rPr>
+            </w:pPr>
+            <w:r>
+              <w:rPr>
+                <w:rFonts w:ascii="Times New Roman" w:cs="Times New Roman" w:eastAsia="Times New Roman" w:hAnsi="Times New Roman"/>
+                <w:sz w:val="20"/>
+                <w:szCs w:val="20"/>
+                <w:rtl w:val="0"/>
+              </w:rPr>
+              <w:t xml:space="preserve">[3] Rust Foundation, “Documentación oficial del lenguaje Rust”. URL: </w:t>
+            </w:r>
+            <w:hyperlink r:id="rId11">
               <w:r>
                 <w:rPr>
                   <w:rFonts w:ascii="Times New Roman" w:cs="Times New Roman" w:eastAsia="Times New Roman" w:hAnsi="Times New Roman"/>
@@ -6099,6 +6485,17 @@
             </w:hyperlink>
             <w:r>
               <w:rPr>
+                <w:rFonts w:ascii="Times New Roman" w:cs="Times New Roman" w:eastAsia="Times New Roman" w:hAnsi="Times New Roman"/>
+                <w:color w:val="1155cc"/>
+                <w:sz w:val="20"/>
+                <w:szCs w:val="20"/>
+                <w:u w:val="single"/>
+                <w:rtl w:val="0"/>
+              </w:rPr>
+              <w:t xml:space="preserve"> Accedido: 07/01/2026</w:t>
+            </w:r>
+            <w:r>
+              <w:rPr>
                 <w:rtl w:val="0"/>
               </w:rPr>
             </w:r>
@@ -6113,37 +6510,27 @@
         </w:trPr>
         <w:tc>
           <w:tcPr/>
-          <w:bookmarkStart w:colFirst="0" w:colLast="0" w:name="7934zwh7pdn8" w:id="3"/>
-          <w:bookmarkEnd w:id="3"/>
-          <w:p>
-            <w:pPr>
-              <w:jc w:val="both"/>
-              <w:rPr>
-                <w:rFonts w:ascii="Times New Roman" w:cs="Times New Roman" w:eastAsia="Times New Roman" w:hAnsi="Times New Roman"/>
-                <w:sz w:val="20"/>
-                <w:szCs w:val="20"/>
-              </w:rPr>
-            </w:pPr>
-            <w:r>
-              <w:rPr>
-                <w:rFonts w:ascii="Times New Roman" w:cs="Times New Roman" w:eastAsia="Times New Roman" w:hAnsi="Times New Roman"/>
-                <w:sz w:val="20"/>
-                <w:szCs w:val="20"/>
-                <w:rtl w:val="0"/>
-              </w:rPr>
-              <w:t xml:space="preserve">[4] Cargo</w:t>
-            </w:r>
-          </w:p>
-          <w:p>
-            <w:pPr>
-              <w:jc w:val="both"/>
-              <w:rPr>
-                <w:rFonts w:ascii="Times New Roman" w:cs="Times New Roman" w:eastAsia="Times New Roman" w:hAnsi="Times New Roman"/>
-                <w:sz w:val="20"/>
-                <w:szCs w:val="20"/>
-              </w:rPr>
-            </w:pPr>
-            <w:hyperlink r:id="rId11">
+          <w:bookmarkStart w:colFirst="0" w:colLast="0" w:name="bookmark=id.nu9pmdsvbknd" w:id="4"/>
+          <w:bookmarkEnd w:id="4"/>
+          <w:p>
+            <w:pPr>
+              <w:jc w:val="both"/>
+              <w:rPr>
+                <w:rFonts w:ascii="Times New Roman" w:cs="Times New Roman" w:eastAsia="Times New Roman" w:hAnsi="Times New Roman"/>
+                <w:sz w:val="20"/>
+                <w:szCs w:val="20"/>
+              </w:rPr>
+            </w:pPr>
+            <w:r>
+              <w:rPr>
+                <w:rFonts w:ascii="Times New Roman" w:cs="Times New Roman" w:eastAsia="Times New Roman" w:hAnsi="Times New Roman"/>
+                <w:sz w:val="20"/>
+                <w:szCs w:val="20"/>
+                <w:rtl w:val="0"/>
+              </w:rPr>
+              <w:t xml:space="preserve">[4] Rust Foundation. “The Cargo Book”. URL </w:t>
+            </w:r>
+            <w:hyperlink r:id="rId12">
               <w:r>
                 <w:rPr>
                   <w:rFonts w:ascii="Times New Roman" w:cs="Times New Roman" w:eastAsia="Times New Roman" w:hAnsi="Times New Roman"/>
@@ -6158,6 +6545,17 @@
             </w:hyperlink>
             <w:r>
               <w:rPr>
+                <w:rFonts w:ascii="Times New Roman" w:cs="Times New Roman" w:eastAsia="Times New Roman" w:hAnsi="Times New Roman"/>
+                <w:color w:val="1155cc"/>
+                <w:sz w:val="20"/>
+                <w:szCs w:val="20"/>
+                <w:u w:val="single"/>
+                <w:rtl w:val="0"/>
+              </w:rPr>
+              <w:t xml:space="preserve"> Accedido: 07/01/2026</w:t>
+            </w:r>
+            <w:r>
+              <w:rPr>
                 <w:rtl w:val="0"/>
               </w:rPr>
             </w:r>
@@ -6172,37 +6570,27 @@
         </w:trPr>
         <w:tc>
           <w:tcPr/>
-          <w:bookmarkStart w:colFirst="0" w:colLast="0" w:name="nckyogn1urul" w:id="4"/>
-          <w:bookmarkEnd w:id="4"/>
-          <w:p>
-            <w:pPr>
-              <w:jc w:val="both"/>
-              <w:rPr>
-                <w:rFonts w:ascii="Times New Roman" w:cs="Times New Roman" w:eastAsia="Times New Roman" w:hAnsi="Times New Roman"/>
-                <w:sz w:val="20"/>
-                <w:szCs w:val="20"/>
-              </w:rPr>
-            </w:pPr>
-            <w:r>
-              <w:rPr>
-                <w:rFonts w:ascii="Times New Roman" w:cs="Times New Roman" w:eastAsia="Times New Roman" w:hAnsi="Times New Roman"/>
-                <w:sz w:val="20"/>
-                <w:szCs w:val="20"/>
-                <w:rtl w:val="0"/>
-              </w:rPr>
-              <w:t xml:space="preserve">[5] optim.lib</w:t>
-            </w:r>
-          </w:p>
-          <w:p>
-            <w:pPr>
-              <w:jc w:val="both"/>
-              <w:rPr>
-                <w:rFonts w:ascii="Times New Roman" w:cs="Times New Roman" w:eastAsia="Times New Roman" w:hAnsi="Times New Roman"/>
-                <w:sz w:val="20"/>
-                <w:szCs w:val="20"/>
-              </w:rPr>
-            </w:pPr>
-            <w:hyperlink r:id="rId12">
+          <w:bookmarkStart w:colFirst="0" w:colLast="0" w:name="bookmark=id.4befmopr7wnu" w:id="5"/>
+          <w:bookmarkEnd w:id="5"/>
+          <w:p>
+            <w:pPr>
+              <w:jc w:val="both"/>
+              <w:rPr>
+                <w:rFonts w:ascii="Times New Roman" w:cs="Times New Roman" w:eastAsia="Times New Roman" w:hAnsi="Times New Roman"/>
+                <w:sz w:val="20"/>
+                <w:szCs w:val="20"/>
+              </w:rPr>
+            </w:pPr>
+            <w:r>
+              <w:rPr>
+                <w:rFonts w:ascii="Times New Roman" w:cs="Times New Roman" w:eastAsia="Times New Roman" w:hAnsi="Times New Roman"/>
+                <w:sz w:val="20"/>
+                <w:szCs w:val="20"/>
+                <w:rtl w:val="0"/>
+              </w:rPr>
+              <w:t xml:space="preserve">[5] Keith O’Hara, “Documentación oficial de OptimLib”. URL: </w:t>
+            </w:r>
+            <w:hyperlink r:id="rId13">
               <w:r>
                 <w:rPr>
                   <w:rFonts w:ascii="Times New Roman" w:cs="Times New Roman" w:eastAsia="Times New Roman" w:hAnsi="Times New Roman"/>
@@ -6217,6 +6605,17 @@
             </w:hyperlink>
             <w:r>
               <w:rPr>
+                <w:rFonts w:ascii="Times New Roman" w:cs="Times New Roman" w:eastAsia="Times New Roman" w:hAnsi="Times New Roman"/>
+                <w:color w:val="1155cc"/>
+                <w:sz w:val="20"/>
+                <w:szCs w:val="20"/>
+                <w:u w:val="single"/>
+                <w:rtl w:val="0"/>
+              </w:rPr>
+              <w:t xml:space="preserve"> Accedido: 07/01/2026</w:t>
+            </w:r>
+            <w:r>
+              <w:rPr>
                 <w:rtl w:val="0"/>
               </w:rPr>
             </w:r>
@@ -6231,37 +6630,27 @@
         </w:trPr>
         <w:tc>
           <w:tcPr/>
-          <w:bookmarkStart w:colFirst="0" w:colLast="0" w:name="i94qzo70j404" w:id="5"/>
-          <w:bookmarkEnd w:id="5"/>
-          <w:p>
-            <w:pPr>
-              <w:jc w:val="both"/>
-              <w:rPr>
-                <w:rFonts w:ascii="Times New Roman" w:cs="Times New Roman" w:eastAsia="Times New Roman" w:hAnsi="Times New Roman"/>
-                <w:sz w:val="20"/>
-                <w:szCs w:val="20"/>
-              </w:rPr>
-            </w:pPr>
-            <w:r>
-              <w:rPr>
-                <w:rFonts w:ascii="Times New Roman" w:cs="Times New Roman" w:eastAsia="Times New Roman" w:hAnsi="Times New Roman"/>
-                <w:sz w:val="20"/>
-                <w:szCs w:val="20"/>
-                <w:rtl w:val="0"/>
-              </w:rPr>
-              <w:t xml:space="preserve">[6] SCRUM</w:t>
-            </w:r>
-          </w:p>
-          <w:p>
-            <w:pPr>
-              <w:jc w:val="both"/>
-              <w:rPr>
-                <w:rFonts w:ascii="Times New Roman" w:cs="Times New Roman" w:eastAsia="Times New Roman" w:hAnsi="Times New Roman"/>
-                <w:sz w:val="20"/>
-                <w:szCs w:val="20"/>
-              </w:rPr>
-            </w:pPr>
-            <w:hyperlink r:id="rId13">
+          <w:bookmarkStart w:colFirst="0" w:colLast="0" w:name="bookmark=id.r8iqpi9qie9h" w:id="6"/>
+          <w:bookmarkEnd w:id="6"/>
+          <w:p>
+            <w:pPr>
+              <w:jc w:val="both"/>
+              <w:rPr>
+                <w:rFonts w:ascii="Times New Roman" w:cs="Times New Roman" w:eastAsia="Times New Roman" w:hAnsi="Times New Roman"/>
+                <w:sz w:val="20"/>
+                <w:szCs w:val="20"/>
+              </w:rPr>
+            </w:pPr>
+            <w:r>
+              <w:rPr>
+                <w:rFonts w:ascii="Times New Roman" w:cs="Times New Roman" w:eastAsia="Times New Roman" w:hAnsi="Times New Roman"/>
+                <w:sz w:val="20"/>
+                <w:szCs w:val="20"/>
+                <w:rtl w:val="0"/>
+              </w:rPr>
+              <w:t xml:space="preserve">[6] Joel Francia Huambachano. “¿Qué es Scrum?” URL: </w:t>
+            </w:r>
+            <w:hyperlink r:id="rId14">
               <w:r>
                 <w:rPr>
                   <w:rFonts w:ascii="Times New Roman" w:cs="Times New Roman" w:eastAsia="Times New Roman" w:hAnsi="Times New Roman"/>
@@ -6276,8 +6665,148 @@
             </w:hyperlink>
             <w:r>
               <w:rPr>
-                <w:rtl w:val="0"/>
-              </w:rPr>
+                <w:rFonts w:ascii="Times New Roman" w:cs="Times New Roman" w:eastAsia="Times New Roman" w:hAnsi="Times New Roman"/>
+                <w:color w:val="1155cc"/>
+                <w:sz w:val="20"/>
+                <w:szCs w:val="20"/>
+                <w:u w:val="single"/>
+                <w:rtl w:val="0"/>
+              </w:rPr>
+              <w:t xml:space="preserve"> Accedido: 07/01/2026</w:t>
+            </w:r>
+            <w:r>
+              <w:rPr>
+                <w:rtl w:val="0"/>
+              </w:rPr>
+            </w:r>
+          </w:p>
+        </w:tc>
+      </w:tr>
+      <w:tr>
+        <w:trPr>
+          <w:cantSplit w:val="0"/>
+          <w:trHeight w:val="332" w:hRule="atLeast"/>
+          <w:tblHeader w:val="0"/>
+        </w:trPr>
+        <w:tc>
+          <w:tcPr/>
+          <w:bookmarkStart w:colFirst="0" w:colLast="0" w:name="bookmark=id.hf3uck92hzqf" w:id="7"/>
+          <w:bookmarkEnd w:id="7"/>
+          <w:p>
+            <w:pPr>
+              <w:jc w:val="both"/>
+              <w:rPr>
+                <w:rFonts w:ascii="Times New Roman" w:cs="Times New Roman" w:eastAsia="Times New Roman" w:hAnsi="Times New Roman"/>
+                <w:sz w:val="20"/>
+                <w:szCs w:val="20"/>
+              </w:rPr>
+            </w:pPr>
+            <w:r>
+              <w:rPr>
+                <w:rFonts w:ascii="Times New Roman" w:cs="Times New Roman" w:eastAsia="Times New Roman" w:hAnsi="Times New Roman"/>
+                <w:sz w:val="20"/>
+                <w:szCs w:val="20"/>
+                <w:rtl w:val="0"/>
+              </w:rPr>
+              <w:t xml:space="preserve">[7] Rust Foundation. “Cargo-doc manpage”. Sección 4.2.6 de The Cargo Book.  URL: </w:t>
+            </w:r>
+            <w:hyperlink r:id="rId15">
+              <w:r>
+                <w:rPr>
+                  <w:rFonts w:ascii="Times New Roman" w:cs="Times New Roman" w:eastAsia="Times New Roman" w:hAnsi="Times New Roman"/>
+                  <w:color w:val="1155cc"/>
+                  <w:sz w:val="20"/>
+                  <w:szCs w:val="20"/>
+                  <w:u w:val="single"/>
+                  <w:rtl w:val="0"/>
+                </w:rPr>
+                <w:t xml:space="preserve">https://doc.rust-lang.org/cargo/commands/cargo-doc.html</w:t>
+              </w:r>
+            </w:hyperlink>
+            <w:r>
+              <w:rPr>
+                <w:rFonts w:ascii="Times New Roman" w:cs="Times New Roman" w:eastAsia="Times New Roman" w:hAnsi="Times New Roman"/>
+                <w:color w:val="1155cc"/>
+                <w:sz w:val="20"/>
+                <w:szCs w:val="20"/>
+                <w:u w:val="single"/>
+                <w:rtl w:val="0"/>
+              </w:rPr>
+              <w:t xml:space="preserve"> Accedido: 07/01/2026</w:t>
+            </w:r>
+            <w:r>
+              <w:rPr>
+                <w:rtl w:val="0"/>
+              </w:rPr>
+            </w:r>
+          </w:p>
+        </w:tc>
+      </w:tr>
+      <w:tr>
+        <w:trPr>
+          <w:cantSplit w:val="0"/>
+          <w:trHeight w:val="332" w:hRule="atLeast"/>
+          <w:tblHeader w:val="0"/>
+        </w:trPr>
+        <w:tc>
+          <w:tcPr/>
+          <w:p>
+            <w:pPr>
+              <w:jc w:val="both"/>
+              <w:rPr>
+                <w:rFonts w:ascii="Times New Roman" w:cs="Times New Roman" w:eastAsia="Times New Roman" w:hAnsi="Times New Roman"/>
+                <w:sz w:val="20"/>
+                <w:szCs w:val="20"/>
+              </w:rPr>
+            </w:pPr>
+            <w:r>
+              <w:rPr>
+                <w:rFonts w:ascii="Times New Roman" w:cs="Times New Roman" w:eastAsia="Times New Roman" w:hAnsi="Times New Roman"/>
+                <w:sz w:val="20"/>
+                <w:szCs w:val="20"/>
+                <w:rtl w:val="0"/>
+              </w:rPr>
+              <w:t xml:space="preserve">[8] Blum, Christian, and Andrea Roli. "</w:t>
+            </w:r>
+            <w:hyperlink r:id="rId16">
+              <w:r>
+                <w:rPr>
+                  <w:rFonts w:ascii="Times New Roman" w:cs="Times New Roman" w:eastAsia="Times New Roman" w:hAnsi="Times New Roman"/>
+                  <w:sz w:val="20"/>
+                  <w:szCs w:val="20"/>
+                  <w:rtl w:val="0"/>
+                </w:rPr>
+                <w:t xml:space="preserve">Metaheuristics in combinatorial optimization: Overview and conceptual comparison.</w:t>
+              </w:r>
+            </w:hyperlink>
+            <w:r>
+              <w:rPr>
+                <w:rFonts w:ascii="Times New Roman" w:cs="Times New Roman" w:eastAsia="Times New Roman" w:hAnsi="Times New Roman"/>
+                <w:sz w:val="20"/>
+                <w:szCs w:val="20"/>
+                <w:rtl w:val="0"/>
+              </w:rPr>
+              <w:t xml:space="preserve">" </w:t>
+            </w:r>
+            <w:r>
+              <w:rPr>
+                <w:rFonts w:ascii="Times New Roman" w:cs="Times New Roman" w:eastAsia="Times New Roman" w:hAnsi="Times New Roman"/>
+                <w:i w:val="1"/>
+                <w:iCs w:val="1"/>
+                <w:sz w:val="20"/>
+                <w:szCs w:val="20"/>
+                <w:rtl w:val="0"/>
+              </w:rPr>
+              <w:t xml:space="preserve">ACM computing surveys (CSUR)</w:t>
+            </w:r>
+            <w:r>
+              <w:rPr>
+                <w:rFonts w:ascii="Times New Roman" w:cs="Times New Roman" w:eastAsia="Times New Roman" w:hAnsi="Times New Roman"/>
+                <w:sz w:val="20"/>
+                <w:szCs w:val="20"/>
+                <w:rtl w:val="0"/>
+              </w:rPr>
+              <w:t xml:space="preserve"> 35.3 (2003): 268-308.</w:t>
             </w:r>
           </w:p>
         </w:tc>
@@ -6341,7 +6870,7 @@
           <w:szCs w:val="24"/>
           <w:rtl w:val="0"/>
         </w:rPr>
-        <w:t xml:space="preserve">Málaga, ________ de _______________ de ________________</w:t>
+        <w:t xml:space="preserve">Málaga, 7 de enero de 2026</w:t>
       </w:r>
     </w:p>
     <w:p>
@@ -6569,9 +7098,9 @@
       </w:r>
     </w:p>
     <w:sectPr>
-      <w:headerReference r:id="rId14" w:type="default"/>
-      <w:footerReference r:id="rId15" w:type="default"/>
-      <w:footerReference r:id="rId16" w:type="even"/>
+      <w:headerReference r:id="rId17" w:type="default"/>
+      <w:footerReference r:id="rId18" w:type="default"/>
+      <w:footerReference r:id="rId19" w:type="even"/>
       <w:pgSz w:h="16840" w:w="11905" w:orient="portrait"/>
       <w:pgMar w:bottom="720" w:top="720" w:left="720" w:right="720" w:header="719" w:footer="0"/>
       <w:pgNumType w:start="1"/>
@@ -6584,10 +7113,6 @@
 <w:ftr xmlns:mc="http://schemas.openxmlformats.org/markup-compatibility/2006" xmlns:o="urn:schemas-microsoft-com:office:office" xmlns:r="http://schemas.openxmlformats.org/officeDocument/2006/relationships" xmlns:m="http://schemas.openxmlformats.org/officeDocument/2006/math" xmlns:v="urn:schemas-microsoft-com:vml" xmlns:wp="http://schemas.openxmlformats.org/drawingml/2006/wordprocessingDrawing" xmlns:w10="urn:schemas-microsoft-com:office:word" xmlns:w="http://schemas.openxmlformats.org/wordprocessingml/2006/main" xmlns:wne="http://schemas.microsoft.com/office/word/2006/wordml" xmlns:sl="http://schemas.openxmlformats.org/schemaLibrary/2006/main" xmlns:a="http://schemas.openxmlformats.org/drawingml/2006/main" xmlns:pic="http://schemas.openxmlformats.org/drawingml/2006/picture" xmlns:c="http://schemas.openxmlformats.org/drawingml/2006/chart" xmlns:lc="http://schemas.openxmlformats.org/drawingml/2006/lockedCanvas" xmlns:dgm="http://schemas.openxmlformats.org/drawingml/2006/diagram" xmlns:wps="http://schemas.microsoft.com/office/word/2010/wordprocessingShape" xmlns:wpg="http://schemas.microsoft.com/office/word/2010/wordprocessingGroup" xmlns:w14="http://schemas.microsoft.com/office/word/2010/wordml" xmlns:w15="http://schemas.microsoft.com/office/word/2012/wordml" xmlns:w16="http://schemas.microsoft.com/office/word/2018/wordml" xmlns:w16cex="http://schemas.microsoft.com/office/word/2018/wordml/cex" xmlns:w16cid="http://schemas.microsoft.com/office/word/2016/wordml/cid" xmlns="http://schemas.microsoft.com/office/tasks/2019/documenttasks" xmlns:cr="http://schemas.microsoft.com/office/comments/2020/reactions">
   <w:p>
     <w:pPr>
-      <w:keepNext w:val="0"/>
-      <w:keepLines w:val="0"/>
-      <w:pageBreakBefore w:val="0"/>
-      <w:widowControl w:val="0"/>
       <w:pBdr>
         <w:top w:space="0" w:sz="0" w:val="nil"/>
         <w:left w:space="0" w:sz="0" w:val="nil"/>
@@ -6595,45 +7120,18 @@
         <w:right w:space="0" w:sz="0" w:val="nil"/>
         <w:between w:space="0" w:sz="0" w:val="nil"/>
       </w:pBdr>
-      <w:shd w:fill="auto" w:val="clear"/>
       <w:tabs>
         <w:tab w:val="center" w:leader="none" w:pos="4252"/>
         <w:tab w:val="right" w:leader="none" w:pos="8504"/>
       </w:tabs>
-      <w:spacing w:after="0" w:before="0" w:line="240" w:lineRule="auto"/>
-      <w:ind w:left="0" w:right="0" w:firstLine="0"/>
       <w:jc w:val="right"/>
       <w:rPr>
-        <w:rFonts w:ascii="Calibri" w:cs="Calibri" w:eastAsia="Calibri" w:hAnsi="Calibri"/>
-        <w:b w:val="0"/>
-        <w:bCs w:val="0"/>
-        <w:i w:val="0"/>
-        <w:iCs w:val="0"/>
-        <w:smallCaps w:val="0"/>
-        <w:strike w:val="0"/>
         <w:color w:val="000000"/>
-        <w:sz w:val="22"/>
-        <w:szCs w:val="22"/>
-        <w:u w:val="none"/>
-        <w:shd w:fill="auto" w:val="clear"/>
-        <w:vertAlign w:val="baseline"/>
       </w:rPr>
     </w:pPr>
     <w:r>
       <w:rPr>
-        <w:rFonts w:ascii="Calibri" w:cs="Calibri" w:eastAsia="Calibri" w:hAnsi="Calibri"/>
-        <w:b w:val="0"/>
-        <w:bCs w:val="0"/>
-        <w:i w:val="0"/>
-        <w:iCs w:val="0"/>
-        <w:smallCaps w:val="0"/>
-        <w:strike w:val="0"/>
         <w:color w:val="000000"/>
-        <w:sz w:val="22"/>
-        <w:szCs w:val="22"/>
-        <w:u w:val="none"/>
-        <w:shd w:fill="auto" w:val="clear"/>
-        <w:vertAlign w:val="baseline"/>
       </w:rPr>
       <w:fldChar w:fldCharType="begin"/>
       <w:instrText xml:space="preserve">PAGE</w:instrText>
@@ -6648,10 +7146,6 @@
   </w:p>
   <w:p>
     <w:pPr>
-      <w:keepNext w:val="0"/>
-      <w:keepLines w:val="0"/>
-      <w:pageBreakBefore w:val="0"/>
-      <w:widowControl w:val="0"/>
       <w:pBdr>
         <w:top w:space="0" w:sz="0" w:val="nil"/>
         <w:left w:space="0" w:sz="0" w:val="nil"/>
@@ -6659,45 +7153,19 @@
         <w:right w:space="0" w:sz="0" w:val="nil"/>
         <w:between w:space="0" w:sz="0" w:val="nil"/>
       </w:pBdr>
-      <w:shd w:fill="auto" w:val="clear"/>
       <w:tabs>
         <w:tab w:val="center" w:leader="none" w:pos="4252"/>
         <w:tab w:val="right" w:leader="none" w:pos="8504"/>
       </w:tabs>
-      <w:spacing w:after="0" w:before="0" w:line="240" w:lineRule="auto"/>
-      <w:ind w:left="0" w:right="360" w:firstLine="0"/>
+      <w:ind w:right="360"/>
       <w:jc w:val="right"/>
       <w:rPr>
-        <w:rFonts w:ascii="Calibri" w:cs="Calibri" w:eastAsia="Calibri" w:hAnsi="Calibri"/>
-        <w:b w:val="0"/>
-        <w:bCs w:val="0"/>
-        <w:i w:val="0"/>
-        <w:iCs w:val="0"/>
-        <w:smallCaps w:val="0"/>
-        <w:strike w:val="0"/>
         <w:color w:val="000000"/>
-        <w:sz w:val="22"/>
-        <w:szCs w:val="22"/>
-        <w:u w:val="none"/>
-        <w:shd w:fill="auto" w:val="clear"/>
-        <w:vertAlign w:val="baseline"/>
       </w:rPr>
     </w:pPr>
     <w:r>
       <w:rPr>
-        <w:rFonts w:ascii="Calibri" w:cs="Calibri" w:eastAsia="Calibri" w:hAnsi="Calibri"/>
-        <w:b w:val="0"/>
-        <w:bCs w:val="0"/>
-        <w:i w:val="0"/>
-        <w:iCs w:val="0"/>
-        <w:smallCaps w:val="0"/>
-        <w:strike w:val="0"/>
         <w:color w:val="000000"/>
-        <w:sz w:val="22"/>
-        <w:szCs w:val="22"/>
-        <w:u w:val="none"/>
-        <w:shd w:fill="auto" w:val="clear"/>
-        <w:vertAlign w:val="baseline"/>
       </w:rPr>
       <w:fldChar w:fldCharType="begin"/>
       <w:instrText xml:space="preserve">PAGE</w:instrText>
@@ -6712,10 +7180,6 @@
   </w:p>
   <w:p>
     <w:pPr>
-      <w:keepNext w:val="0"/>
-      <w:keepLines w:val="0"/>
-      <w:pageBreakBefore w:val="0"/>
-      <w:widowControl w:val="0"/>
       <w:pBdr>
         <w:top w:space="0" w:sz="0" w:val="nil"/>
         <w:left w:space="0" w:sz="0" w:val="nil"/>
@@ -6723,28 +7187,13 @@
         <w:right w:space="0" w:sz="0" w:val="nil"/>
         <w:between w:space="0" w:sz="0" w:val="nil"/>
       </w:pBdr>
-      <w:shd w:fill="auto" w:val="clear"/>
       <w:tabs>
         <w:tab w:val="center" w:leader="none" w:pos="4252"/>
         <w:tab w:val="right" w:leader="none" w:pos="8504"/>
       </w:tabs>
-      <w:spacing w:after="0" w:before="0" w:line="240" w:lineRule="auto"/>
-      <w:ind w:left="0" w:right="360" w:firstLine="0"/>
-      <w:jc w:val="left"/>
+      <w:ind w:right="360"/>
       <w:rPr>
-        <w:rFonts w:ascii="Calibri" w:cs="Calibri" w:eastAsia="Calibri" w:hAnsi="Calibri"/>
-        <w:b w:val="0"/>
-        <w:bCs w:val="0"/>
-        <w:i w:val="0"/>
-        <w:iCs w:val="0"/>
-        <w:smallCaps w:val="0"/>
-        <w:strike w:val="0"/>
         <w:color w:val="000000"/>
-        <w:sz w:val="22"/>
-        <w:szCs w:val="22"/>
-        <w:u w:val="none"/>
-        <w:shd w:fill="auto" w:val="clear"/>
-        <w:vertAlign w:val="baseline"/>
       </w:rPr>
     </w:pPr>
     <w:r>
@@ -6760,10 +7209,6 @@
 <w:ftr xmlns:mc="http://schemas.openxmlformats.org/markup-compatibility/2006" xmlns:o="urn:schemas-microsoft-com:office:office" xmlns:r="http://schemas.openxmlformats.org/officeDocument/2006/relationships" xmlns:m="http://schemas.openxmlformats.org/officeDocument/2006/math" xmlns:v="urn:schemas-microsoft-com:vml" xmlns:wp="http://schemas.openxmlformats.org/drawingml/2006/wordprocessingDrawing" xmlns:w10="urn:schemas-microsoft-com:office:word" xmlns:w="http://schemas.openxmlformats.org/wordprocessingml/2006/main" xmlns:wne="http://schemas.microsoft.com/office/word/2006/wordml" xmlns:sl="http://schemas.openxmlformats.org/schemaLibrary/2006/main" xmlns:a="http://schemas.openxmlformats.org/drawingml/2006/main" xmlns:pic="http://schemas.openxmlformats.org/drawingml/2006/picture" xmlns:c="http://schemas.openxmlformats.org/drawingml/2006/chart" xmlns:lc="http://schemas.openxmlformats.org/drawingml/2006/lockedCanvas" xmlns:dgm="http://schemas.openxmlformats.org/drawingml/2006/diagram" xmlns:wps="http://schemas.microsoft.com/office/word/2010/wordprocessingShape" xmlns:wpg="http://schemas.microsoft.com/office/word/2010/wordprocessingGroup" xmlns:w14="http://schemas.microsoft.com/office/word/2010/wordml" xmlns:w15="http://schemas.microsoft.com/office/word/2012/wordml" xmlns:w16="http://schemas.microsoft.com/office/word/2018/wordml" xmlns:w16cex="http://schemas.microsoft.com/office/word/2018/wordml/cex" xmlns:w16cid="http://schemas.microsoft.com/office/word/2016/wordml/cid" xmlns="http://schemas.microsoft.com/office/tasks/2019/documenttasks" xmlns:cr="http://schemas.microsoft.com/office/comments/2020/reactions">
   <w:p>
     <w:pPr>
-      <w:keepNext w:val="0"/>
-      <w:keepLines w:val="0"/>
-      <w:pageBreakBefore w:val="0"/>
-      <w:widowControl w:val="0"/>
       <w:pBdr>
         <w:top w:space="0" w:sz="0" w:val="nil"/>
         <w:left w:space="0" w:sz="0" w:val="nil"/>
@@ -6771,45 +7216,17 @@
         <w:right w:space="0" w:sz="0" w:val="nil"/>
         <w:between w:space="0" w:sz="0" w:val="nil"/>
       </w:pBdr>
-      <w:shd w:fill="auto" w:val="clear"/>
       <w:tabs>
         <w:tab w:val="center" w:leader="none" w:pos="4252"/>
         <w:tab w:val="right" w:leader="none" w:pos="8504"/>
       </w:tabs>
-      <w:spacing w:after="0" w:before="0" w:line="240" w:lineRule="auto"/>
-      <w:ind w:left="0" w:right="0" w:firstLine="0"/>
-      <w:jc w:val="left"/>
       <w:rPr>
-        <w:rFonts w:ascii="Calibri" w:cs="Calibri" w:eastAsia="Calibri" w:hAnsi="Calibri"/>
-        <w:b w:val="0"/>
-        <w:bCs w:val="0"/>
-        <w:i w:val="0"/>
-        <w:iCs w:val="0"/>
-        <w:smallCaps w:val="0"/>
-        <w:strike w:val="0"/>
         <w:color w:val="000000"/>
-        <w:sz w:val="22"/>
-        <w:szCs w:val="22"/>
-        <w:u w:val="none"/>
-        <w:shd w:fill="auto" w:val="clear"/>
-        <w:vertAlign w:val="baseline"/>
       </w:rPr>
     </w:pPr>
     <w:r>
       <w:rPr>
-        <w:rFonts w:ascii="Calibri" w:cs="Calibri" w:eastAsia="Calibri" w:hAnsi="Calibri"/>
-        <w:b w:val="0"/>
-        <w:bCs w:val="0"/>
-        <w:i w:val="0"/>
-        <w:iCs w:val="0"/>
-        <w:smallCaps w:val="0"/>
-        <w:strike w:val="0"/>
         <w:color w:val="000000"/>
-        <w:sz w:val="22"/>
-        <w:szCs w:val="22"/>
-        <w:u w:val="none"/>
-        <w:shd w:fill="auto" w:val="clear"/>
-        <w:vertAlign w:val="baseline"/>
       </w:rPr>
       <w:fldChar w:fldCharType="begin"/>
       <w:instrText xml:space="preserve">PAGE</w:instrText>
@@ -6824,10 +7241,6 @@
   </w:p>
   <w:p>
     <w:pPr>
-      <w:keepNext w:val="0"/>
-      <w:keepLines w:val="0"/>
-      <w:pageBreakBefore w:val="0"/>
-      <w:widowControl w:val="0"/>
       <w:pBdr>
         <w:top w:space="0" w:sz="0" w:val="nil"/>
         <w:left w:space="0" w:sz="0" w:val="nil"/>
@@ -6835,45 +7248,20 @@
         <w:right w:space="0" w:sz="0" w:val="nil"/>
         <w:between w:space="0" w:sz="0" w:val="nil"/>
       </w:pBdr>
-      <w:shd w:fill="auto" w:val="clear"/>
       <w:tabs>
         <w:tab w:val="center" w:leader="none" w:pos="4252"/>
         <w:tab w:val="right" w:leader="none" w:pos="8504"/>
       </w:tabs>
-      <w:spacing w:after="0" w:before="0" w:line="240" w:lineRule="auto"/>
-      <w:ind w:left="0" w:right="360" w:firstLine="0"/>
-      <w:jc w:val="left"/>
+      <w:ind w:right="360"/>
       <w:rPr>
         <w:rFonts w:ascii="Times New Roman" w:cs="Times New Roman" w:eastAsia="Times New Roman" w:hAnsi="Times New Roman"/>
-        <w:b w:val="0"/>
-        <w:bCs w:val="0"/>
-        <w:i w:val="0"/>
-        <w:iCs w:val="0"/>
-        <w:smallCaps w:val="0"/>
-        <w:strike w:val="0"/>
         <w:color w:val="000000"/>
-        <w:sz w:val="22"/>
-        <w:szCs w:val="22"/>
-        <w:u w:val="none"/>
-        <w:shd w:fill="auto" w:val="clear"/>
-        <w:vertAlign w:val="baseline"/>
       </w:rPr>
     </w:pPr>
     <w:r>
       <w:rPr>
         <w:rFonts w:ascii="Times New Roman" w:cs="Times New Roman" w:eastAsia="Times New Roman" w:hAnsi="Times New Roman"/>
-        <w:b w:val="0"/>
-        <w:bCs w:val="0"/>
-        <w:i w:val="0"/>
-        <w:iCs w:val="0"/>
-        <w:smallCaps w:val="0"/>
-        <w:strike w:val="0"/>
         <w:color w:val="000000"/>
-        <w:sz w:val="22"/>
-        <w:szCs w:val="22"/>
-        <w:u w:val="none"/>
-        <w:shd w:fill="auto" w:val="clear"/>
-        <w:vertAlign w:val="baseline"/>
         <w:rtl w:val="0"/>
       </w:rPr>
       <w:t xml:space="preserve">E.T.S. de Ingeniería Informática. Universidad de Málaga</w:t>
@@ -6882,10 +7270,6 @@
   </w:p>
   <w:p>
     <w:pPr>
-      <w:keepNext w:val="0"/>
-      <w:keepLines w:val="0"/>
-      <w:pageBreakBefore w:val="0"/>
-      <w:widowControl w:val="0"/>
       <w:pBdr>
         <w:top w:space="0" w:sz="0" w:val="nil"/>
         <w:left w:space="0" w:sz="0" w:val="nil"/>
@@ -6893,28 +7277,13 @@
         <w:right w:space="0" w:sz="0" w:val="nil"/>
         <w:between w:space="0" w:sz="0" w:val="nil"/>
       </w:pBdr>
-      <w:shd w:fill="auto" w:val="clear"/>
       <w:tabs>
         <w:tab w:val="center" w:leader="none" w:pos="4252"/>
         <w:tab w:val="right" w:leader="none" w:pos="8504"/>
       </w:tabs>
-      <w:spacing w:after="0" w:before="0" w:line="240" w:lineRule="auto"/>
-      <w:ind w:left="0" w:right="360" w:firstLine="0"/>
-      <w:jc w:val="left"/>
+      <w:ind w:right="360"/>
       <w:rPr>
-        <w:rFonts w:ascii="Calibri" w:cs="Calibri" w:eastAsia="Calibri" w:hAnsi="Calibri"/>
-        <w:b w:val="0"/>
-        <w:bCs w:val="0"/>
-        <w:i w:val="0"/>
-        <w:iCs w:val="0"/>
-        <w:smallCaps w:val="0"/>
-        <w:strike w:val="0"/>
         <w:color w:val="000000"/>
-        <w:sz w:val="22"/>
-        <w:szCs w:val="22"/>
-        <w:u w:val="none"/>
-        <w:shd w:fill="auto" w:val="clear"/>
-        <w:vertAlign w:val="baseline"/>
       </w:rPr>
     </w:pPr>
     <w:r>
@@ -6930,10 +7299,6 @@
 <w:hdr xmlns:mc="http://schemas.openxmlformats.org/markup-compatibility/2006" xmlns:o="urn:schemas-microsoft-com:office:office" xmlns:r="http://schemas.openxmlformats.org/officeDocument/2006/relationships" xmlns:m="http://schemas.openxmlformats.org/officeDocument/2006/math" xmlns:v="urn:schemas-microsoft-com:vml" xmlns:wp="http://schemas.openxmlformats.org/drawingml/2006/wordprocessingDrawing" xmlns:w10="urn:schemas-microsoft-com:office:word" xmlns:w="http://schemas.openxmlformats.org/wordprocessingml/2006/main" xmlns:wne="http://schemas.microsoft.com/office/word/2006/wordml" xmlns:sl="http://schemas.openxmlformats.org/schemaLibrary/2006/main" xmlns:a="http://schemas.openxmlformats.org/drawingml/2006/main" xmlns:pic="http://schemas.openxmlformats.org/drawingml/2006/picture" xmlns:c="http://schemas.openxmlformats.org/drawingml/2006/chart" xmlns:lc="http://schemas.openxmlformats.org/drawingml/2006/lockedCanvas" xmlns:dgm="http://schemas.openxmlformats.org/drawingml/2006/diagram" xmlns:wps="http://schemas.microsoft.com/office/word/2010/wordprocessingShape" xmlns:wpg="http://schemas.microsoft.com/office/word/2010/wordprocessingGroup" xmlns:w14="http://schemas.microsoft.com/office/word/2010/wordml" xmlns:w15="http://schemas.microsoft.com/office/word/2012/wordml" xmlns:w16="http://schemas.microsoft.com/office/word/2018/wordml" xmlns:w16cex="http://schemas.microsoft.com/office/word/2018/wordml/cex" xmlns:w16cid="http://schemas.microsoft.com/office/word/2016/wordml/cid" xmlns="http://schemas.microsoft.com/office/tasks/2019/documenttasks" xmlns:cr="http://schemas.microsoft.com/office/comments/2020/reactions">
   <w:p>
     <w:pPr>
-      <w:keepNext w:val="0"/>
-      <w:keepLines w:val="0"/>
-      <w:pageBreakBefore w:val="0"/>
-      <w:widowControl w:val="0"/>
       <w:pBdr>
         <w:top w:space="0" w:sz="0" w:val="nil"/>
         <w:left w:space="0" w:sz="0" w:val="nil"/>
@@ -6941,7 +7306,6 @@
         <w:right w:space="0" w:sz="0" w:val="nil"/>
         <w:between w:space="0" w:sz="0" w:val="nil"/>
       </w:pBdr>
-      <w:shd w:fill="auto" w:val="clear"/>
       <w:tabs>
         <w:tab w:val="center" w:leader="none" w:pos="4252"/>
         <w:tab w:val="right" w:leader="none" w:pos="8504"/>
@@ -6949,23 +7313,13 @@
         <w:tab w:val="right" w:leader="none" w:pos="8905"/>
         <w:tab w:val="right" w:leader="none" w:pos="10490"/>
       </w:tabs>
-      <w:spacing w:after="0" w:before="0" w:line="240" w:lineRule="auto"/>
-      <w:ind w:left="0" w:right="-280" w:firstLine="0"/>
+      <w:ind w:right="-280"/>
       <w:jc w:val="right"/>
       <w:rPr>
         <w:rFonts w:ascii="Arial" w:cs="Arial" w:eastAsia="Arial" w:hAnsi="Arial"/>
         <w:b w:val="1"/>
         <w:bCs w:val="1"/>
-        <w:i w:val="0"/>
-        <w:iCs w:val="0"/>
-        <w:smallCaps w:val="0"/>
-        <w:strike w:val="0"/>
         <w:color w:val="000000"/>
-        <w:sz w:val="22"/>
-        <w:szCs w:val="22"/>
-        <w:u w:val="none"/>
-        <w:shd w:fill="auto" w:val="clear"/>
-        <w:vertAlign w:val="baseline"/>
       </w:rPr>
     </w:pPr>
     <w:r>
@@ -6973,16 +7327,7 @@
         <w:rFonts w:ascii="Arial" w:cs="Arial" w:eastAsia="Arial" w:hAnsi="Arial"/>
         <w:b w:val="1"/>
         <w:bCs w:val="1"/>
-        <w:i w:val="0"/>
-        <w:iCs w:val="0"/>
-        <w:smallCaps w:val="0"/>
-        <w:strike w:val="0"/>
         <w:color w:val="000000"/>
-        <w:sz w:val="22"/>
-        <w:szCs w:val="22"/>
-        <w:u w:val="none"/>
-        <w:shd w:fill="auto" w:val="clear"/>
-        <w:vertAlign w:val="baseline"/>
         <w:rtl w:val="0"/>
       </w:rPr>
       <w:tab/>
@@ -6993,15 +7338,15 @@
         <wp:anchor allowOverlap="1" behindDoc="0" distB="0" distT="0" distL="114300" distR="114300" hidden="0" layoutInCell="1" locked="0" relativeHeight="0" simplePos="0">
           <wp:simplePos x="0" y="0"/>
           <wp:positionH relativeFrom="column">
-            <wp:posOffset>345227</wp:posOffset>
+            <wp:posOffset>345226</wp:posOffset>
           </wp:positionH>
           <wp:positionV relativeFrom="paragraph">
-            <wp:posOffset>-28574</wp:posOffset>
+            <wp:posOffset>-28573</wp:posOffset>
           </wp:positionV>
           <wp:extent cx="1850390" cy="639445"/>
           <wp:effectExtent b="0" l="0" r="0" t="0"/>
           <wp:wrapNone/>
-          <wp:docPr descr="MARCA UNIVERSIDAD" id="1" name="image1.png"/>
+          <wp:docPr descr="MARCA UNIVERSIDAD" id="3" name="image1.png"/>
           <a:graphic>
             <a:graphicData uri="http://schemas.openxmlformats.org/drawingml/2006/picture">
               <pic:pic>
@@ -7043,7 +7388,7 @@
           <wp:extent cx="1839600" cy="540000"/>
           <wp:effectExtent b="0" l="0" r="0" t="0"/>
           <wp:wrapNone/>
-          <wp:docPr descr="Imagen que contiene botella&#10;&#10;Descripción generada automáticamente" id="2" name="image2.png"/>
+          <wp:docPr descr="Imagen que contiene botella&#10;&#10;Descripción generada automáticamente" id="4" name="image2.png"/>
           <a:graphic>
             <a:graphicData uri="http://schemas.openxmlformats.org/drawingml/2006/picture">
               <pic:pic>
@@ -7312,7 +7657,6 @@
     <w:pPr>
       <w:keepNext w:val="1"/>
       <w:keepLines w:val="1"/>
-      <w:pageBreakBefore w:val="0"/>
       <w:spacing w:after="80" w:before="280" w:lineRule="auto"/>
     </w:pPr>
     <w:rPr>
@@ -7329,7 +7673,6 @@
     <w:pPr>
       <w:keepNext w:val="1"/>
       <w:keepLines w:val="1"/>
-      <w:pageBreakBefore w:val="0"/>
       <w:spacing w:after="40" w:before="240" w:lineRule="auto"/>
     </w:pPr>
     <w:rPr>
@@ -7346,14 +7689,11 @@
     <w:pPr>
       <w:keepNext w:val="1"/>
       <w:keepLines w:val="1"/>
-      <w:pageBreakBefore w:val="0"/>
       <w:spacing w:after="40" w:before="220" w:lineRule="auto"/>
     </w:pPr>
     <w:rPr>
       <w:b w:val="1"/>
       <w:bCs w:val="1"/>
-      <w:sz w:val="22"/>
-      <w:szCs w:val="22"/>
     </w:rPr>
   </w:style>
   <w:style w:type="paragraph" w:styleId="Heading6">
@@ -7363,7 +7703,6 @@
     <w:pPr>
       <w:keepNext w:val="1"/>
       <w:keepLines w:val="1"/>
-      <w:pageBreakBefore w:val="0"/>
       <w:spacing w:after="40" w:before="200" w:lineRule="auto"/>
     </w:pPr>
     <w:rPr>
@@ -7380,7 +7719,6 @@
     <w:pPr>
       <w:keepNext w:val="1"/>
       <w:keepLines w:val="1"/>
-      <w:pageBreakBefore w:val="0"/>
       <w:spacing w:after="120" w:before="480" w:lineRule="auto"/>
     </w:pPr>
     <w:rPr>
@@ -7390,6 +7728,258 @@
       <w:szCs w:val="72"/>
     </w:rPr>
   </w:style>
+  <w:style w:type="character" w:styleId="Fuentedeprrafopredeter" w:default="1">
+    <w:name w:val="Default Paragraph Font"/>
+    <w:uiPriority w:val="1"/>
+    <w:unhideWhenUsed w:val="1"/>
+  </w:style>
+  <w:style w:type="table" w:styleId="Tablanormal" w:default="1">
+    <w:name w:val="Normal Table"/>
+    <w:uiPriority w:val="99"/>
+    <w:semiHidden w:val="1"/>
+    <w:unhideWhenUsed w:val="1"/>
+    <w:tblPr>
+      <w:tblInd w:w="0.0" w:type="dxa"/>
+      <w:tblCellMar>
+        <w:top w:w="0.0" w:type="dxa"/>
+        <w:left w:w="108.0" w:type="dxa"/>
+        <w:bottom w:w="0.0" w:type="dxa"/>
+        <w:right w:w="108.0" w:type="dxa"/>
+      </w:tblCellMar>
+    </w:tblPr>
+  </w:style>
+  <w:style w:type="numbering" w:styleId="Sinlista" w:default="1">
+    <w:name w:val="No List"/>
+    <w:uiPriority w:val="99"/>
+    <w:semiHidden w:val="1"/>
+    <w:unhideWhenUsed w:val="1"/>
+  </w:style>
+  <w:style w:type="table" w:styleId="TableNormal" w:customStyle="1">
+    <w:name w:val="TableNormal"/>
+    <w:tblPr>
+      <w:tblCellMar>
+        <w:top w:w="100.0" w:type="dxa"/>
+        <w:left w:w="100.0" w:type="dxa"/>
+        <w:bottom w:w="100.0" w:type="dxa"/>
+        <w:right w:w="100.0" w:type="dxa"/>
+      </w:tblCellMar>
+    </w:tblPr>
+  </w:style>
+  <w:style w:type="table" w:styleId="a" w:customStyle="1">
+    <w:basedOn w:val="TableNormal"/>
+    <w:tblPr>
+      <w:tblStyleRowBandSize w:val="1"/>
+      <w:tblStyleColBandSize w:val="1"/>
+      <w:tblCellMar>
+        <w:top w:w="0.0" w:type="dxa"/>
+        <w:left w:w="108.0" w:type="dxa"/>
+        <w:bottom w:w="0.0" w:type="dxa"/>
+        <w:right w:w="108.0" w:type="dxa"/>
+      </w:tblCellMar>
+    </w:tblPr>
+  </w:style>
+  <w:style w:type="table" w:styleId="a0" w:customStyle="1">
+    <w:basedOn w:val="TableNormal"/>
+    <w:tblPr>
+      <w:tblStyleRowBandSize w:val="1"/>
+      <w:tblStyleColBandSize w:val="1"/>
+      <w:tblCellMar>
+        <w:top w:w="0.0" w:type="dxa"/>
+        <w:left w:w="108.0" w:type="dxa"/>
+        <w:bottom w:w="0.0" w:type="dxa"/>
+        <w:right w:w="108.0" w:type="dxa"/>
+      </w:tblCellMar>
+    </w:tblPr>
+  </w:style>
+  <w:style w:type="table" w:styleId="a1" w:customStyle="1">
+    <w:basedOn w:val="TableNormal"/>
+    <w:tblPr>
+      <w:tblStyleRowBandSize w:val="1"/>
+      <w:tblStyleColBandSize w:val="1"/>
+      <w:tblCellMar>
+        <w:top w:w="0.0" w:type="dxa"/>
+        <w:left w:w="108.0" w:type="dxa"/>
+        <w:bottom w:w="0.0" w:type="dxa"/>
+        <w:right w:w="108.0" w:type="dxa"/>
+      </w:tblCellMar>
+    </w:tblPr>
+  </w:style>
+  <w:style w:type="table" w:styleId="a2" w:customStyle="1">
+    <w:basedOn w:val="TableNormal"/>
+    <w:tblPr>
+      <w:tblStyleRowBandSize w:val="1"/>
+      <w:tblStyleColBandSize w:val="1"/>
+      <w:tblCellMar>
+        <w:top w:w="0.0" w:type="dxa"/>
+        <w:left w:w="108.0" w:type="dxa"/>
+        <w:bottom w:w="0.0" w:type="dxa"/>
+        <w:right w:w="108.0" w:type="dxa"/>
+      </w:tblCellMar>
+    </w:tblPr>
+  </w:style>
+  <w:style w:type="table" w:styleId="a3" w:customStyle="1">
+    <w:basedOn w:val="TableNormal"/>
+    <w:tblPr>
+      <w:tblStyleRowBandSize w:val="1"/>
+      <w:tblStyleColBandSize w:val="1"/>
+      <w:tblCellMar>
+        <w:top w:w="0.0" w:type="dxa"/>
+        <w:left w:w="108.0" w:type="dxa"/>
+        <w:bottom w:w="0.0" w:type="dxa"/>
+        <w:right w:w="108.0" w:type="dxa"/>
+      </w:tblCellMar>
+    </w:tblPr>
+  </w:style>
+  <w:style w:type="table" w:styleId="a4" w:customStyle="1">
+    <w:basedOn w:val="TableNormal"/>
+    <w:tblPr>
+      <w:tblStyleRowBandSize w:val="1"/>
+      <w:tblStyleColBandSize w:val="1"/>
+      <w:tblCellMar>
+        <w:top w:w="0.0" w:type="dxa"/>
+        <w:left w:w="108.0" w:type="dxa"/>
+        <w:bottom w:w="0.0" w:type="dxa"/>
+        <w:right w:w="108.0" w:type="dxa"/>
+      </w:tblCellMar>
+    </w:tblPr>
+  </w:style>
+  <w:style w:type="table" w:styleId="a5" w:customStyle="1">
+    <w:basedOn w:val="TableNormal"/>
+    <w:tblPr>
+      <w:tblStyleRowBandSize w:val="1"/>
+      <w:tblStyleColBandSize w:val="1"/>
+      <w:tblCellMar>
+        <w:top w:w="0.0" w:type="dxa"/>
+        <w:left w:w="108.0" w:type="dxa"/>
+        <w:bottom w:w="0.0" w:type="dxa"/>
+        <w:right w:w="108.0" w:type="dxa"/>
+      </w:tblCellMar>
+    </w:tblPr>
+  </w:style>
+  <w:style w:type="table" w:styleId="a6" w:customStyle="1">
+    <w:basedOn w:val="TableNormal"/>
+    <w:tblPr>
+      <w:tblStyleRowBandSize w:val="1"/>
+      <w:tblStyleColBandSize w:val="1"/>
+      <w:tblCellMar>
+        <w:top w:w="0.0" w:type="dxa"/>
+        <w:left w:w="108.0" w:type="dxa"/>
+        <w:bottom w:w="0.0" w:type="dxa"/>
+        <w:right w:w="108.0" w:type="dxa"/>
+      </w:tblCellMar>
+    </w:tblPr>
+  </w:style>
+  <w:style w:type="table" w:styleId="a7" w:customStyle="1">
+    <w:basedOn w:val="TableNormal"/>
+    <w:tblPr>
+      <w:tblStyleRowBandSize w:val="1"/>
+      <w:tblStyleColBandSize w:val="1"/>
+      <w:tblCellMar>
+        <w:top w:w="0.0" w:type="dxa"/>
+        <w:left w:w="108.0" w:type="dxa"/>
+        <w:bottom w:w="0.0" w:type="dxa"/>
+        <w:right w:w="108.0" w:type="dxa"/>
+      </w:tblCellMar>
+    </w:tblPr>
+  </w:style>
+  <w:style w:type="paragraph" w:styleId="Revisin">
+    <w:name w:val="Revision"/>
+    <w:hidden w:val="1"/>
+    <w:uiPriority w:val="99"/>
+    <w:semiHidden w:val="1"/>
+    <w:rsid w:val="00426BC4"/>
+    <w:pPr>
+      <w:widowControl w:val="1"/>
+    </w:pPr>
+  </w:style>
+  <w:style w:type="character" w:styleId="Refdecomentario">
+    <w:name w:val="annotation reference"/>
+    <w:basedOn w:val="Fuentedeprrafopredeter"/>
+    <w:uiPriority w:val="99"/>
+    <w:semiHidden w:val="1"/>
+    <w:unhideWhenUsed w:val="1"/>
+    <w:rsid w:val="00426BC4"/>
+    <w:rPr>
+      <w:sz w:val="16"/>
+      <w:szCs w:val="16"/>
+    </w:rPr>
+  </w:style>
+  <w:style w:type="paragraph" w:styleId="Textocomentario">
+    <w:name w:val="annotation text"/>
+    <w:basedOn w:val="Normal"/>
+    <w:link w:val="TextocomentarioCar"/>
+    <w:uiPriority w:val="99"/>
+    <w:semiHidden w:val="1"/>
+    <w:unhideWhenUsed w:val="1"/>
+    <w:rsid w:val="00426BC4"/>
+    <w:rPr>
+      <w:sz w:val="20"/>
+      <w:szCs w:val="20"/>
+    </w:rPr>
+  </w:style>
+  <w:style w:type="character" w:styleId="TextocomentarioCar" w:customStyle="1">
+    <w:name w:val="Texto comentario Car"/>
+    <w:basedOn w:val="Fuentedeprrafopredeter"/>
+    <w:link w:val="Textocomentario"/>
+    <w:uiPriority w:val="99"/>
+    <w:semiHidden w:val="1"/>
+    <w:rsid w:val="00426BC4"/>
+    <w:rPr>
+      <w:sz w:val="20"/>
+      <w:szCs w:val="20"/>
+    </w:rPr>
+  </w:style>
+  <w:style w:type="paragraph" w:styleId="Asuntodelcomentario">
+    <w:name w:val="annotation subject"/>
+    <w:basedOn w:val="Textocomentario"/>
+    <w:next w:val="Textocomentario"/>
+    <w:link w:val="AsuntodelcomentarioCar"/>
+    <w:uiPriority w:val="99"/>
+    <w:semiHidden w:val="1"/>
+    <w:unhideWhenUsed w:val="1"/>
+    <w:rsid w:val="00426BC4"/>
+    <w:rPr>
+      <w:b w:val="1"/>
+      <w:bCs w:val="1"/>
+    </w:rPr>
+  </w:style>
+  <w:style w:type="character" w:styleId="AsuntodelcomentarioCar" w:customStyle="1">
+    <w:name w:val="Asunto del comentario Car"/>
+    <w:basedOn w:val="TextocomentarioCar"/>
+    <w:link w:val="Asuntodelcomentario"/>
+    <w:uiPriority w:val="99"/>
+    <w:semiHidden w:val="1"/>
+    <w:rsid w:val="00426BC4"/>
+    <w:rPr>
+      <w:b w:val="1"/>
+      <w:bCs w:val="1"/>
+      <w:sz w:val="20"/>
+      <w:szCs w:val="20"/>
+    </w:rPr>
+  </w:style>
+  <w:style w:type="character" w:styleId="Hipervnculo">
+    <w:name w:val="Hyperlink"/>
+    <w:basedOn w:val="Fuentedeprrafopredeter"/>
+    <w:uiPriority w:val="99"/>
+    <w:unhideWhenUsed w:val="1"/>
+    <w:rsid w:val="00421BCF"/>
+    <w:rPr>
+      <w:color w:val="0000ff" w:themeColor="hyperlink"/>
+      <w:u w:val="single"/>
+    </w:rPr>
+  </w:style>
+  <w:style w:type="character" w:styleId="Mencinsinresolver">
+    <w:name w:val="Unresolved Mention"/>
+    <w:basedOn w:val="Fuentedeprrafopredeter"/>
+    <w:uiPriority w:val="99"/>
+    <w:semiHidden w:val="1"/>
+    <w:unhideWhenUsed w:val="1"/>
+    <w:rsid w:val="00421BCF"/>
+    <w:rPr>
+      <w:color w:val="605e5c"/>
+      <w:shd w:color="auto" w:fill="e1dfdd" w:val="clear"/>
+    </w:rPr>
+  </w:style>
   <w:style w:type="paragraph" w:styleId="Subtitle">
     <w:name w:val="Subtitle"/>
     <w:basedOn w:val="Normal"/>
@@ -7397,7 +7987,6 @@
     <w:pPr>
       <w:keepNext w:val="1"/>
       <w:keepLines w:val="1"/>
-      <w:pageBreakBefore w:val="0"/>
       <w:spacing w:after="80" w:before="360" w:lineRule="auto"/>
     </w:pPr>
     <w:rPr>
@@ -7847,4 +8436,19 @@
   </a:objectDefaults>
   <a:extraClrSchemeLst/>
 </a:theme>
+</file>
+
+<file path=customXML/item1.xml><?xml version="1.0" encoding="utf-8"?>
+<go:gDocsCustomXmlDataStorage xmlns:go="http://customooxmlschemas.google.com/" xmlns:r="http://schemas.openxmlformats.org/officeDocument/2006/relationships" uri="GoogleDocsCustomDataVersion2">
+  <go:docsCustomData xmlns:go="http://customooxmlschemas.google.com/" roundtripDataSignature="AMtx7mgY03LZdye306SR2s3PKtjOCNg5QQ==">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</go:docsCustomData>
+</go:gDocsCustomXmlDataStorage>
+</file>
+
+<file path=customXML/itemProps1.xml><?xml version="1.0" encoding="utf-8"?>
+<ds:datastoreItem xmlns:ds="http://schemas.openxmlformats.org/officeDocument/2006/customXml" ds:itemID="{11111111-1234-1234-1234-123412341234}">
+  <ds:schemaRefs>
+    <ds:schemaRef ds:uri="http://schemas.openxmlformats.org/officeDocument/2006/relationships"/>
+    <ds:schemaRef ds:uri="http://customooxmlschemas.google.com/"/>
+  </ds:schemaRefs>
+</ds:datastoreItem>
 </file>
--- a/docs/preliminary_project/anteproyecto.docx
+++ b/docs/preliminary_project/anteproyecto.docx
@@ -1031,16 +1031,7 @@
                 <w:szCs w:val="20"/>
                 <w:rtl w:val="0"/>
               </w:rPr>
-              <w:t xml:space="preserve"> </w:t>
-            </w:r>
-            <w:r>
-              <w:rPr>
-                <w:rFonts w:ascii="Times New Roman" w:cs="Times New Roman" w:eastAsia="Times New Roman" w:hAnsi="Times New Roman"/>
-                <w:sz w:val="20"/>
-                <w:szCs w:val="20"/>
-                <w:rtl w:val="0"/>
-              </w:rPr>
-              <w:t xml:space="preserve">y, en general, presentan limitaciones en cuanto a madurez, extensibilidad y variedad de algoritmos disponibles.</w:t>
+              <w:t xml:space="preserve">. En general, presentan limitaciones en cuanto a madurez, extensibilidad y variedad de algoritmos disponibles.</w:t>
             </w:r>
           </w:p>
           <w:p>
@@ -2216,7 +2207,7 @@
                 <w:szCs w:val="20"/>
                 <w:rtl w:val="0"/>
               </w:rPr>
-              <w:t xml:space="preserve">Respresentan la unidad fundamental de compilación, equivalente a una biblioteca o paquete en otros lenguajes, que contiene código Rust empaquetado. En esta fase se estudiarán los más relevantes de cara a este trabajo.</w:t>
+              <w:t xml:space="preserve">Representan la unidad fundamental de compilación, equivalente a una biblioteca o paquete en otros lenguajes, que contiene código Rust empaquetado. En esta fase se estudiarán los más relevantes de cara a este trabajo.</w:t>
             </w:r>
           </w:p>
           <w:p>
@@ -5404,25 +5395,8 @@
     </w:p>
     <w:p>
       <w:pPr>
-        <w:rPr>
-          <w:rFonts w:ascii="Times New Roman" w:cs="Times New Roman" w:eastAsia="Times New Roman" w:hAnsi="Times New Roman"/>
-          <w:sz w:val="24"/>
-          <w:szCs w:val="24"/>
-        </w:rPr>
-      </w:pPr>
-      <w:r>
-        <w:rPr>
-          <w:rtl w:val="0"/>
-        </w:rPr>
-      </w:r>
-    </w:p>
-    <w:p>
-      <w:pPr>
         <w:rPr/>
       </w:pPr>
-      <w:r>
-        <w:br w:type="page"/>
-      </w:r>
       <w:r>
         <w:rPr>
           <w:rtl w:val="0"/>
